--- a/交互产品开发/Output/21林昕+2023级+数字媒体艺术+影视班+《交互产品开发》+教学大纲.docx
+++ b/交互产品开发/Output/21林昕+2023级+数字媒体艺术+影视班+《交互产品开发》+教学大纲.docx
@@ -1710,6 +1710,28 @@
       <w:pPr>
         <w:pStyle w:val="3"/>
         <w:spacing w:line="400" w:lineRule="exact"/>
+        <w:ind w:firstLineChars="200" w:firstLine="480"/>
+        <w:rPr>
+          <w:rFonts w:ascii="SimSun" w:hAnsi="SimSun" w:cs="SimSun"/>
+          <w:sz w:val="24"/>
+          <w:szCs w:val="24"/>
+          <w:lang w:eastAsia="zh-CN"/>
+        </w:rPr>
+      </w:pPr>
+      <w:r>
+        <w:rPr>
+          <w:rFonts w:ascii="SimSun" w:hAnsi="SimSun"/>
+          <w:sz w:val="24"/>
+          <w:szCs w:val="24"/>
+          <w:lang w:eastAsia="zh-CN"/>
+        </w:rPr>
+        <w:t xml:space="preserve">参考教材：《交互设计：超越人机交互（原书第5版）》第一章 什么是交互设计；第二章 交互设计过程；《交互设计精髓 (About Face 4)》第一章 数字产品的设计过程；第二章 理解问题：设计研究</w:t>
+      </w:r>
+    </w:p>
+    <w:p>
+      <w:pPr>
+        <w:pStyle w:val="3"/>
+        <w:spacing w:line="400" w:lineRule="exact"/>
         <w:ind w:firstLineChars="200" w:firstLine="482"/>
         <w:rPr>
           <w:rFonts w:ascii="SimSun" w:hAnsi="SimSun" w:cs="SimSun"/>
@@ -2046,6 +2068,28 @@
       <w:pPr>
         <w:pStyle w:val="3"/>
         <w:spacing w:line="400" w:lineRule="exact"/>
+        <w:ind w:firstLineChars="200" w:firstLine="480"/>
+        <w:rPr>
+          <w:rFonts w:ascii="SimSun" w:hAnsi="SimSun" w:cs="SimSun"/>
+          <w:sz w:val="24"/>
+          <w:szCs w:val="24"/>
+          <w:lang w:eastAsia="zh-CN"/>
+        </w:rPr>
+      </w:pPr>
+      <w:r>
+        <w:rPr>
+          <w:rFonts w:ascii="SimSun" w:hAnsi="SimSun"/>
+          <w:sz w:val="24"/>
+          <w:szCs w:val="24"/>
+          <w:lang w:eastAsia="zh-CN"/>
+        </w:rPr>
+        <w:t xml:space="preserve">参考教材：《交互设计：超越人机交互（原书第5版）》第四章 认知方面；《交互设计精髓 (About Face 4)》第三章 用户建模：人物角色与目标</w:t>
+      </w:r>
+    </w:p>
+    <w:p>
+      <w:pPr>
+        <w:pStyle w:val="3"/>
+        <w:spacing w:line="400" w:lineRule="exact"/>
         <w:ind w:firstLineChars="200" w:firstLine="482"/>
         <w:rPr>
           <w:rFonts w:ascii="SimSun" w:hAnsi="SimSun" w:cs="SimSun"/>
@@ -2382,6 +2426,28 @@
       <w:pPr>
         <w:pStyle w:val="3"/>
         <w:spacing w:line="400" w:lineRule="exact"/>
+        <w:ind w:firstLineChars="200" w:firstLine="480"/>
+        <w:rPr>
+          <w:rFonts w:ascii="SimSun" w:hAnsi="SimSun" w:cs="SimSun"/>
+          <w:sz w:val="24"/>
+          <w:szCs w:val="24"/>
+          <w:lang w:eastAsia="zh-CN"/>
+        </w:rPr>
+      </w:pPr>
+      <w:r>
+        <w:rPr>
+          <w:rFonts w:ascii="SimSun" w:hAnsi="SimSun"/>
+          <w:sz w:val="24"/>
+          <w:szCs w:val="24"/>
+          <w:lang w:eastAsia="zh-CN"/>
+        </w:rPr>
+        <w:t xml:space="preserve">参考教材：《精益 UX：设计伟大产品的敏捷反求方法 (Lean UX)》第一章 比以往任何时候都更重要；第二章 原则；第三章 成果；第四章 精益UX画布</w:t>
+      </w:r>
+    </w:p>
+    <w:p>
+      <w:pPr>
+        <w:pStyle w:val="3"/>
+        <w:spacing w:line="400" w:lineRule="exact"/>
         <w:ind w:firstLineChars="200" w:firstLine="482"/>
         <w:rPr>
           <w:rFonts w:ascii="SimSun" w:hAnsi="SimSun" w:cs="SimSun"/>
@@ -2718,6 +2784,28 @@
       <w:pPr>
         <w:pStyle w:val="3"/>
         <w:spacing w:line="400" w:lineRule="exact"/>
+        <w:ind w:firstLineChars="200" w:firstLine="480"/>
+        <w:rPr>
+          <w:rFonts w:ascii="SimSun" w:hAnsi="SimSun" w:cs="SimSun"/>
+          <w:sz w:val="24"/>
+          <w:szCs w:val="24"/>
+          <w:lang w:eastAsia="zh-CN"/>
+        </w:rPr>
+      </w:pPr>
+      <w:r>
+        <w:rPr>
+          <w:rFonts w:ascii="SimSun" w:hAnsi="SimSun"/>
+          <w:sz w:val="24"/>
+          <w:szCs w:val="24"/>
+          <w:lang w:eastAsia="zh-CN"/>
+        </w:rPr>
+        <w:t xml:space="preserve">参考教材：《精益 UX：设计伟大产品的敏捷反求方法 (Lean UX)》第十章 方格6：假设；第十一章 方格7：我们最需要了解什么？；第十二章 方格8：MVP与实验</w:t>
+      </w:r>
+    </w:p>
+    <w:p>
+      <w:pPr>
+        <w:pStyle w:val="3"/>
+        <w:spacing w:line="400" w:lineRule="exact"/>
         <w:ind w:firstLineChars="200" w:firstLine="482"/>
         <w:rPr>
           <w:rFonts w:ascii="SimSun" w:hAnsi="SimSun" w:cs="SimSun"/>
@@ -3054,6 +3142,28 @@
       <w:pPr>
         <w:pStyle w:val="3"/>
         <w:spacing w:line="400" w:lineRule="exact"/>
+        <w:ind w:firstLineChars="200" w:firstLine="480"/>
+        <w:rPr>
+          <w:rFonts w:ascii="SimSun" w:hAnsi="SimSun" w:cs="SimSun"/>
+          <w:sz w:val="24"/>
+          <w:szCs w:val="24"/>
+          <w:lang w:eastAsia="zh-CN"/>
+        </w:rPr>
+      </w:pPr>
+      <w:r>
+        <w:rPr>
+          <w:rFonts w:ascii="SimSun" w:hAnsi="SimSun"/>
+          <w:sz w:val="24"/>
+          <w:szCs w:val="24"/>
+          <w:lang w:eastAsia="zh-CN"/>
+        </w:rPr>
+        <w:t xml:space="preserve">参考教材：《交互设计精髓 (About Face 4)》第四章 设定愿景：场景与设计需求；第五章 设计产品：框架与精炼</w:t>
+      </w:r>
+    </w:p>
+    <w:p>
+      <w:pPr>
+        <w:pStyle w:val="3"/>
+        <w:spacing w:line="400" w:lineRule="exact"/>
         <w:ind w:firstLineChars="200" w:firstLine="482"/>
         <w:rPr>
           <w:rFonts w:ascii="SimSun" w:hAnsi="SimSun" w:cs="SimSun"/>
@@ -3390,6 +3500,28 @@
       <w:pPr>
         <w:pStyle w:val="3"/>
         <w:spacing w:line="400" w:lineRule="exact"/>
+        <w:ind w:firstLineChars="200" w:firstLine="480"/>
+        <w:rPr>
+          <w:rFonts w:ascii="SimSun" w:hAnsi="SimSun" w:cs="SimSun"/>
+          <w:sz w:val="24"/>
+          <w:szCs w:val="24"/>
+          <w:lang w:eastAsia="zh-CN"/>
+        </w:rPr>
+      </w:pPr>
+      <w:r>
+        <w:rPr>
+          <w:rFonts w:ascii="SimSun" w:hAnsi="SimSun"/>
+          <w:sz w:val="24"/>
+          <w:szCs w:val="24"/>
+          <w:lang w:eastAsia="zh-CN"/>
+        </w:rPr>
+        <w:t xml:space="preserve">参考教材：《数字媒体交互设计（慕课版）》第二章 Web端'家居'网页交互UI设计</w:t>
+      </w:r>
+    </w:p>
+    <w:p>
+      <w:pPr>
+        <w:pStyle w:val="3"/>
+        <w:spacing w:line="400" w:lineRule="exact"/>
         <w:ind w:firstLineChars="200" w:firstLine="482"/>
         <w:rPr>
           <w:rFonts w:ascii="SimSun" w:hAnsi="SimSun" w:cs="SimSun"/>
@@ -3726,6 +3858,28 @@
       <w:pPr>
         <w:pStyle w:val="3"/>
         <w:spacing w:line="400" w:lineRule="exact"/>
+        <w:ind w:firstLineChars="200" w:firstLine="480"/>
+        <w:rPr>
+          <w:rFonts w:ascii="SimSun" w:hAnsi="SimSun" w:cs="SimSun"/>
+          <w:sz w:val="24"/>
+          <w:szCs w:val="24"/>
+          <w:lang w:eastAsia="zh-CN"/>
+        </w:rPr>
+      </w:pPr>
+      <w:r>
+        <w:rPr>
+          <w:rFonts w:ascii="SimSun" w:hAnsi="SimSun"/>
+          <w:sz w:val="24"/>
+          <w:szCs w:val="24"/>
+          <w:lang w:eastAsia="zh-CN"/>
+        </w:rPr>
+        <w:t xml:space="preserve">参考教材：《Refactoring UI》层级至上；《Refactoring UI》色彩运用</w:t>
+      </w:r>
+    </w:p>
+    <w:p>
+      <w:pPr>
+        <w:pStyle w:val="3"/>
+        <w:spacing w:line="400" w:lineRule="exact"/>
         <w:ind w:firstLineChars="200" w:firstLine="482"/>
         <w:rPr>
           <w:rFonts w:ascii="SimSun" w:hAnsi="SimSun" w:cs="SimSun"/>
@@ -4062,6 +4216,28 @@
       <w:pPr>
         <w:pStyle w:val="3"/>
         <w:spacing w:line="400" w:lineRule="exact"/>
+        <w:ind w:firstLineChars="200" w:firstLine="480"/>
+        <w:rPr>
+          <w:rFonts w:ascii="SimSun" w:hAnsi="SimSun" w:cs="SimSun"/>
+          <w:sz w:val="24"/>
+          <w:szCs w:val="24"/>
+          <w:lang w:eastAsia="zh-CN"/>
+        </w:rPr>
+      </w:pPr>
+      <w:r>
+        <w:rPr>
+          <w:rFonts w:ascii="SimSun" w:hAnsi="SimSun"/>
+          <w:sz w:val="24"/>
+          <w:szCs w:val="24"/>
+          <w:lang w:eastAsia="zh-CN"/>
+        </w:rPr>
+        <w:t xml:space="preserve">参考教材：《Refactoring UI》创造深度；《Refactoring UI》收尾润色</w:t>
+      </w:r>
+    </w:p>
+    <w:p>
+      <w:pPr>
+        <w:pStyle w:val="3"/>
+        <w:spacing w:line="400" w:lineRule="exact"/>
         <w:ind w:firstLineChars="200" w:firstLine="482"/>
         <w:rPr>
           <w:rFonts w:ascii="SimSun" w:hAnsi="SimSun" w:cs="SimSun"/>
@@ -4398,6 +4574,28 @@
       <w:pPr>
         <w:pStyle w:val="3"/>
         <w:spacing w:line="400" w:lineRule="exact"/>
+        <w:ind w:firstLineChars="200" w:firstLine="480"/>
+        <w:rPr>
+          <w:rFonts w:ascii="SimSun" w:hAnsi="SimSun" w:cs="SimSun"/>
+          <w:sz w:val="24"/>
+          <w:szCs w:val="24"/>
+          <w:lang w:eastAsia="zh-CN"/>
+        </w:rPr>
+      </w:pPr>
+      <w:r>
+        <w:rPr>
+          <w:rFonts w:ascii="SimSun" w:hAnsi="SimSun"/>
+          <w:sz w:val="24"/>
+          <w:szCs w:val="24"/>
+          <w:lang w:eastAsia="zh-CN"/>
+        </w:rPr>
+        <w:t xml:space="preserve">参考教材：《数字媒体交互设计（慕课版）》第四章 Web端'电商平台'产品交互设计开发；第五章 移动端'教学助手'App产品交互设计开发</w:t>
+      </w:r>
+    </w:p>
+    <w:p>
+      <w:pPr>
+        <w:pStyle w:val="3"/>
+        <w:spacing w:line="400" w:lineRule="exact"/>
         <w:ind w:firstLineChars="200" w:firstLine="482"/>
         <w:rPr>
           <w:rFonts w:ascii="SimSun" w:hAnsi="SimSun" w:cs="SimSun"/>
@@ -4734,6 +4932,28 @@
       <w:pPr>
         <w:pStyle w:val="3"/>
         <w:spacing w:line="400" w:lineRule="exact"/>
+        <w:ind w:firstLineChars="200" w:firstLine="480"/>
+        <w:rPr>
+          <w:rFonts w:ascii="SimSun" w:hAnsi="SimSun" w:cs="SimSun"/>
+          <w:sz w:val="24"/>
+          <w:szCs w:val="24"/>
+          <w:lang w:eastAsia="zh-CN"/>
+        </w:rPr>
+      </w:pPr>
+      <w:r>
+        <w:rPr>
+          <w:rFonts w:ascii="SimSun" w:hAnsi="SimSun"/>
+          <w:sz w:val="24"/>
+          <w:szCs w:val="24"/>
+          <w:lang w:eastAsia="zh-CN"/>
+        </w:rPr>
+        <w:t xml:space="preserve">参考教材：《交互设计精髓 (About Face 4)》第十一章 编排与心流</w:t>
+      </w:r>
+    </w:p>
+    <w:p>
+      <w:pPr>
+        <w:pStyle w:val="3"/>
+        <w:spacing w:line="400" w:lineRule="exact"/>
         <w:ind w:firstLineChars="200" w:firstLine="482"/>
         <w:rPr>
           <w:rFonts w:ascii="SimSun" w:hAnsi="SimSun" w:cs="SimSun"/>
@@ -5070,6 +5290,28 @@
       <w:pPr>
         <w:pStyle w:val="3"/>
         <w:spacing w:line="400" w:lineRule="exact"/>
+        <w:ind w:firstLineChars="200" w:firstLine="480"/>
+        <w:rPr>
+          <w:rFonts w:ascii="SimSun" w:hAnsi="SimSun" w:cs="SimSun"/>
+          <w:sz w:val="24"/>
+          <w:szCs w:val="24"/>
+          <w:lang w:eastAsia="zh-CN"/>
+        </w:rPr>
+      </w:pPr>
+      <w:r>
+        <w:rPr>
+          <w:rFonts w:ascii="SimSun" w:hAnsi="SimSun"/>
+          <w:sz w:val="24"/>
+          <w:szCs w:val="24"/>
+          <w:lang w:eastAsia="zh-CN"/>
+        </w:rPr>
+        <w:t xml:space="preserve">参考教材：《交互设计精髓 (About Face 4)》第十五章 防止错误与辅助决策</w:t>
+      </w:r>
+    </w:p>
+    <w:p>
+      <w:pPr>
+        <w:pStyle w:val="3"/>
+        <w:spacing w:line="400" w:lineRule="exact"/>
         <w:ind w:firstLineChars="200" w:firstLine="482"/>
         <w:rPr>
           <w:rFonts w:ascii="SimSun" w:hAnsi="SimSun" w:cs="SimSun"/>
@@ -5406,6 +5648,28 @@
       <w:pPr>
         <w:pStyle w:val="3"/>
         <w:spacing w:line="400" w:lineRule="exact"/>
+        <w:ind w:firstLineChars="200" w:firstLine="480"/>
+        <w:rPr>
+          <w:rFonts w:ascii="SimSun" w:hAnsi="SimSun" w:cs="SimSun"/>
+          <w:sz w:val="24"/>
+          <w:szCs w:val="24"/>
+          <w:lang w:eastAsia="zh-CN"/>
+        </w:rPr>
+      </w:pPr>
+      <w:r>
+        <w:rPr>
+          <w:rFonts w:ascii="SimSun" w:hAnsi="SimSun"/>
+          <w:sz w:val="24"/>
+          <w:szCs w:val="24"/>
+          <w:lang w:eastAsia="zh-CN"/>
+        </w:rPr>
+        <w:t xml:space="preserve">参考教材：《交互设计：超越人机交互（原书第5版）》第十四章 评估导论；第十五章 评估研究：从受控到自然环境</w:t>
+      </w:r>
+    </w:p>
+    <w:p>
+      <w:pPr>
+        <w:pStyle w:val="3"/>
+        <w:spacing w:line="400" w:lineRule="exact"/>
         <w:ind w:firstLineChars="200" w:firstLine="482"/>
         <w:rPr>
           <w:rFonts w:ascii="SimSun" w:hAnsi="SimSun" w:cs="SimSun"/>
@@ -5742,6 +6006,28 @@
       <w:pPr>
         <w:pStyle w:val="3"/>
         <w:spacing w:line="400" w:lineRule="exact"/>
+        <w:ind w:firstLineChars="200" w:firstLine="480"/>
+        <w:rPr>
+          <w:rFonts w:ascii="SimSun" w:hAnsi="SimSun" w:cs="SimSun"/>
+          <w:sz w:val="24"/>
+          <w:szCs w:val="24"/>
+          <w:lang w:eastAsia="zh-CN"/>
+        </w:rPr>
+      </w:pPr>
+      <w:r>
+        <w:rPr>
+          <w:rFonts w:ascii="SimSun" w:hAnsi="SimSun"/>
+          <w:sz w:val="24"/>
+          <w:szCs w:val="24"/>
+          <w:lang w:eastAsia="zh-CN"/>
+        </w:rPr>
+        <w:t xml:space="preserve">参考教材：《精益 UX：设计伟大产品的敏捷反求方法 (Lean UX)》第十五章 反馈与研究</w:t>
+      </w:r>
+    </w:p>
+    <w:p>
+      <w:pPr>
+        <w:pStyle w:val="3"/>
+        <w:spacing w:line="400" w:lineRule="exact"/>
         <w:ind w:firstLineChars="200" w:firstLine="482"/>
         <w:rPr>
           <w:rFonts w:ascii="SimSun" w:hAnsi="SimSun" w:cs="SimSun"/>
@@ -6078,6 +6364,28 @@
       <w:pPr>
         <w:pStyle w:val="3"/>
         <w:spacing w:line="400" w:lineRule="exact"/>
+        <w:ind w:firstLineChars="200" w:firstLine="480"/>
+        <w:rPr>
+          <w:rFonts w:ascii="SimSun" w:hAnsi="SimSun" w:cs="SimSun"/>
+          <w:sz w:val="24"/>
+          <w:szCs w:val="24"/>
+          <w:lang w:eastAsia="zh-CN"/>
+        </w:rPr>
+      </w:pPr>
+      <w:r>
+        <w:rPr>
+          <w:rFonts w:ascii="SimSun" w:hAnsi="SimSun"/>
+          <w:sz w:val="24"/>
+          <w:szCs w:val="24"/>
+          <w:lang w:eastAsia="zh-CN"/>
+        </w:rPr>
+        <w:t xml:space="preserve">参考教材：《精益 UX：设计伟大产品的敏捷反求方法 (Lean UX)》第十六章 精益UX与敏捷的整合；第十七章 推动组织变革</w:t>
+      </w:r>
+    </w:p>
+    <w:p>
+      <w:pPr>
+        <w:pStyle w:val="3"/>
+        <w:spacing w:line="400" w:lineRule="exact"/>
         <w:ind w:firstLineChars="200" w:firstLine="482"/>
         <w:rPr>
           <w:rFonts w:ascii="SimSun" w:hAnsi="SimSun" w:cs="SimSun"/>
@@ -6386,6 +6694,28 @@
           <w:lang w:eastAsia="zh-CN"/>
         </w:rPr>
         <w:t xml:space="preserve">15.1 学生最终交互单页的验收：侧重痛点挖掘到走查修改的闭环过程</w:t>
+      </w:r>
+    </w:p>
+    <w:p>
+      <w:pPr>
+        <w:pStyle w:val="3"/>
+        <w:spacing w:line="400" w:lineRule="exact"/>
+        <w:ind w:firstLineChars="200" w:firstLine="480"/>
+        <w:rPr>
+          <w:rFonts w:ascii="SimSun" w:hAnsi="SimSun" w:cs="SimSun"/>
+          <w:sz w:val="24"/>
+          <w:szCs w:val="24"/>
+          <w:lang w:eastAsia="zh-CN"/>
+        </w:rPr>
+      </w:pPr>
+      <w:r>
+        <w:rPr>
+          <w:rFonts w:ascii="SimSun" w:hAnsi="SimSun"/>
+          <w:sz w:val="24"/>
+          <w:szCs w:val="24"/>
+          <w:lang w:eastAsia="zh-CN"/>
+        </w:rPr>
+        <w:t xml:space="preserve">参考教材：《交互设计精髓》全书综合复习</w:t>
       </w:r>
     </w:p>
     <w:p>

--- a/交互产品开发/Output/21林昕+2023级+数字媒体艺术+影视班+《交互产品开发》+教学大纲.docx
+++ b/交互产品开发/Output/21林昕+2023级+数字媒体艺术+影视班+《交互产品开发》+教学大纲.docx
@@ -1221,7 +1221,7 @@
           <w:szCs w:val="24"/>
           <w:lang w:eastAsia="zh-CN"/>
         </w:rPr>
-        <w:t xml:space="preserve">本课程是数字媒体艺术专业的核心课程，定位为"AI 辅助的交互体验与系统设计"。课程有意识地剥离了传统重度后端的 SaaS 工程逻辑，转而聚焦于交互体验装置与单页面互动应用的开发。课程体系依托《Interaction Design》的认知科学框架，向下兼容《Lean UX》的模型验证与《About Face 4》的信息流构架，并引入 Vibe Coding 理念，让学生借助前沿 AI 代码生成工具 (如 v0、CodeGeeX)，跨越前端工程门槛，独立完成从痛点洞察、高保真状态机构筑到体验式前端输出的闭环。</w:t>
+        <w:t xml:space="preserve">本课程是数字媒体艺术专业的核心课程，定位为"AI 辅助的交互体验与系统设计"。课程有意识地剥离了传统重度后端的 SaaS 工程逻辑，转而聚焦于交互体验装置与单页面互动应用的开发。课程体系依托《Interaction Design》的认知科学框架，向下兼容《Lean UX》的模型验证与《About Face 4》的信息流构架，并引入 Vibe Coding 理念与实操，让学生借助前沿 AI 代码生成工具 (如 v0、CodeGeeX)，跨越前端工程门槛，独立完成从痛点洞察、高保真状态机构筑到体验式前端输出的闭环。</w:t>
       </w:r>
     </w:p>
     <w:p>
@@ -1278,7 +1278,7 @@
           <w:szCs w:val="24"/>
           <w:lang w:eastAsia="zh-CN"/>
         </w:rPr>
-        <w:t xml:space="preserve">课程采用强设定的"1主线+4实验"模式，贯穿15周教学。以"交互单页面体验应用"为项目驱动核心，摒弃假大空的文档撰写，注重"假设驱动"的敏捷落地方孔。教学过程通过"周理论输入 -&gt; 周课内实战 -&gt; 阶段性实验验收"的节奏，最终通过极简的 AI 工具生成可交互的前沿动效静态雏形，并在教室内完成基于启发式走查与出声思考法的同侪可用性测试评估。</w:t>
+        <w:t xml:space="preserve">课程采用强设定的"1主线+4实验"模式，贯穿15周教学。以"交互单页面体验应用"为项目驱动核心，摒弃假大空的文档撰写，注重"假设驱动"的敏捷落地方孔。教学过程通过"周实操导引 -&gt; 周课内实战 -&gt; 阶段性实验验收"的节奏，最终通过极简的 AI 工具生成可交互的前沿动效静态雏形，并在教室内完成基于启发式走查与出声思考法的同侪可用性测试评估。</w:t>
       </w:r>
     </w:p>
     <w:p>
@@ -1636,7 +1636,7 @@
           <w:szCs w:val="24"/>
           <w:lang w:eastAsia="zh-CN"/>
         </w:rPr>
-        <w:t xml:space="preserve">项目一  交互体系概论基础</w:t>
+        <w:t xml:space="preserve">第1章  交互体系概论基础</w:t>
       </w:r>
     </w:p>
     <w:p>
@@ -1681,7 +1681,7 @@
           <w:szCs w:val="24"/>
           <w:lang w:eastAsia="zh-CN"/>
         </w:rPr>
-        <w:t xml:space="preserve">1.1 交互与UX的本质定义；可用性与体验目标</w:t>
+        <w:t xml:space="preserve">1.1 交互与UX的概念与实际运用；可用性与体验目标</w:t>
       </w:r>
     </w:p>
     <w:p>
@@ -1885,7 +1885,7 @@
           <w:szCs w:val="24"/>
           <w:lang w:eastAsia="zh-CN"/>
         </w:rPr>
-        <w:t xml:space="preserve">理论讲授、案例分析、产品逆向体验拆解小组实战</w:t>
+        <w:t xml:space="preserve">项目导引、案例分析、产品逆向体验拆解小组实战</w:t>
       </w:r>
     </w:p>
     <w:p>
@@ -1994,7 +1994,7 @@
           <w:szCs w:val="24"/>
           <w:lang w:eastAsia="zh-CN"/>
         </w:rPr>
-        <w:t xml:space="preserve">项目二  人类认知与心智摩擦</w:t>
+        <w:t xml:space="preserve">第2章  人类认知与心智摩擦</w:t>
       </w:r>
     </w:p>
     <w:p>
@@ -2039,7 +2039,7 @@
           <w:szCs w:val="24"/>
           <w:lang w:eastAsia="zh-CN"/>
         </w:rPr>
-        <w:t xml:space="preserve">2.1 认知框架与记忆负荷；心智模型与界面隐喻</w:t>
+        <w:t xml:space="preserve">2.1 认知框架与记忆负荷优化实践；心智模型与界面隐喻</w:t>
       </w:r>
     </w:p>
     <w:p>
@@ -2243,7 +2243,7 @@
           <w:szCs w:val="24"/>
           <w:lang w:eastAsia="zh-CN"/>
         </w:rPr>
-        <w:t xml:space="preserve">理论讲授、白板推演、热力图认知分析实践</w:t>
+        <w:t xml:space="preserve">项目导引、白板推演、热力图认知分析实践</w:t>
       </w:r>
     </w:p>
     <w:p>
@@ -2352,7 +2352,7 @@
           <w:szCs w:val="24"/>
           <w:lang w:eastAsia="zh-CN"/>
         </w:rPr>
-        <w:t xml:space="preserve">项目三  产品洞察与痛点切入</w:t>
+        <w:t xml:space="preserve">第3章  产品洞察与痛点切入</w:t>
       </w:r>
     </w:p>
     <w:p>
@@ -2601,7 +2601,7 @@
           <w:szCs w:val="24"/>
           <w:lang w:eastAsia="zh-CN"/>
         </w:rPr>
-        <w:t xml:space="preserve">理论讲授、访谈技巧示范、微调研方案设计实录</w:t>
+        <w:t xml:space="preserve">项目导引、访谈技巧示范、微调研方案设计实录</w:t>
       </w:r>
     </w:p>
     <w:p>
@@ -2710,7 +2710,7 @@
           <w:szCs w:val="24"/>
           <w:lang w:eastAsia="zh-CN"/>
         </w:rPr>
-        <w:t xml:space="preserve">项目四  假设驱动与MVP构建</w:t>
+        <w:t xml:space="preserve">第4章  假设驱动与MVP构建</w:t>
       </w:r>
     </w:p>
     <w:p>
@@ -2959,7 +2959,7 @@
           <w:szCs w:val="24"/>
           <w:lang w:eastAsia="zh-CN"/>
         </w:rPr>
-        <w:t xml:space="preserve">理论讲授、案例复盘、MVP 清单讨论与决策</w:t>
+        <w:t xml:space="preserve">项目导引、案例复盘、MVP 清单讨论与决策</w:t>
       </w:r>
     </w:p>
     <w:p>
@@ -3068,7 +3068,7 @@
           <w:szCs w:val="24"/>
           <w:lang w:eastAsia="zh-CN"/>
         </w:rPr>
-        <w:t xml:space="preserve">项目五  目标导向路径与架构</w:t>
+        <w:t xml:space="preserve">第5章  目标导向路径与架构</w:t>
       </w:r>
     </w:p>
     <w:p>
@@ -3317,7 +3317,7 @@
           <w:szCs w:val="24"/>
           <w:lang w:eastAsia="zh-CN"/>
         </w:rPr>
-        <w:t xml:space="preserve">理论讲授、系统蓝图拆解、状态机白板绘图实操</w:t>
+        <w:t xml:space="preserve">项目导引、系统蓝图拆解、状态机白板绘图实操</w:t>
       </w:r>
     </w:p>
     <w:p>
@@ -3426,7 +3426,7 @@
           <w:szCs w:val="24"/>
           <w:lang w:eastAsia="zh-CN"/>
         </w:rPr>
-        <w:t xml:space="preserve">项目六  容器工程化基础映射</w:t>
+        <w:t xml:space="preserve">第6章  容器工程化基础映射</w:t>
       </w:r>
     </w:p>
     <w:p>
@@ -3675,7 +3675,7 @@
           <w:szCs w:val="24"/>
           <w:lang w:eastAsia="zh-CN"/>
         </w:rPr>
-        <w:t xml:space="preserve">理论讲授、设计系统工程化演示、Figma 容器搭建测验</w:t>
+        <w:t xml:space="preserve">项目导引、设计系统工程化演示、Figma 容器搭建测验</w:t>
       </w:r>
     </w:p>
     <w:p>
@@ -3784,7 +3784,7 @@
           <w:szCs w:val="24"/>
           <w:lang w:eastAsia="zh-CN"/>
         </w:rPr>
-        <w:t xml:space="preserve">项目七  视觉重构：层级与色彩</w:t>
+        <w:t xml:space="preserve">第7章  视觉重构：层级与色彩</w:t>
       </w:r>
     </w:p>
     <w:p>
@@ -4033,7 +4033,7 @@
           <w:szCs w:val="24"/>
           <w:lang w:eastAsia="zh-CN"/>
         </w:rPr>
-        <w:t xml:space="preserve">理论讲授、重构对比赏析、视觉 Token 系统推演实践</w:t>
+        <w:t xml:space="preserve">项目导引、重构对比赏析、视觉 Token 系统推演实践</w:t>
       </w:r>
     </w:p>
     <w:p>
@@ -4142,7 +4142,7 @@
           <w:szCs w:val="24"/>
           <w:lang w:eastAsia="zh-CN"/>
         </w:rPr>
-        <w:t xml:space="preserve">项目八  视觉重构：深度与防错</w:t>
+        <w:t xml:space="preserve">第8章  视觉重构：深度与防错</w:t>
       </w:r>
     </w:p>
     <w:p>
@@ -4187,7 +4187,7 @@
           <w:szCs w:val="24"/>
           <w:lang w:eastAsia="zh-CN"/>
         </w:rPr>
-        <w:t xml:space="preserve">8.1 光影深度营造原则；处理极限/错误边界与情境反馈</w:t>
+        <w:t xml:space="preserve">8.1 光影深度营造实操；处理极限/错误边界与情境反馈</w:t>
       </w:r>
     </w:p>
     <w:p>
@@ -4391,7 +4391,7 @@
           <w:szCs w:val="24"/>
           <w:lang w:eastAsia="zh-CN"/>
         </w:rPr>
-        <w:t xml:space="preserve">理论讲授、边缘错误案例分析、防错页面设计实操</w:t>
+        <w:t xml:space="preserve">项目导引、边缘错误案例分析、防错页面设计实操</w:t>
       </w:r>
     </w:p>
     <w:p>
@@ -4500,7 +4500,7 @@
           <w:szCs w:val="24"/>
           <w:lang w:eastAsia="zh-CN"/>
         </w:rPr>
-        <w:t xml:space="preserve">项目九  AI 原型协作结构化</w:t>
+        <w:t xml:space="preserve">第9章  AI 原型协作结构化</w:t>
       </w:r>
     </w:p>
     <w:p>
@@ -4545,7 +4545,7 @@
           <w:szCs w:val="24"/>
           <w:lang w:eastAsia="zh-CN"/>
         </w:rPr>
-        <w:t xml:space="preserve">9.1 大语言模型的人机协同系统架构法；界面生成 Prompt 工程</w:t>
+        <w:t xml:space="preserve">9.1 大语言模型的人机协同系统架构应用；界面生成 Prompt 工程</w:t>
       </w:r>
     </w:p>
     <w:p>
@@ -4653,7 +4653,7 @@
           <w:szCs w:val="24"/>
           <w:lang w:eastAsia="zh-CN"/>
         </w:rPr>
-        <w:t xml:space="preserve">Vibe Coding 理念：基于确定的视觉/逻辑基座，向大模型输出结构化 Prompt</w:t>
+        <w:t xml:space="preserve">Vibe Coding 理念与实操：基于确定的视觉/逻辑基座，向大模型输出结构化 Prompt</w:t>
       </w:r>
     </w:p>
     <w:p>
@@ -4749,7 +4749,7 @@
           <w:szCs w:val="24"/>
           <w:lang w:eastAsia="zh-CN"/>
         </w:rPr>
-        <w:t xml:space="preserve">理论讲授、AI 生成翻车案例排雷、结构化 Prompt 演练</w:t>
+        <w:t xml:space="preserve">项目导引、AI 生成翻车案例排雷、结构化 Prompt 演练</w:t>
       </w:r>
     </w:p>
     <w:p>
@@ -4858,7 +4858,7 @@
           <w:szCs w:val="24"/>
           <w:lang w:eastAsia="zh-CN"/>
         </w:rPr>
-        <w:t xml:space="preserve">项目十  前沿动效组件融入</w:t>
+        <w:t xml:space="preserve">第10章  前沿动效组件融入</w:t>
       </w:r>
     </w:p>
     <w:p>
@@ -4903,7 +4903,7 @@
           <w:szCs w:val="24"/>
           <w:lang w:eastAsia="zh-CN"/>
         </w:rPr>
-        <w:t xml:space="preserve">10.1 前端交互特效融合机制；微观反馈的理论支撑</w:t>
+        <w:t xml:space="preserve">10.1 前端交互特效融合机制与实操；微观反馈的理论支撑</w:t>
       </w:r>
     </w:p>
     <w:p>
@@ -5107,7 +5107,7 @@
           <w:szCs w:val="24"/>
           <w:lang w:eastAsia="zh-CN"/>
         </w:rPr>
-        <w:t xml:space="preserve">理论讲授、优秀动效组件赏析、AI 驱动特效接入实拍</w:t>
+        <w:t xml:space="preserve">项目导引、优秀动效组件赏析、AI 驱动特效接入实拍</w:t>
       </w:r>
     </w:p>
     <w:p>
@@ -5216,7 +5216,7 @@
           <w:szCs w:val="24"/>
           <w:lang w:eastAsia="zh-CN"/>
         </w:rPr>
-        <w:t xml:space="preserve">项目十一  逻辑排障与兜底策略</w:t>
+        <w:t xml:space="preserve">第11章  逻辑排障与兜底策略</w:t>
       </w:r>
     </w:p>
     <w:p>
@@ -5465,7 +5465,7 @@
           <w:szCs w:val="24"/>
           <w:lang w:eastAsia="zh-CN"/>
         </w:rPr>
-        <w:t xml:space="preserve">理论讲授、重度 Bug 抢救实演、混合保真兜底演练</w:t>
+        <w:t xml:space="preserve">项目导引、重度 Bug 抢救实演、混合保真兜底演练</w:t>
       </w:r>
     </w:p>
     <w:p>
@@ -5574,7 +5574,7 @@
           <w:szCs w:val="24"/>
           <w:lang w:eastAsia="zh-CN"/>
         </w:rPr>
-        <w:t xml:space="preserve">项目十二  启发式评估原理与应用</w:t>
+        <w:t xml:space="preserve">第12章  启发式评估原理与应用</w:t>
       </w:r>
     </w:p>
     <w:p>
@@ -5619,7 +5619,7 @@
           <w:szCs w:val="24"/>
           <w:lang w:eastAsia="zh-CN"/>
         </w:rPr>
-        <w:t xml:space="preserve">12.1 可用性客观评估标准引入；Nielsen十大可用性真理</w:t>
+        <w:t xml:space="preserve">12.1 可用性客观评估标准实战导入；Nielsen十大可用性真理</w:t>
       </w:r>
     </w:p>
     <w:p>
@@ -5823,7 +5823,7 @@
           <w:szCs w:val="24"/>
           <w:lang w:eastAsia="zh-CN"/>
         </w:rPr>
-        <w:t xml:space="preserve">理论讲授、对照打分示范、各组互换原型进行专家检验</w:t>
+        <w:t xml:space="preserve">项目导引、对照打分示范、各组互换原型进行专家检验</w:t>
       </w:r>
     </w:p>
     <w:p>
@@ -5932,7 +5932,7 @@
           <w:szCs w:val="24"/>
           <w:lang w:eastAsia="zh-CN"/>
         </w:rPr>
-        <w:t xml:space="preserve">项目十三  对话与可操作测试法</w:t>
+        <w:t xml:space="preserve">第13章  对话与可操作测试法</w:t>
       </w:r>
     </w:p>
     <w:p>
@@ -6181,7 +6181,7 @@
           <w:szCs w:val="24"/>
           <w:lang w:eastAsia="zh-CN"/>
         </w:rPr>
-        <w:t xml:space="preserve">理论讲授、主持过程正反面情景重现、实地组编组下放测试</w:t>
+        <w:t xml:space="preserve">项目导引、主持过程正反面情景重现、实地组编组下放测试</w:t>
       </w:r>
     </w:p>
     <w:p>
@@ -6290,7 +6290,7 @@
           <w:szCs w:val="24"/>
           <w:lang w:eastAsia="zh-CN"/>
         </w:rPr>
-        <w:t xml:space="preserve">项目十四  数据复盘与作品库凝练</w:t>
+        <w:t xml:space="preserve">第14章  数据复盘与作品库凝练</w:t>
       </w:r>
     </w:p>
     <w:p>
@@ -6539,7 +6539,7 @@
           <w:szCs w:val="24"/>
           <w:lang w:eastAsia="zh-CN"/>
         </w:rPr>
-        <w:t xml:space="preserve">理论讲授、作品集结构剖析、数据归纳实操、展板撰写辅导</w:t>
+        <w:t xml:space="preserve">项目导引、作品集结构剖析、数据归纳实操、展板撰写辅导</w:t>
       </w:r>
     </w:p>
     <w:p>
@@ -6648,7 +6648,7 @@
           <w:szCs w:val="24"/>
           <w:lang w:eastAsia="zh-CN"/>
         </w:rPr>
-        <w:t xml:space="preserve">项目十五  课程综合路演检查</w:t>
+        <w:t xml:space="preserve">第15章  课程综合路演检查</w:t>
       </w:r>
     </w:p>
     <w:p>

--- a/交互产品开发/Output/21林昕+2023级+数字媒体艺术+影视班+《交互产品开发》+教学大纲.docx
+++ b/交互产品开发/Output/21林昕+2023级+数字媒体艺术+影视班+《交互产品开发》+教学大纲.docx
@@ -2419,7 +2419,7 @@
           <w:szCs w:val="24"/>
           <w:lang w:eastAsia="zh-CN"/>
         </w:rPr>
-        <w:t xml:space="preserve">3.2 启动 实验1(Exp1)，拟定 JTBD 微调研方案</w:t>
+        <w:t xml:space="preserve">3.2 启动 实验1(Exp1)，JTBD 深度访谈 AI 陪练</w:t>
       </w:r>
     </w:p>
     <w:p>
@@ -2777,7 +2777,7 @@
           <w:szCs w:val="24"/>
           <w:lang w:eastAsia="zh-CN"/>
         </w:rPr>
-        <w:t xml:space="preserve">4.2 完成 实验1(Exp1)，输出互动应用最小可行性清单</w:t>
+        <w:t xml:space="preserve">4.2 启动并完成 实验2(Exp2)，制作 Proto-Persona 用户画像</w:t>
       </w:r>
     </w:p>
     <w:p>
@@ -3135,7 +3135,7 @@
           <w:szCs w:val="24"/>
           <w:lang w:eastAsia="zh-CN"/>
         </w:rPr>
-        <w:t xml:space="preserve">5.2 启动 实验2(Exp2)，起草应用状态流转白板图</w:t>
+        <w:t xml:space="preserve">5.2 启动 实验3(Exp3)，起草应用状态流转白板图</w:t>
       </w:r>
     </w:p>
     <w:p>
@@ -4209,7 +4209,7 @@
           <w:szCs w:val="24"/>
           <w:lang w:eastAsia="zh-CN"/>
         </w:rPr>
-        <w:t xml:space="preserve">8.2 收尾 实验2(Exp2)，建立视觉 Token Prompt 集</w:t>
+        <w:t xml:space="preserve">8.2 收尾 实验3(Exp3)，建立视觉 Token Prompt 集</w:t>
       </w:r>
     </w:p>
     <w:p>
@@ -4567,7 +4567,7 @@
           <w:szCs w:val="24"/>
           <w:lang w:eastAsia="zh-CN"/>
         </w:rPr>
-        <w:t xml:space="preserve">9.2 启动 实验3(Exp3)，通过 v0 生成应用初始视图壳层</w:t>
+        <w:t xml:space="preserve">9.2 启动 实验4(Exp4)，通过 v0 生成应用初始视图壳层</w:t>
       </w:r>
     </w:p>
     <w:p>
@@ -5283,7 +5283,7 @@
           <w:szCs w:val="24"/>
           <w:lang w:eastAsia="zh-CN"/>
         </w:rPr>
-        <w:t xml:space="preserve">11.2 收尾 实验3(Exp3)，通过Figma修复串联断裂的状态</w:t>
+        <w:t xml:space="preserve">11.2 收尾 实验4(Exp4)，通过Figma修复串联断裂的状态</w:t>
       </w:r>
     </w:p>
     <w:p>
@@ -5641,7 +5641,7 @@
           <w:szCs w:val="24"/>
           <w:lang w:eastAsia="zh-CN"/>
         </w:rPr>
-        <w:t xml:space="preserve">12.2 启动 实验4(Exp4)，生生互评跨组走查日</w:t>
+        <w:t xml:space="preserve">12.2 启动 实验5(Exp5)，生生互评跨组走查日</w:t>
       </w:r>
     </w:p>
     <w:p>
@@ -6357,7 +6357,7 @@
           <w:szCs w:val="24"/>
           <w:lang w:eastAsia="zh-CN"/>
         </w:rPr>
-        <w:t xml:space="preserve">14.2 收尾 实验4(Exp4)，总结测试痛点并定版前后旅程对比</w:t>
+        <w:t xml:space="preserve">14.2 收尾 实验5(Exp5)，总结测试痛点并定版前后旅程对比</w:t>
       </w:r>
     </w:p>
     <w:p>
@@ -8434,7 +8434,7 @@
                 <w:szCs w:val="21"/>
                 <w:lang w:eastAsia="zh-CN"/>
               </w:rPr>
-              <w:t xml:space="preserve">对应实验1「概念设计与交互主线」。考核要求：完成交互应用的早期定性调研报告与逻辑MVP线框图，体现痛点洞察与JTBD方法论的运用。</w:t>
+              <w:t xml:space="preserve">对应实验1「JTBD深度访谈AI陪练」与实验2「Proto-Persona画像制作」。考核要求：完成交互应用的早期定性调研报告与Proto-Persona画像，体现痛点洞察与假设驱动方法论的运用。</w:t>
             </w:r>
           </w:p>
         </w:tc>
@@ -8603,7 +8603,7 @@
                 <w:szCs w:val="21"/>
                 <w:lang w:eastAsia="zh-CN"/>
               </w:rPr>
-              <w:t xml:space="preserve">对应实验2「状态机映射与视觉体系」。考核要求：产出系统级的页面状态流转架构图及原子级设计Token体系，体现目标导向路径编排能力。</w:t>
+              <w:t xml:space="preserve">对应实验3「状态机映射与视觉体系」。考核要求：产出系统级的页面状态流转架构图及原子级设计Token体系，体现目标导向路径编排能力。</w:t>
             </w:r>
           </w:p>
         </w:tc>
@@ -8773,7 +8773,7 @@
                 <w:szCs w:val="21"/>
                 <w:lang w:eastAsia="zh-CN"/>
               </w:rPr>
-              <w:t xml:space="preserve">对应实验3「AI原型与创意动效生成」。考核要求：运用AI代码助手生成高保真静态界面并注入基础创意动效，体现对Vibe Coding与人机协同工作流的运用能力。</w:t>
+              <w:t xml:space="preserve">对应实验4「AI原型与创意动效生成」。考核要求：运用AI代码助手生成高保真静态界面并注入基础创意动效，体现对Vibe Coding与人机协同工作流的运用能力。</w:t>
             </w:r>
           </w:p>
         </w:tc>

--- a/交互产品开发/Output/21林昕+2023级+数字媒体艺术+影视班+《交互产品开发》+教学大纲.docx
+++ b/交互产品开发/Output/21林昕+2023级+数字媒体艺术+影视班+《交互产品开发》+教学大纲.docx
@@ -8398,7 +8398,7 @@
                 <w:szCs w:val="21"/>
                 <w:lang w:eastAsia="zh-CN"/>
               </w:rPr>
-              <w:t xml:space="preserve">章节测试1（10%）</w:t>
+              <w:t xml:space="preserve">章节测试一（10%）</w:t>
             </w:r>
             <w:bookmarkEnd w:id="30"/>
           </w:p>
@@ -8434,7 +8434,7 @@
                 <w:szCs w:val="21"/>
                 <w:lang w:eastAsia="zh-CN"/>
               </w:rPr>
-              <w:t xml:space="preserve">对应实验1「JTBD深度访谈AI陪练」与实验2「Proto-Persona画像制作」。考核要求：完成交互应用的早期定性调研报告与Proto-Persona画像，体现痛点洞察与假设驱动方法论的运用。</w:t>
+              <w:t xml:space="preserve">对应实验 1「Jobs to be Done 的反弹陪练」。考核要求：完成基于 AI 反弹陪练的深度访谈，挖掘核心痛点，并提炼结构化的 JTBD 报告。</w:t>
             </w:r>
           </w:p>
         </w:tc>
@@ -8567,7 +8567,7 @@
                 <w:szCs w:val="21"/>
                 <w:lang w:eastAsia="zh-CN"/>
               </w:rPr>
-              <w:t xml:space="preserve">章节测试2（15%）</w:t>
+              <w:t xml:space="preserve">章节测试二（15%）</w:t>
             </w:r>
             <w:bookmarkEnd w:id="36"/>
           </w:p>
@@ -8603,7 +8603,7 @@
                 <w:szCs w:val="21"/>
                 <w:lang w:eastAsia="zh-CN"/>
               </w:rPr>
-              <w:t xml:space="preserve">对应实验3「状态机映射与视觉体系」。考核要求：产出系统级的页面状态流转架构图及原子级设计Token体系，体现目标导向路径编排能力。</w:t>
+              <w:t xml:space="preserve">对应实验 2「画出 Proto Persona（用户画像）」。考核要求：运用设计工具将早期定性调研数据视觉化，产出严谨的四大标准模块用户画像卡，体现假设驱动方法论。</w:t>
             </w:r>
           </w:p>
         </w:tc>
@@ -8737,7 +8737,7 @@
                 <w:szCs w:val="21"/>
                 <w:lang w:eastAsia="zh-CN"/>
               </w:rPr>
-              <w:t xml:space="preserve">章节测试3（15%）</w:t>
+              <w:t xml:space="preserve">章节测试三（15%）</w:t>
             </w:r>
           </w:p>
         </w:tc>
@@ -8773,7 +8773,7 @@
                 <w:szCs w:val="21"/>
                 <w:lang w:eastAsia="zh-CN"/>
               </w:rPr>
-              <w:t xml:space="preserve">对应实验4「AI原型与创意动效生成」。考核要求：运用AI代码助手生成高保真静态界面并注入基础创意动效，体现对Vibe Coding与人机协同工作流的运用能力。</w:t>
+              <w:t xml:space="preserve">对应实验 3「AI Agents 驱动的个人作品集网站实现」。考核要求：产出包含完整前期过程文档（简报、PRD、前端规范、架构）及基于纯 HTML/CSS/JS 实现的 4 个核心网页初稿，体现 AI 协作与文档驱动的工程能力。</w:t>
             </w:r>
           </w:p>
         </w:tc>

--- a/交互产品开发/Output/21林昕+2023级+数字媒体艺术+影视班+《交互产品开发》+教学大纲.docx
+++ b/交互产品开发/Output/21林昕+2023级+数字媒体艺术+影视班+《交互产品开发》+教学大纲.docx
@@ -1681,7 +1681,7 @@
           <w:szCs w:val="24"/>
           <w:lang w:eastAsia="zh-CN"/>
         </w:rPr>
-        <w:t xml:space="preserve">1.1 交互与UX的概念与实际运用；可用性与体验目标</w:t>
+        <w:t xml:space="preserve">本周模块涵盖交互体系概论基础。模块1通过分析数字系统失败导致的“认知摩擦”及其四宗罪，揭示产品体验坍塌的组织级根因；模块2界定交互设计的历史演变与概念、物理、界面、交互四大垂直维度，并厘清七大可用性底线与感性体验目标的关系；模块3深度解析工程实施模型、表现模型与用户心理模型之间的错位、背叛与平衡策略；模块4讲授可见性、反馈、约束、一致性及示能等防止摩擦的五大设计原则，并剖析暗黑模式与无障碍设计的内涵；模块5引入精益设计（Lean UX）与MVP理念，指导学生通过定性访谈进行痛点诊断，并以极低成本进行敏捷验证。</w:t>
       </w:r>
     </w:p>
     <w:p>
@@ -1703,7 +1703,231 @@
           <w:szCs w:val="24"/>
           <w:lang w:eastAsia="zh-CN"/>
         </w:rPr>
-        <w:t xml:space="preserve">1.2 产品体验的逆向拆解实验</w:t>
+        <w:t xml:space="preserve">参考教材：《交互设计：超越人机交互（原书第5版）》第一章 什么是交互设计；第二章 交互设计过程；《交互设计精髓 (About Face 4)》第一章 数字产品的设计过程；第二章 理解问题：设计研究</w:t>
+      </w:r>
+    </w:p>
+    <w:p>
+      <w:pPr>
+        <w:pStyle w:val="3"/>
+        <w:spacing w:line="400" w:lineRule="exact"/>
+        <w:ind w:firstLineChars="200" w:firstLine="482"/>
+        <w:rPr>
+          <w:rFonts w:ascii="SimSun" w:hAnsi="SimSun" w:cs="SimSun"/>
+          <w:sz w:val="24"/>
+          <w:szCs w:val="24"/>
+          <w:lang w:eastAsia="zh-CN"/>
+        </w:rPr>
+      </w:pPr>
+      <w:r>
+        <w:rPr>
+          <w:rFonts w:ascii="SimSun" w:hAnsi="SimSun"/>
+          <w:b/>
+          <w:sz w:val="24"/>
+          <w:szCs w:val="24"/>
+          <w:lang w:eastAsia="zh-CN"/>
+        </w:rPr>
+        <w:t>教学要求：</w:t>
+      </w:r>
+      <w:r>
+        <w:rPr>
+          <w:rFonts w:ascii="SimSun" w:hAnsi="SimSun"/>
+          <w:sz w:val="24"/>
+          <w:szCs w:val="24"/>
+          <w:lang w:eastAsia="zh-CN"/>
+        </w:rPr>
+        <w:t xml:space="preserve">理解交互设计与用户体验的区别与联系，掌握核心可用性原则</w:t>
+      </w:r>
+    </w:p>
+    <w:p>
+      <w:pPr>
+        <w:pStyle w:val="3"/>
+        <w:spacing w:line="400" w:lineRule="exact"/>
+        <w:ind w:firstLineChars="200" w:firstLine="482"/>
+        <w:rPr>
+          <w:rFonts w:ascii="SimSun" w:hAnsi="SimSun" w:cs="SimSun"/>
+          <w:sz w:val="24"/>
+          <w:szCs w:val="24"/>
+          <w:lang w:eastAsia="zh-CN"/>
+        </w:rPr>
+      </w:pPr>
+      <w:r>
+        <w:rPr>
+          <w:rFonts w:ascii="SimSun" w:hAnsi="SimSun"/>
+          <w:b/>
+          <w:sz w:val="24"/>
+          <w:szCs w:val="24"/>
+          <w:lang w:eastAsia="zh-CN"/>
+        </w:rPr>
+        <w:t>重点：</w:t>
+      </w:r>
+      <w:r>
+        <w:rPr>
+          <w:rFonts w:ascii="SimSun" w:hAnsi="SimSun"/>
+          <w:sz w:val="24"/>
+          <w:szCs w:val="24"/>
+          <w:lang w:eastAsia="zh-CN"/>
+        </w:rPr>
+        <w:t xml:space="preserve">建立以用户心理模型为中心的设计哲学，打破以机器逻辑或视觉表象主导的固有认知。核心在于掌握工程、表现、心理三大心智模型，并应用可用性七大红线及防摩擦五大原则。</w:t>
+      </w:r>
+    </w:p>
+    <w:p>
+      <w:pPr>
+        <w:pStyle w:val="3"/>
+        <w:spacing w:line="400" w:lineRule="exact"/>
+        <w:ind w:firstLineChars="200" w:firstLine="482"/>
+        <w:rPr>
+          <w:rFonts w:ascii="SimSun" w:hAnsi="SimSun" w:cs="SimSun"/>
+          <w:sz w:val="24"/>
+          <w:szCs w:val="24"/>
+          <w:lang w:eastAsia="zh-CN"/>
+        </w:rPr>
+      </w:pPr>
+      <w:r>
+        <w:rPr>
+          <w:rFonts w:ascii="SimSun" w:hAnsi="SimSun"/>
+          <w:b/>
+          <w:sz w:val="24"/>
+          <w:szCs w:val="24"/>
+          <w:lang w:eastAsia="zh-CN"/>
+        </w:rPr>
+        <w:t>难点：</w:t>
+      </w:r>
+      <w:r>
+        <w:rPr>
+          <w:rFonts w:ascii="SimSun" w:hAnsi="SimSun"/>
+          <w:sz w:val="24"/>
+          <w:szCs w:val="24"/>
+          <w:lang w:eastAsia="zh-CN"/>
+        </w:rPr>
+        <w:t xml:space="preserve">准确识别和区分三大认知模型，理解如何通过巧妙的“表现模型”有效弥合底层冰冷代码与人类直觉预期之间的鸿沟；在实操中能够准确使用预防式约束和多模态反馈来消除数字体验的认知摩擦。</w:t>
+      </w:r>
+    </w:p>
+    <w:p>
+      <w:pPr>
+        <w:pStyle w:val="3"/>
+        <w:spacing w:line="400" w:lineRule="exact"/>
+        <w:ind w:firstLineChars="200" w:firstLine="482"/>
+        <w:rPr>
+          <w:rFonts w:ascii="SimSun" w:hAnsi="SimSun" w:cs="SimSun"/>
+          <w:sz w:val="24"/>
+          <w:szCs w:val="24"/>
+          <w:lang w:eastAsia="zh-CN"/>
+        </w:rPr>
+      </w:pPr>
+      <w:r>
+        <w:rPr>
+          <w:rFonts w:ascii="SimSun" w:hAnsi="SimSun"/>
+          <w:b/>
+          <w:sz w:val="24"/>
+          <w:szCs w:val="24"/>
+          <w:lang w:eastAsia="zh-CN"/>
+        </w:rPr>
+        <w:t>课程思政融入点：</w:t>
+      </w:r>
+      <w:r>
+        <w:rPr>
+          <w:rFonts w:ascii="SimSun" w:hAnsi="SimSun"/>
+          <w:sz w:val="24"/>
+          <w:szCs w:val="24"/>
+          <w:lang w:eastAsia="zh-CN"/>
+        </w:rPr>
+        <w:t xml:space="preserve">反思盲目的数字化带来的系统性排斥，倡导通过“过渡性设计”保留物理退路以关怀老年人及弱势群体；严厉批判榨取用户的“暗黑模式”套路；确立“无障碍设计是对全人类情境致残的终极包容”的观念，重塑科技向善的数字伦理与人文安全温度。</w:t>
+      </w:r>
+    </w:p>
+    <w:p>
+      <w:pPr>
+        <w:pStyle w:val="3"/>
+        <w:spacing w:line="400" w:lineRule="exact"/>
+        <w:ind w:firstLineChars="200" w:firstLine="482"/>
+        <w:rPr>
+          <w:rFonts w:ascii="SimSun" w:hAnsi="SimSun" w:cs="SimSun"/>
+          <w:sz w:val="24"/>
+          <w:szCs w:val="24"/>
+          <w:lang w:eastAsia="zh-CN"/>
+        </w:rPr>
+      </w:pPr>
+      <w:r>
+        <w:rPr>
+          <w:rFonts w:ascii="SimSun" w:hAnsi="SimSun"/>
+          <w:b/>
+          <w:sz w:val="24"/>
+          <w:szCs w:val="24"/>
+          <w:lang w:eastAsia="zh-CN"/>
+        </w:rPr>
+        <w:t>采用的教学方法：</w:t>
+      </w:r>
+      <w:r>
+        <w:rPr>
+          <w:rFonts w:ascii="SimSun" w:hAnsi="SimSun"/>
+          <w:sz w:val="24"/>
+          <w:szCs w:val="24"/>
+          <w:lang w:eastAsia="zh-CN"/>
+        </w:rPr>
+        <w:t xml:space="preserve">项目导引、案例分析、产品逆向体验拆解小组实战</w:t>
+      </w:r>
+    </w:p>
+    <w:p>
+      <w:pPr>
+        <w:pStyle w:val="3"/>
+        <w:spacing w:line="400" w:lineRule="exact"/>
+        <w:ind w:firstLineChars="200" w:firstLine="482"/>
+        <w:rPr>
+          <w:rFonts w:ascii="SimSun" w:hAnsi="SimSun" w:cs="SimSun"/>
+          <w:sz w:val="24"/>
+          <w:szCs w:val="24"/>
+          <w:lang w:eastAsia="zh-CN"/>
+        </w:rPr>
+      </w:pPr>
+      <w:r>
+        <w:rPr>
+          <w:rFonts w:ascii="SimSun" w:hAnsi="SimSun"/>
+          <w:b/>
+          <w:sz w:val="24"/>
+          <w:szCs w:val="24"/>
+          <w:lang w:eastAsia="zh-CN"/>
+        </w:rPr>
+        <w:t>理论学时：</w:t>
+      </w:r>
+      <w:r>
+        <w:rPr>
+          <w:rFonts w:ascii="SimSun" w:hAnsi="SimSun"/>
+          <w:sz w:val="24"/>
+          <w:szCs w:val="24"/>
+          <w:lang w:eastAsia="zh-CN"/>
+        </w:rPr>
+        <w:t xml:space="preserve">0学时</w:t>
+      </w:r>
+    </w:p>
+    <w:p>
+      <w:pPr>
+        <w:pStyle w:val="3"/>
+        <w:spacing w:line="400" w:lineRule="exact"/>
+        <w:ind w:firstLineChars="200" w:firstLine="482"/>
+        <w:rPr>
+          <w:rFonts w:ascii="SimSun" w:hAnsi="SimSun"/>
+          <w:sz w:val="24"/>
+          <w:szCs w:val="24"/>
+          <w:lang w:eastAsia="zh-CN"/>
+        </w:rPr>
+      </w:pPr>
+      <w:r>
+        <w:rPr>
+          <w:rFonts w:ascii="SimSun" w:hAnsi="SimSun"/>
+          <w:b/>
+          <w:sz w:val="24"/>
+          <w:szCs w:val="24"/>
+          <w:lang w:eastAsia="zh-CN"/>
+        </w:rPr>
+        <w:t>实践学时：</w:t>
+      </w:r>
+      <w:r>
+        <w:rPr>
+          <w:rFonts w:ascii="SimSun" w:hAnsi="SimSun"/>
+          <w:sz w:val="24"/>
+          <w:szCs w:val="24"/>
+          <w:lang w:eastAsia="zh-CN"/>
+        </w:rPr>
+        <w:t xml:space="preserve">4学时</w:t>
       </w:r>
     </w:p>
     <w:p>
@@ -1725,7 +1949,97 @@
           <w:szCs w:val="24"/>
           <w:lang w:eastAsia="zh-CN"/>
         </w:rPr>
-        <w:t xml:space="preserve">参考教材：《交互设计：超越人机交互（原书第5版）》第一章 什么是交互设计；第二章 交互设计过程；《交互设计精髓 (About Face 4)》第一章 数字产品的设计过程；第二章 理解问题：设计研究</w:t>
+        <w:t/>
+      </w:r>
+    </w:p>
+    <w:p>
+      <w:pPr>
+        <w:pStyle w:val="3"/>
+        <w:spacing w:line="400" w:lineRule="exact"/>
+        <w:ind w:firstLineChars="200" w:firstLine="482"/>
+        <w:rPr>
+          <w:rFonts w:ascii="SimSun" w:hAnsi="SimSun" w:cs="Tahoma"/>
+          <w:sz w:val="24"/>
+          <w:szCs w:val="24"/>
+          <w:lang w:eastAsia="zh-CN"/>
+        </w:rPr>
+      </w:pPr>
+      <w:r>
+        <w:rPr>
+          <w:rFonts w:ascii="SimSun" w:hAnsi="SimSun" w:cs="Tahoma"/>
+          <w:b/>
+          <w:sz w:val="24"/>
+          <w:szCs w:val="24"/>
+          <w:lang w:eastAsia="zh-CN"/>
+        </w:rPr>
+        <w:t xml:space="preserve">第2章  人类认知与心智摩擦</w:t>
+      </w:r>
+    </w:p>
+    <w:p>
+      <w:pPr>
+        <w:pStyle w:val="3"/>
+        <w:spacing w:line="400" w:lineRule="exact"/>
+        <w:ind w:firstLineChars="200" w:firstLine="482"/>
+        <w:rPr>
+          <w:rFonts w:ascii="SimSun" w:hAnsi="SimSun" w:cs="SimSun"/>
+          <w:sz w:val="24"/>
+          <w:szCs w:val="24"/>
+          <w:lang w:eastAsia="zh-CN"/>
+        </w:rPr>
+      </w:pPr>
+      <w:r>
+        <w:rPr>
+          <w:rFonts w:ascii="SimSun" w:hAnsi="SimSun"/>
+          <w:b/>
+          <w:sz w:val="24"/>
+          <w:szCs w:val="24"/>
+          <w:lang w:eastAsia="zh-CN"/>
+        </w:rPr>
+        <w:t>主要知识点：</w:t>
+      </w:r>
+    </w:p>
+    <w:p>
+      <w:pPr>
+        <w:pStyle w:val="3"/>
+        <w:spacing w:line="400" w:lineRule="exact"/>
+        <w:ind w:firstLineChars="200" w:firstLine="480"/>
+        <w:rPr>
+          <w:rFonts w:ascii="SimSun" w:hAnsi="SimSun" w:cs="SimSun"/>
+          <w:sz w:val="24"/>
+          <w:szCs w:val="24"/>
+          <w:lang w:eastAsia="zh-CN"/>
+        </w:rPr>
+      </w:pPr>
+      <w:r>
+        <w:rPr>
+          <w:rFonts w:ascii="SimSun" w:hAnsi="SimSun"/>
+          <w:sz w:val="24"/>
+          <w:szCs w:val="24"/>
+          <w:lang w:eastAsia="zh-CN"/>
+        </w:rPr>
+        <w:t xml:space="preserve">本周课程系统探讨了人机交互中『心智摩擦』的认知心理学根源。内容涵盖人类认知的核心限制（注意力的极其狭窄、感知的格式塔原理、脆弱的工作记忆瓶颈）、Norman 的意图与反馈断裂（执行鸿沟与评估鸿沟）、Cooper 的三种系统模型博弈（实现模型、表现模型与心理模型）、界面隐喻的演进与数字原生反叛，以及基于『识别胜于回忆』、渐进式披露与外部认知机制的认知负荷管理策略。</w:t>
+      </w:r>
+    </w:p>
+    <w:p>
+      <w:pPr>
+        <w:pStyle w:val="3"/>
+        <w:spacing w:line="400" w:lineRule="exact"/>
+        <w:ind w:firstLineChars="200" w:firstLine="480"/>
+        <w:rPr>
+          <w:rFonts w:ascii="SimSun" w:hAnsi="SimSun" w:cs="SimSun"/>
+          <w:sz w:val="24"/>
+          <w:szCs w:val="24"/>
+          <w:lang w:eastAsia="zh-CN"/>
+        </w:rPr>
+      </w:pPr>
+      <w:r>
+        <w:rPr>
+          <w:rFonts w:ascii="SimSun" w:hAnsi="SimSun"/>
+          <w:sz w:val="24"/>
+          <w:szCs w:val="24"/>
+          <w:lang w:eastAsia="zh-CN"/>
+        </w:rPr>
+        <w:t xml:space="preserve">参考教材：《交互设计：超越人机交互（原书第5版）》第四章 认知方面；《交互设计精髓 (About Face 4)》第三章 用户建模：人物角色与目标</w:t>
       </w:r>
     </w:p>
     <w:p>
@@ -1757,7 +2071,7 @@
           <w:szCs w:val="24"/>
           <w:lang w:eastAsia="zh-CN"/>
         </w:rPr>
-        <w:t xml:space="preserve">理解交互设计与用户体验的区别与联系，掌握核心可用性原则</w:t>
+        <w:t xml:space="preserve">深入理解人类认知局限与短时记忆负荷，掌握心智模型与界面隐喻的映射规律</w:t>
       </w:r>
     </w:p>
     <w:p>
@@ -1789,7 +2103,7 @@
           <w:szCs w:val="24"/>
           <w:lang w:eastAsia="zh-CN"/>
         </w:rPr>
-        <w:t xml:space="preserve">交互设计的本质定义与可用性目标评估标准</w:t>
+        <w:t xml:space="preserve">人类认知科学与交互心智模型，深入解构执行与评估鸿沟、三种心智模型博弈、界面隐喻的局限以及工作记忆容量法则。</w:t>
       </w:r>
     </w:p>
     <w:p>
@@ -1821,7 +2135,7 @@
           <w:szCs w:val="24"/>
           <w:lang w:eastAsia="zh-CN"/>
         </w:rPr>
-        <w:t xml:space="preserve">如何在具体产品分析中准确区分交互的易用性与整体体验感</w:t>
+        <w:t xml:space="preserve">准确区分并应用抽象的心理学与交互理论模型（如区分可供性与信号标识、理解表现模型与心理模型的错位），避免理论教条化（如误用 Miller 的 7±2 法则），并将这些底层原理转化为解决复杂系统认知过载的实际重构策略。</w:t>
       </w:r>
     </w:p>
     <w:p>
@@ -1853,7 +2167,7 @@
           <w:szCs w:val="24"/>
           <w:lang w:eastAsia="zh-CN"/>
         </w:rPr>
-        <w:t xml:space="preserve">结合本土互联网产品的出海成功案例，增强数字化创新自信</w:t>
+        <w:t xml:space="preserve">包容性设计（Inclusive Design）与数字平权：强调适老化改造与无障碍设计并非设计的可选项，而是数字公民社会的法律义务与人本底线，引导学生关注视听或认知衰退群体的数字生存状况。</w:t>
       </w:r>
     </w:p>
     <w:p>
@@ -1885,7 +2199,7 @@
           <w:szCs w:val="24"/>
           <w:lang w:eastAsia="zh-CN"/>
         </w:rPr>
-        <w:t xml:space="preserve">项目导引、案例分析、产品逆向体验拆解小组实战</w:t>
+        <w:t xml:space="preserve">项目导引、白板推演、热力图认知分析实践</w:t>
       </w:r>
     </w:p>
     <w:p>
@@ -1994,7 +2308,7 @@
           <w:szCs w:val="24"/>
           <w:lang w:eastAsia="zh-CN"/>
         </w:rPr>
-        <w:t xml:space="preserve">第2章  人类认知与心智摩擦</w:t>
+        <w:t xml:space="preserve">第3章  产品洞察与痛点切入</w:t>
       </w:r>
     </w:p>
     <w:p>
@@ -2039,7 +2353,7 @@
           <w:szCs w:val="24"/>
           <w:lang w:eastAsia="zh-CN"/>
         </w:rPr>
-        <w:t xml:space="preserve">2.1 认知框架与记忆负荷优化实践；心智模型与界面隐喻</w:t>
+        <w:t xml:space="preserve">本周课程聚焦于产品洞察与痛点切入。通过回顾认知摩擦，揭示产品-市场错配的三种死法。深入剖析用户的“言行鸿沟”（Say-Do Gap），打破焦点小组的验证式提问陷阱。引入敏捷创业的定性调研方法（如人类学田野调查、5-Why深访），并结合JTBD（Jobs-to-be-Done）框架，将需求精准剥离为功能、社会与情感三个维度。最终，教授如何将洞察转化为结构化的Problem Statement与先导指标，并启动首个田野微调研实践项目。</w:t>
       </w:r>
     </w:p>
     <w:p>
@@ -2061,7 +2375,231 @@
           <w:szCs w:val="24"/>
           <w:lang w:eastAsia="zh-CN"/>
         </w:rPr>
-        <w:t xml:space="preserve">2.2 视觉热力与认知过载节点重构</w:t>
+        <w:t xml:space="preserve">参考教材：《精益 UX：设计伟大产品的敏捷反求方法 (Lean UX)》第一章 比以往任何时候都更重要；第二章 原则；第三章 成果；第四章 精益UX画布</w:t>
+      </w:r>
+    </w:p>
+    <w:p>
+      <w:pPr>
+        <w:pStyle w:val="3"/>
+        <w:spacing w:line="400" w:lineRule="exact"/>
+        <w:ind w:firstLineChars="200" w:firstLine="482"/>
+        <w:rPr>
+          <w:rFonts w:ascii="SimSun" w:hAnsi="SimSun" w:cs="SimSun"/>
+          <w:sz w:val="24"/>
+          <w:szCs w:val="24"/>
+          <w:lang w:eastAsia="zh-CN"/>
+        </w:rPr>
+      </w:pPr>
+      <w:r>
+        <w:rPr>
+          <w:rFonts w:ascii="SimSun" w:hAnsi="SimSun"/>
+          <w:b/>
+          <w:sz w:val="24"/>
+          <w:szCs w:val="24"/>
+          <w:lang w:eastAsia="zh-CN"/>
+        </w:rPr>
+        <w:t>教学要求：</w:t>
+      </w:r>
+      <w:r>
+        <w:rPr>
+          <w:rFonts w:ascii="SimSun" w:hAnsi="SimSun"/>
+          <w:sz w:val="24"/>
+          <w:szCs w:val="24"/>
+          <w:lang w:eastAsia="zh-CN"/>
+        </w:rPr>
+        <w:t xml:space="preserve">掌握精益用户体验研究中的定性调研方法；能敏锐挖掘用户痛点与业务机会</w:t>
+      </w:r>
+    </w:p>
+    <w:p>
+      <w:pPr>
+        <w:pStyle w:val="3"/>
+        <w:spacing w:line="400" w:lineRule="exact"/>
+        <w:ind w:firstLineChars="200" w:firstLine="482"/>
+        <w:rPr>
+          <w:rFonts w:ascii="SimSun" w:hAnsi="SimSun" w:cs="SimSun"/>
+          <w:sz w:val="24"/>
+          <w:szCs w:val="24"/>
+          <w:lang w:eastAsia="zh-CN"/>
+        </w:rPr>
+      </w:pPr>
+      <w:r>
+        <w:rPr>
+          <w:rFonts w:ascii="SimSun" w:hAnsi="SimSun"/>
+          <w:b/>
+          <w:sz w:val="24"/>
+          <w:szCs w:val="24"/>
+          <w:lang w:eastAsia="zh-CN"/>
+        </w:rPr>
+        <w:t>重点：</w:t>
+      </w:r>
+      <w:r>
+        <w:rPr>
+          <w:rFonts w:ascii="SimSun" w:hAnsi="SimSun"/>
+          <w:sz w:val="24"/>
+          <w:szCs w:val="24"/>
+          <w:lang w:eastAsia="zh-CN"/>
+        </w:rPr>
+        <w:t xml:space="preserve">掌握反直觉的定性调研方法（参与式观察与5-Whys深度访谈），并运用JTBD框架将表面需求剥离为功能、社会和情感三维动机，最终转化为精准的问题陈述（Problem Statement）。</w:t>
+      </w:r>
+    </w:p>
+    <w:p>
+      <w:pPr>
+        <w:pStyle w:val="3"/>
+        <w:spacing w:line="400" w:lineRule="exact"/>
+        <w:ind w:firstLineChars="200" w:firstLine="482"/>
+        <w:rPr>
+          <w:rFonts w:ascii="SimSun" w:hAnsi="SimSun" w:cs="SimSun"/>
+          <w:sz w:val="24"/>
+          <w:szCs w:val="24"/>
+          <w:lang w:eastAsia="zh-CN"/>
+        </w:rPr>
+      </w:pPr>
+      <w:r>
+        <w:rPr>
+          <w:rFonts w:ascii="SimSun" w:hAnsi="SimSun"/>
+          <w:b/>
+          <w:sz w:val="24"/>
+          <w:szCs w:val="24"/>
+          <w:lang w:eastAsia="zh-CN"/>
+        </w:rPr>
+        <w:t>难点：</w:t>
+      </w:r>
+      <w:r>
+        <w:rPr>
+          <w:rFonts w:ascii="SimSun" w:hAnsi="SimSun"/>
+          <w:sz w:val="24"/>
+          <w:szCs w:val="24"/>
+          <w:lang w:eastAsia="zh-CN"/>
+        </w:rPr>
+        <w:t xml:space="preserve">克服“验证式诱导提问”的直觉陷阱，学会在高压访谈中通过连续追问和场景还原，穿透用户因社会期望而产生的“言行鸿沟”，捕捉最底层的心理动机和物理摩擦。</w:t>
+      </w:r>
+    </w:p>
+    <w:p>
+      <w:pPr>
+        <w:pStyle w:val="3"/>
+        <w:spacing w:line="400" w:lineRule="exact"/>
+        <w:ind w:firstLineChars="200" w:firstLine="482"/>
+        <w:rPr>
+          <w:rFonts w:ascii="SimSun" w:hAnsi="SimSun" w:cs="SimSun"/>
+          <w:sz w:val="24"/>
+          <w:szCs w:val="24"/>
+          <w:lang w:eastAsia="zh-CN"/>
+        </w:rPr>
+      </w:pPr>
+      <w:r>
+        <w:rPr>
+          <w:rFonts w:ascii="SimSun" w:hAnsi="SimSun"/>
+          <w:b/>
+          <w:sz w:val="24"/>
+          <w:szCs w:val="24"/>
+          <w:lang w:eastAsia="zh-CN"/>
+        </w:rPr>
+        <w:t>课程思政融入点：</w:t>
+      </w:r>
+      <w:r>
+        <w:rPr>
+          <w:rFonts w:ascii="SimSun" w:hAnsi="SimSun"/>
+          <w:sz w:val="24"/>
+          <w:szCs w:val="24"/>
+          <w:lang w:eastAsia="zh-CN"/>
+        </w:rPr>
+        <w:t xml:space="preserve">培养对真实用户生存情境的敬畏与同理心（如深夜车库的生存级恐惧、医疗系统的绝对掌控感），拒绝脱离实际、闭门造车的“完美数据报告”，强调数字产品设计必须回归第一现场，切实解决人性深处的脆弱与焦虑。</w:t>
+      </w:r>
+    </w:p>
+    <w:p>
+      <w:pPr>
+        <w:pStyle w:val="3"/>
+        <w:spacing w:line="400" w:lineRule="exact"/>
+        <w:ind w:firstLineChars="200" w:firstLine="482"/>
+        <w:rPr>
+          <w:rFonts w:ascii="SimSun" w:hAnsi="SimSun" w:cs="SimSun"/>
+          <w:sz w:val="24"/>
+          <w:szCs w:val="24"/>
+          <w:lang w:eastAsia="zh-CN"/>
+        </w:rPr>
+      </w:pPr>
+      <w:r>
+        <w:rPr>
+          <w:rFonts w:ascii="SimSun" w:hAnsi="SimSun"/>
+          <w:b/>
+          <w:sz w:val="24"/>
+          <w:szCs w:val="24"/>
+          <w:lang w:eastAsia="zh-CN"/>
+        </w:rPr>
+        <w:t>采用的教学方法：</w:t>
+      </w:r>
+      <w:r>
+        <w:rPr>
+          <w:rFonts w:ascii="SimSun" w:hAnsi="SimSun"/>
+          <w:sz w:val="24"/>
+          <w:szCs w:val="24"/>
+          <w:lang w:eastAsia="zh-CN"/>
+        </w:rPr>
+        <w:t xml:space="preserve">项目导引、访谈技巧示范、微调研方案设计实录</w:t>
+      </w:r>
+    </w:p>
+    <w:p>
+      <w:pPr>
+        <w:pStyle w:val="3"/>
+        <w:spacing w:line="400" w:lineRule="exact"/>
+        <w:ind w:firstLineChars="200" w:firstLine="482"/>
+        <w:rPr>
+          <w:rFonts w:ascii="SimSun" w:hAnsi="SimSun" w:cs="SimSun"/>
+          <w:sz w:val="24"/>
+          <w:szCs w:val="24"/>
+          <w:lang w:eastAsia="zh-CN"/>
+        </w:rPr>
+      </w:pPr>
+      <w:r>
+        <w:rPr>
+          <w:rFonts w:ascii="SimSun" w:hAnsi="SimSun"/>
+          <w:b/>
+          <w:sz w:val="24"/>
+          <w:szCs w:val="24"/>
+          <w:lang w:eastAsia="zh-CN"/>
+        </w:rPr>
+        <w:t>理论学时：</w:t>
+      </w:r>
+      <w:r>
+        <w:rPr>
+          <w:rFonts w:ascii="SimSun" w:hAnsi="SimSun"/>
+          <w:sz w:val="24"/>
+          <w:szCs w:val="24"/>
+          <w:lang w:eastAsia="zh-CN"/>
+        </w:rPr>
+        <w:t xml:space="preserve">0学时</w:t>
+      </w:r>
+    </w:p>
+    <w:p>
+      <w:pPr>
+        <w:pStyle w:val="3"/>
+        <w:spacing w:line="400" w:lineRule="exact"/>
+        <w:ind w:firstLineChars="200" w:firstLine="482"/>
+        <w:rPr>
+          <w:rFonts w:ascii="SimSun" w:hAnsi="SimSun"/>
+          <w:sz w:val="24"/>
+          <w:szCs w:val="24"/>
+          <w:lang w:eastAsia="zh-CN"/>
+        </w:rPr>
+      </w:pPr>
+      <w:r>
+        <w:rPr>
+          <w:rFonts w:ascii="SimSun" w:hAnsi="SimSun"/>
+          <w:b/>
+          <w:sz w:val="24"/>
+          <w:szCs w:val="24"/>
+          <w:lang w:eastAsia="zh-CN"/>
+        </w:rPr>
+        <w:t>实践学时：</w:t>
+      </w:r>
+      <w:r>
+        <w:rPr>
+          <w:rFonts w:ascii="SimSun" w:hAnsi="SimSun"/>
+          <w:sz w:val="24"/>
+          <w:szCs w:val="24"/>
+          <w:lang w:eastAsia="zh-CN"/>
+        </w:rPr>
+        <w:t xml:space="preserve">4学时</w:t>
       </w:r>
     </w:p>
     <w:p>
@@ -2083,7 +2621,97 @@
           <w:szCs w:val="24"/>
           <w:lang w:eastAsia="zh-CN"/>
         </w:rPr>
-        <w:t xml:space="preserve">参考教材：《交互设计：超越人机交互（原书第5版）》第四章 认知方面；《交互设计精髓 (About Face 4)》第三章 用户建模：人物角色与目标</w:t>
+        <w:t/>
+      </w:r>
+    </w:p>
+    <w:p>
+      <w:pPr>
+        <w:pStyle w:val="3"/>
+        <w:spacing w:line="400" w:lineRule="exact"/>
+        <w:ind w:firstLineChars="200" w:firstLine="482"/>
+        <w:rPr>
+          <w:rFonts w:ascii="SimSun" w:hAnsi="SimSun" w:cs="Tahoma"/>
+          <w:sz w:val="24"/>
+          <w:szCs w:val="24"/>
+          <w:lang w:eastAsia="zh-CN"/>
+        </w:rPr>
+      </w:pPr>
+      <w:r>
+        <w:rPr>
+          <w:rFonts w:ascii="SimSun" w:hAnsi="SimSun" w:cs="Tahoma"/>
+          <w:b/>
+          <w:sz w:val="24"/>
+          <w:szCs w:val="24"/>
+          <w:lang w:eastAsia="zh-CN"/>
+        </w:rPr>
+        <w:t xml:space="preserve">第4章  假设驱动与MVP构建</w:t>
+      </w:r>
+    </w:p>
+    <w:p>
+      <w:pPr>
+        <w:pStyle w:val="3"/>
+        <w:spacing w:line="400" w:lineRule="exact"/>
+        <w:ind w:firstLineChars="200" w:firstLine="482"/>
+        <w:rPr>
+          <w:rFonts w:ascii="SimSun" w:hAnsi="SimSun" w:cs="SimSun"/>
+          <w:sz w:val="24"/>
+          <w:szCs w:val="24"/>
+          <w:lang w:eastAsia="zh-CN"/>
+        </w:rPr>
+      </w:pPr>
+      <w:r>
+        <w:rPr>
+          <w:rFonts w:ascii="SimSun" w:hAnsi="SimSun"/>
+          <w:b/>
+          <w:sz w:val="24"/>
+          <w:szCs w:val="24"/>
+          <w:lang w:eastAsia="zh-CN"/>
+        </w:rPr>
+        <w:t>主要知识点：</w:t>
+      </w:r>
+    </w:p>
+    <w:p>
+      <w:pPr>
+        <w:pStyle w:val="3"/>
+        <w:spacing w:line="400" w:lineRule="exact"/>
+        <w:ind w:firstLineChars="200" w:firstLine="480"/>
+        <w:rPr>
+          <w:rFonts w:ascii="SimSun" w:hAnsi="SimSun" w:cs="SimSun"/>
+          <w:sz w:val="24"/>
+          <w:szCs w:val="24"/>
+          <w:lang w:eastAsia="zh-CN"/>
+        </w:rPr>
+      </w:pPr>
+      <w:r>
+        <w:rPr>
+          <w:rFonts w:ascii="SimSun" w:hAnsi="SimSun"/>
+          <w:sz w:val="24"/>
+          <w:szCs w:val="24"/>
+          <w:lang w:eastAsia="zh-CN"/>
+        </w:rPr>
+        <w:t xml:space="preserve">本周课程介绍假设驱动设计与 MVP（最小可行性产品）构建。摒弃重型且昂贵的传统用户画像，转而使用轻量级的 Proto-Persona 锁定用户的行为核心特征。将传统的确定性功能清单重构为基于'产出与结果 (Output vs Outcome)'视角的四段式假设声明，并运用风险×价值矩阵（HPC）确定最高优先级的测试目标。明确 MVP 的核心是作为'学习工具'而非产品半成品，并教授根据真相曲线选择纸质原型、着陆页、假按钮或绿野仙踪等不同保真度的低成本手段来进行敏捷验证。通过全流程工作坊完成实践项目1的收官。</w:t>
+      </w:r>
+    </w:p>
+    <w:p>
+      <w:pPr>
+        <w:pStyle w:val="3"/>
+        <w:spacing w:line="400" w:lineRule="exact"/>
+        <w:ind w:firstLineChars="200" w:firstLine="480"/>
+        <w:rPr>
+          <w:rFonts w:ascii="SimSun" w:hAnsi="SimSun" w:cs="SimSun"/>
+          <w:sz w:val="24"/>
+          <w:szCs w:val="24"/>
+          <w:lang w:eastAsia="zh-CN"/>
+        </w:rPr>
+      </w:pPr>
+      <w:r>
+        <w:rPr>
+          <w:rFonts w:ascii="SimSun" w:hAnsi="SimSun"/>
+          <w:sz w:val="24"/>
+          <w:szCs w:val="24"/>
+          <w:lang w:eastAsia="zh-CN"/>
+        </w:rPr>
+        <w:t xml:space="preserve">参考教材：《精益 UX：设计伟大产品的敏捷反求方法 (Lean UX)》第十章 方格6：假设；第十一章 方格7：我们最需要了解什么？；第十二章 方格8：MVP与实验</w:t>
       </w:r>
     </w:p>
     <w:p>
@@ -2115,7 +2743,7 @@
           <w:szCs w:val="24"/>
           <w:lang w:eastAsia="zh-CN"/>
         </w:rPr>
-        <w:t xml:space="preserve">深入理解人类认知局限与短时记忆负荷，掌握心智模型与界面隐喻的映射规律</w:t>
+        <w:t xml:space="preserve">应用假设驱动的敏捷设计思维；能界定极简场景并输出最小可行性产品(MVP)需求清单</w:t>
       </w:r>
     </w:p>
     <w:p>
@@ -2147,7 +2775,7 @@
           <w:szCs w:val="24"/>
           <w:lang w:eastAsia="zh-CN"/>
         </w:rPr>
-        <w:t xml:space="preserve">心智模型匹配度与降低认知过载的设计法则</w:t>
+        <w:t xml:space="preserve">利用 Proto-Persona、四段式假设声明与 HPC 矩阵完成从模糊洞察到可验证假设的转化，并掌握 MVP 的四大低成本验证手段。</w:t>
       </w:r>
     </w:p>
     <w:p>
@@ -2179,7 +2807,7 @@
           <w:szCs w:val="24"/>
           <w:lang w:eastAsia="zh-CN"/>
         </w:rPr>
-        <w:t xml:space="preserve">洞察隐形心智摩擦节点并将抽象认知心理学应用于具体的交互重构</w:t>
+        <w:t xml:space="preserve">跳出传统'按需画图'的交付陷阱，正确区分业务产出(Output)与结果(Outcome)；克服确认偏误及人口统计学陷阱，建立利用极简 MVP 验证假说的能力，克制盲目进入高保真开发的冲动。</w:t>
       </w:r>
     </w:p>
     <w:p>
@@ -2211,7 +2839,7 @@
           <w:szCs w:val="24"/>
           <w:lang w:eastAsia="zh-CN"/>
         </w:rPr>
-        <w:t xml:space="preserve">探讨无障碍设计与包容性设计，培养技术以人为本的同理心</w:t>
+        <w:t xml:space="preserve">接纳试错的成长型心态（Growth Mindset）：将 MVP 验证中遭遇的数据反馈视为一种发现真相和系统优化的基石，而非对团队能力的否定，勇于拥抱不完美并打破团队主观的确认偏误。</w:t>
       </w:r>
     </w:p>
     <w:p>
@@ -2243,7 +2871,7 @@
           <w:szCs w:val="24"/>
           <w:lang w:eastAsia="zh-CN"/>
         </w:rPr>
-        <w:t xml:space="preserve">项目导引、白板推演、热力图认知分析实践</w:t>
+        <w:t xml:space="preserve">项目导引、案例复盘、MVP 清单讨论与决策</w:t>
       </w:r>
     </w:p>
     <w:p>
@@ -2352,7 +2980,7 @@
           <w:szCs w:val="24"/>
           <w:lang w:eastAsia="zh-CN"/>
         </w:rPr>
-        <w:t xml:space="preserve">第3章  产品洞察与痛点切入</w:t>
+        <w:t xml:space="preserve">第5章  目标导向路径与架构</w:t>
       </w:r>
     </w:p>
     <w:p>
@@ -2397,7 +3025,7 @@
           <w:szCs w:val="24"/>
           <w:lang w:eastAsia="zh-CN"/>
         </w:rPr>
-        <w:t xml:space="preserve">3.1 定性调研原则；敏捷业务痛点发掘</w:t>
+        <w:t xml:space="preserve">本周课程聚焦于交互系统底层的目标导向路径与状态机架构设计。主要内容包括：1.探讨心流状态与交互透明性的关系，讲解如何消除认知摩擦；2.分析交互编排策略，通过顺从心智模型和少即是多的原则，使界面达到隐形与沉浸；3.区分目标导向任务与附加税任务，提供针对拟物税、模态税、导航税等痛点的消灭方案；4.介绍构建交互框架六步法，利用状态机将抽象心流具象化为严密的页面流转；5.启动实践项目2，进行从需求到架构的全局状态流转图实战推演。</w:t>
       </w:r>
     </w:p>
     <w:p>
@@ -2419,7 +3047,231 @@
           <w:szCs w:val="24"/>
           <w:lang w:eastAsia="zh-CN"/>
         </w:rPr>
-        <w:t xml:space="preserve">3.2 启动 实验1(Exp1)，JTBD 深度访谈 AI 陪练</w:t>
+        <w:t xml:space="preserve">参考教材：《交互设计精髓 (About Face 4)》第四章 设定愿景：场景与设计需求；第五章 设计产品：框架与精炼</w:t>
+      </w:r>
+    </w:p>
+    <w:p>
+      <w:pPr>
+        <w:pStyle w:val="3"/>
+        <w:spacing w:line="400" w:lineRule="exact"/>
+        <w:ind w:firstLineChars="200" w:firstLine="482"/>
+        <w:rPr>
+          <w:rFonts w:ascii="SimSun" w:hAnsi="SimSun" w:cs="SimSun"/>
+          <w:sz w:val="24"/>
+          <w:szCs w:val="24"/>
+          <w:lang w:eastAsia="zh-CN"/>
+        </w:rPr>
+      </w:pPr>
+      <w:r>
+        <w:rPr>
+          <w:rFonts w:ascii="SimSun" w:hAnsi="SimSun"/>
+          <w:b/>
+          <w:sz w:val="24"/>
+          <w:szCs w:val="24"/>
+          <w:lang w:eastAsia="zh-CN"/>
+        </w:rPr>
+        <w:t>教学要求：</w:t>
+      </w:r>
+      <w:r>
+        <w:rPr>
+          <w:rFonts w:ascii="SimSun" w:hAnsi="SimSun"/>
+          <w:sz w:val="24"/>
+          <w:szCs w:val="24"/>
+          <w:lang w:eastAsia="zh-CN"/>
+        </w:rPr>
+        <w:t xml:space="preserve">理解心流状态的触发条件，掌握前端页面状态机的流式拆解手法与逻辑编排能力</w:t>
+      </w:r>
+    </w:p>
+    <w:p>
+      <w:pPr>
+        <w:pStyle w:val="3"/>
+        <w:spacing w:line="400" w:lineRule="exact"/>
+        <w:ind w:firstLineChars="200" w:firstLine="482"/>
+        <w:rPr>
+          <w:rFonts w:ascii="SimSun" w:hAnsi="SimSun" w:cs="SimSun"/>
+          <w:sz w:val="24"/>
+          <w:szCs w:val="24"/>
+          <w:lang w:eastAsia="zh-CN"/>
+        </w:rPr>
+      </w:pPr>
+      <w:r>
+        <w:rPr>
+          <w:rFonts w:ascii="SimSun" w:hAnsi="SimSun"/>
+          <w:b/>
+          <w:sz w:val="24"/>
+          <w:szCs w:val="24"/>
+          <w:lang w:eastAsia="zh-CN"/>
+        </w:rPr>
+        <w:t>重点：</w:t>
+      </w:r>
+      <w:r>
+        <w:rPr>
+          <w:rFonts w:ascii="SimSun" w:hAnsi="SimSun"/>
+          <w:sz w:val="24"/>
+          <w:szCs w:val="24"/>
+          <w:lang w:eastAsia="zh-CN"/>
+        </w:rPr>
+        <w:t xml:space="preserve">理解产品架构中状态的本质，掌握交互编排与消除系统附加税（Excise Tasks）的核心策略，并熟练使用状态机和连线草图构建坚固的全局页面流转架构。</w:t>
+      </w:r>
+    </w:p>
+    <w:p>
+      <w:pPr>
+        <w:pStyle w:val="3"/>
+        <w:spacing w:line="400" w:lineRule="exact"/>
+        <w:ind w:firstLineChars="200" w:firstLine="482"/>
+        <w:rPr>
+          <w:rFonts w:ascii="SimSun" w:hAnsi="SimSun" w:cs="SimSun"/>
+          <w:sz w:val="24"/>
+          <w:szCs w:val="24"/>
+          <w:lang w:eastAsia="zh-CN"/>
+        </w:rPr>
+      </w:pPr>
+      <w:r>
+        <w:rPr>
+          <w:rFonts w:ascii="SimSun" w:hAnsi="SimSun"/>
+          <w:b/>
+          <w:sz w:val="24"/>
+          <w:szCs w:val="24"/>
+          <w:lang w:eastAsia="zh-CN"/>
+        </w:rPr>
+        <w:t>难点：</w:t>
+      </w:r>
+      <w:r>
+        <w:rPr>
+          <w:rFonts w:ascii="SimSun" w:hAnsi="SimSun"/>
+          <w:sz w:val="24"/>
+          <w:szCs w:val="24"/>
+          <w:lang w:eastAsia="zh-CN"/>
+        </w:rPr>
+        <w:t xml:space="preserve">实现从“视觉美工（像素填充）”到“交互架构师（状态流转与逻辑校验）”的心智跨越。最大挑战在于能否在复杂的业务逻辑下，抽象出核心状态节点，并确保任何网络异常或边缘死角场景下，状态机均能严密闭环运作。</w:t>
+      </w:r>
+    </w:p>
+    <w:p>
+      <w:pPr>
+        <w:pStyle w:val="3"/>
+        <w:spacing w:line="400" w:lineRule="exact"/>
+        <w:ind w:firstLineChars="200" w:firstLine="482"/>
+        <w:rPr>
+          <w:rFonts w:ascii="SimSun" w:hAnsi="SimSun" w:cs="SimSun"/>
+          <w:sz w:val="24"/>
+          <w:szCs w:val="24"/>
+          <w:lang w:eastAsia="zh-CN"/>
+        </w:rPr>
+      </w:pPr>
+      <w:r>
+        <w:rPr>
+          <w:rFonts w:ascii="SimSun" w:hAnsi="SimSun"/>
+          <w:b/>
+          <w:sz w:val="24"/>
+          <w:szCs w:val="24"/>
+          <w:lang w:eastAsia="zh-CN"/>
+        </w:rPr>
+        <w:t>课程思政融入点：</w:t>
+      </w:r>
+      <w:r>
+        <w:rPr>
+          <w:rFonts w:ascii="SimSun" w:hAnsi="SimSun"/>
+          <w:sz w:val="24"/>
+          <w:szCs w:val="24"/>
+          <w:lang w:eastAsia="zh-CN"/>
+        </w:rPr>
+        <w:t xml:space="preserve">技术以人为本的科技伦理与克制的工匠精神。强调界面不应成为横亘在用户欲望与系统目标之间的障碍，批判将机器底层运作逻辑傲慢地强加于用户的设计。通过极限剥离阻滞心流的“附加税”，展现对人类认知带宽及注意力资源的深刻敬畏，培养具有同理心和底层责任感的数字工匠。</w:t>
+      </w:r>
+    </w:p>
+    <w:p>
+      <w:pPr>
+        <w:pStyle w:val="3"/>
+        <w:spacing w:line="400" w:lineRule="exact"/>
+        <w:ind w:firstLineChars="200" w:firstLine="482"/>
+        <w:rPr>
+          <w:rFonts w:ascii="SimSun" w:hAnsi="SimSun" w:cs="SimSun"/>
+          <w:sz w:val="24"/>
+          <w:szCs w:val="24"/>
+          <w:lang w:eastAsia="zh-CN"/>
+        </w:rPr>
+      </w:pPr>
+      <w:r>
+        <w:rPr>
+          <w:rFonts w:ascii="SimSun" w:hAnsi="SimSun"/>
+          <w:b/>
+          <w:sz w:val="24"/>
+          <w:szCs w:val="24"/>
+          <w:lang w:eastAsia="zh-CN"/>
+        </w:rPr>
+        <w:t>采用的教学方法：</w:t>
+      </w:r>
+      <w:r>
+        <w:rPr>
+          <w:rFonts w:ascii="SimSun" w:hAnsi="SimSun"/>
+          <w:sz w:val="24"/>
+          <w:szCs w:val="24"/>
+          <w:lang w:eastAsia="zh-CN"/>
+        </w:rPr>
+        <w:t xml:space="preserve">项目导引、系统蓝图拆解、状态机白板绘图实操</w:t>
+      </w:r>
+    </w:p>
+    <w:p>
+      <w:pPr>
+        <w:pStyle w:val="3"/>
+        <w:spacing w:line="400" w:lineRule="exact"/>
+        <w:ind w:firstLineChars="200" w:firstLine="482"/>
+        <w:rPr>
+          <w:rFonts w:ascii="SimSun" w:hAnsi="SimSun" w:cs="SimSun"/>
+          <w:sz w:val="24"/>
+          <w:szCs w:val="24"/>
+          <w:lang w:eastAsia="zh-CN"/>
+        </w:rPr>
+      </w:pPr>
+      <w:r>
+        <w:rPr>
+          <w:rFonts w:ascii="SimSun" w:hAnsi="SimSun"/>
+          <w:b/>
+          <w:sz w:val="24"/>
+          <w:szCs w:val="24"/>
+          <w:lang w:eastAsia="zh-CN"/>
+        </w:rPr>
+        <w:t>理论学时：</w:t>
+      </w:r>
+      <w:r>
+        <w:rPr>
+          <w:rFonts w:ascii="SimSun" w:hAnsi="SimSun"/>
+          <w:sz w:val="24"/>
+          <w:szCs w:val="24"/>
+          <w:lang w:eastAsia="zh-CN"/>
+        </w:rPr>
+        <w:t xml:space="preserve">0学时</w:t>
+      </w:r>
+    </w:p>
+    <w:p>
+      <w:pPr>
+        <w:pStyle w:val="3"/>
+        <w:spacing w:line="400" w:lineRule="exact"/>
+        <w:ind w:firstLineChars="200" w:firstLine="482"/>
+        <w:rPr>
+          <w:rFonts w:ascii="SimSun" w:hAnsi="SimSun"/>
+          <w:sz w:val="24"/>
+          <w:szCs w:val="24"/>
+          <w:lang w:eastAsia="zh-CN"/>
+        </w:rPr>
+      </w:pPr>
+      <w:r>
+        <w:rPr>
+          <w:rFonts w:ascii="SimSun" w:hAnsi="SimSun"/>
+          <w:b/>
+          <w:sz w:val="24"/>
+          <w:szCs w:val="24"/>
+          <w:lang w:eastAsia="zh-CN"/>
+        </w:rPr>
+        <w:t>实践学时：</w:t>
+      </w:r>
+      <w:r>
+        <w:rPr>
+          <w:rFonts w:ascii="SimSun" w:hAnsi="SimSun"/>
+          <w:sz w:val="24"/>
+          <w:szCs w:val="24"/>
+          <w:lang w:eastAsia="zh-CN"/>
+        </w:rPr>
+        <w:t xml:space="preserve">4学时</w:t>
       </w:r>
     </w:p>
     <w:p>
@@ -2441,7 +3293,97 @@
           <w:szCs w:val="24"/>
           <w:lang w:eastAsia="zh-CN"/>
         </w:rPr>
-        <w:t xml:space="preserve">参考教材：《精益 UX：设计伟大产品的敏捷反求方法 (Lean UX)》第一章 比以往任何时候都更重要；第二章 原则；第三章 成果；第四章 精益UX画布</w:t>
+        <w:t/>
+      </w:r>
+    </w:p>
+    <w:p>
+      <w:pPr>
+        <w:pStyle w:val="3"/>
+        <w:spacing w:line="400" w:lineRule="exact"/>
+        <w:ind w:firstLineChars="200" w:firstLine="482"/>
+        <w:rPr>
+          <w:rFonts w:ascii="SimSun" w:hAnsi="SimSun" w:cs="Tahoma"/>
+          <w:sz w:val="24"/>
+          <w:szCs w:val="24"/>
+          <w:lang w:eastAsia="zh-CN"/>
+        </w:rPr>
+      </w:pPr>
+      <w:r>
+        <w:rPr>
+          <w:rFonts w:ascii="SimSun" w:hAnsi="SimSun" w:cs="Tahoma"/>
+          <w:b/>
+          <w:sz w:val="24"/>
+          <w:szCs w:val="24"/>
+          <w:lang w:eastAsia="zh-CN"/>
+        </w:rPr>
+        <w:t xml:space="preserve">第6章  容器工程化基础映射</w:t>
+      </w:r>
+    </w:p>
+    <w:p>
+      <w:pPr>
+        <w:pStyle w:val="3"/>
+        <w:spacing w:line="400" w:lineRule="exact"/>
+        <w:ind w:firstLineChars="200" w:firstLine="482"/>
+        <w:rPr>
+          <w:rFonts w:ascii="SimSun" w:hAnsi="SimSun" w:cs="SimSun"/>
+          <w:sz w:val="24"/>
+          <w:szCs w:val="24"/>
+          <w:lang w:eastAsia="zh-CN"/>
+        </w:rPr>
+      </w:pPr>
+      <w:r>
+        <w:rPr>
+          <w:rFonts w:ascii="SimSun" w:hAnsi="SimSun"/>
+          <w:b/>
+          <w:sz w:val="24"/>
+          <w:szCs w:val="24"/>
+          <w:lang w:eastAsia="zh-CN"/>
+        </w:rPr>
+        <w:t>主要知识点：</w:t>
+      </w:r>
+    </w:p>
+    <w:p>
+      <w:pPr>
+        <w:pStyle w:val="3"/>
+        <w:spacing w:line="400" w:lineRule="exact"/>
+        <w:ind w:firstLineChars="200" w:firstLine="480"/>
+        <w:rPr>
+          <w:rFonts w:ascii="SimSun" w:hAnsi="SimSun" w:cs="SimSun"/>
+          <w:sz w:val="24"/>
+          <w:szCs w:val="24"/>
+          <w:lang w:eastAsia="zh-CN"/>
+        </w:rPr>
+      </w:pPr>
+      <w:r>
+        <w:rPr>
+          <w:rFonts w:ascii="SimSun" w:hAnsi="SimSun"/>
+          <w:sz w:val="24"/>
+          <w:szCs w:val="24"/>
+          <w:lang w:eastAsia="zh-CN"/>
+        </w:rPr>
+        <w:t xml:space="preserve">本周课程聚焦于从平面“画布思维”向现代前端“容器思维”的范式转换。模块系统性解剖了DOM嵌套结构与CSS盒模型（Content/Padding/Border/Margin），并引入Fixed、Hug、Fill三大尺寸本能。进一步讲解了Flexbox阵列与Figma Auto Layout的双向映射逻辑，实战诊断了文字溢出、图片截断等响应式排版灾难问题。最后，确立了基于8点网格的间距刻度体系以及Design Token（设计令牌）的三层语义抽象架构，为现代交互产品开发的工程化与智能化代码生成奠定基础。</w:t>
+      </w:r>
+    </w:p>
+    <w:p>
+      <w:pPr>
+        <w:pStyle w:val="3"/>
+        <w:spacing w:line="400" w:lineRule="exact"/>
+        <w:ind w:firstLineChars="200" w:firstLine="480"/>
+        <w:rPr>
+          <w:rFonts w:ascii="SimSun" w:hAnsi="SimSun" w:cs="SimSun"/>
+          <w:sz w:val="24"/>
+          <w:szCs w:val="24"/>
+          <w:lang w:eastAsia="zh-CN"/>
+        </w:rPr>
+      </w:pPr>
+      <w:r>
+        <w:rPr>
+          <w:rFonts w:ascii="SimSun" w:hAnsi="SimSun"/>
+          <w:sz w:val="24"/>
+          <w:szCs w:val="24"/>
+          <w:lang w:eastAsia="zh-CN"/>
+        </w:rPr>
+        <w:t xml:space="preserve">参考教材：《数字媒体交互设计（慕课版）》第二章 Web端'家居'网页交互UI设计</w:t>
       </w:r>
     </w:p>
     <w:p>
@@ -2473,7 +3415,7 @@
           <w:szCs w:val="24"/>
           <w:lang w:eastAsia="zh-CN"/>
         </w:rPr>
-        <w:t xml:space="preserve">掌握精益用户体验研究中的定性调研方法；能敏锐挖掘用户痛点与业务机会</w:t>
+        <w:t xml:space="preserve">理解设计工具与前端开发的映射机理；掌握从 AutoLayout 容器思维到响应式组件框架的构建</w:t>
       </w:r>
     </w:p>
     <w:p>
@@ -2505,7 +3447,7 @@
           <w:szCs w:val="24"/>
           <w:lang w:eastAsia="zh-CN"/>
         </w:rPr>
-        <w:t xml:space="preserve">聚焦真正痛点而非表面现象的定性调研原则与 JTBD 方法</w:t>
+        <w:t xml:space="preserve">CSS盒模型的四层边界解析，Auto Layout与Flexbox的弹性阵列统筹机制（Fixed/Hug/Fill物理缩放双向映射），以及8点间距刻度体系与Design Token语义化层级架构。</w:t>
       </w:r>
     </w:p>
     <w:p>
@@ -2537,7 +3479,7 @@
           <w:szCs w:val="24"/>
           <w:lang w:eastAsia="zh-CN"/>
         </w:rPr>
-        <w:t xml:space="preserve">跳出现有解决方案的框架，通过深度访谈准确捕获用户待办目标(JTBD)</w:t>
+        <w:t xml:space="preserve">彻底摒弃依赖绝对坐标定位的“平面死坐标思维”，建立起“控制权让渡”的宏观容器思维，即在不可预知的动态数据流与海量物理设备尺寸下，如何利用嵌套包裹(Nesting)与弹性缩放(Hug/Fill)法则进行空间自适应排版。</w:t>
       </w:r>
     </w:p>
     <w:p>
@@ -2569,7 +3511,7 @@
           <w:szCs w:val="24"/>
           <w:lang w:eastAsia="zh-CN"/>
         </w:rPr>
-        <w:t xml:space="preserve">强调同理心在数字时代的重要性，以解决社会真实问题为设计出发点</w:t>
+        <w:t xml:space="preserve">工程规范与克制哲学：向学生灌输“系统的纪律，才是通向最终设计自由的保障”这一核心理念。放弃对微观每一像素绝对位置的死板执念，建立尊重硬件物理现实法则、具备同理心（如针对老龄化大字号覆盖时的防守机制）的数字大工业精神底盘。</w:t>
       </w:r>
     </w:p>
     <w:p>
@@ -2601,7 +3543,7 @@
           <w:szCs w:val="24"/>
           <w:lang w:eastAsia="zh-CN"/>
         </w:rPr>
-        <w:t xml:space="preserve">项目导引、访谈技巧示范、微调研方案设计实录</w:t>
+        <w:t xml:space="preserve">项目导引、设计系统工程化演示、Figma 容器搭建测验</w:t>
       </w:r>
     </w:p>
     <w:p>
@@ -2710,7 +3652,7 @@
           <w:szCs w:val="24"/>
           <w:lang w:eastAsia="zh-CN"/>
         </w:rPr>
-        <w:t xml:space="preserve">第4章  假设驱动与MVP构建</w:t>
+        <w:t xml:space="preserve">第7章  视觉重构：层级与色彩</w:t>
       </w:r>
     </w:p>
     <w:p>
@@ -2755,7 +3697,7 @@
           <w:szCs w:val="24"/>
           <w:lang w:eastAsia="zh-CN"/>
         </w:rPr>
-        <w:t xml:space="preserve">4.1 抛弃重型 Persona，假设驱动与极简场景的界定</w:t>
+        <w:t xml:space="preserve">探讨视觉层级原理与排版基础，解析反向弱化、标签后置、语义让位等实战战术。介绍HSL色彩系统与9阶色板构建，深入色彩进阶与带情感温度的灰阶控制。讲解无障碍设计（WCAG/APCA）及应对极端操作的多通道冗余设计。</w:t>
       </w:r>
     </w:p>
     <w:p>
@@ -2777,7 +3719,231 @@
           <w:szCs w:val="24"/>
           <w:lang w:eastAsia="zh-CN"/>
         </w:rPr>
-        <w:t xml:space="preserve">4.2 启动并完成 实验2(Exp2)，制作 Proto-Persona 用户画像</w:t>
+        <w:t xml:space="preserve">参考教材：《Refactoring UI》层级至上；《Refactoring UI》色彩运用</w:t>
+      </w:r>
+    </w:p>
+    <w:p>
+      <w:pPr>
+        <w:pStyle w:val="3"/>
+        <w:spacing w:line="400" w:lineRule="exact"/>
+        <w:ind w:firstLineChars="200" w:firstLine="482"/>
+        <w:rPr>
+          <w:rFonts w:ascii="SimSun" w:hAnsi="SimSun" w:cs="SimSun"/>
+          <w:sz w:val="24"/>
+          <w:szCs w:val="24"/>
+          <w:lang w:eastAsia="zh-CN"/>
+        </w:rPr>
+      </w:pPr>
+      <w:r>
+        <w:rPr>
+          <w:rFonts w:ascii="SimSun" w:hAnsi="SimSun"/>
+          <w:b/>
+          <w:sz w:val="24"/>
+          <w:szCs w:val="24"/>
+          <w:lang w:eastAsia="zh-CN"/>
+        </w:rPr>
+        <w:t>教学要求：</w:t>
+      </w:r>
+      <w:r>
+        <w:rPr>
+          <w:rFonts w:ascii="SimSun" w:hAnsi="SimSun"/>
+          <w:sz w:val="24"/>
+          <w:szCs w:val="24"/>
+          <w:lang w:eastAsia="zh-CN"/>
+        </w:rPr>
+        <w:t xml:space="preserve">掌握无需依赖图形装饰、仅靠空间留白和字重构建信息层级的方法；熟练建立科学的色彩 Token 系统</w:t>
+      </w:r>
+    </w:p>
+    <w:p>
+      <w:pPr>
+        <w:pStyle w:val="3"/>
+        <w:spacing w:line="400" w:lineRule="exact"/>
+        <w:ind w:firstLineChars="200" w:firstLine="482"/>
+        <w:rPr>
+          <w:rFonts w:ascii="SimSun" w:hAnsi="SimSun" w:cs="SimSun"/>
+          <w:sz w:val="24"/>
+          <w:szCs w:val="24"/>
+          <w:lang w:eastAsia="zh-CN"/>
+        </w:rPr>
+      </w:pPr>
+      <w:r>
+        <w:rPr>
+          <w:rFonts w:ascii="SimSun" w:hAnsi="SimSun"/>
+          <w:b/>
+          <w:sz w:val="24"/>
+          <w:szCs w:val="24"/>
+          <w:lang w:eastAsia="zh-CN"/>
+        </w:rPr>
+        <w:t>重点：</w:t>
+      </w:r>
+      <w:r>
+        <w:rPr>
+          <w:rFonts w:ascii="SimSun" w:hAnsi="SimSun"/>
+          <w:sz w:val="24"/>
+          <w:szCs w:val="24"/>
+          <w:lang w:eastAsia="zh-CN"/>
+        </w:rPr>
+        <w:t xml:space="preserve">界面的视觉层级重构（字重、对比度、负空间组合），以及工业级HSL色彩系统（9阶色板构建、灰阶温度、冗余防错设计）的建立与应用。</w:t>
+      </w:r>
+    </w:p>
+    <w:p>
+      <w:pPr>
+        <w:pStyle w:val="3"/>
+        <w:spacing w:line="400" w:lineRule="exact"/>
+        <w:ind w:firstLineChars="200" w:firstLine="482"/>
+        <w:rPr>
+          <w:rFonts w:ascii="SimSun" w:hAnsi="SimSun" w:cs="SimSun"/>
+          <w:sz w:val="24"/>
+          <w:szCs w:val="24"/>
+          <w:lang w:eastAsia="zh-CN"/>
+        </w:rPr>
+      </w:pPr>
+      <w:r>
+        <w:rPr>
+          <w:rFonts w:ascii="SimSun" w:hAnsi="SimSun"/>
+          <w:b/>
+          <w:sz w:val="24"/>
+          <w:szCs w:val="24"/>
+          <w:lang w:eastAsia="zh-CN"/>
+        </w:rPr>
+        <w:t>难点：</w:t>
+      </w:r>
+      <w:r>
+        <w:rPr>
+          <w:rFonts w:ascii="SimSun" w:hAnsi="SimSun"/>
+          <w:sz w:val="24"/>
+          <w:szCs w:val="24"/>
+          <w:lang w:eastAsia="zh-CN"/>
+        </w:rPr>
+        <w:t xml:space="preserve">克服主观审美惯性，学会在高密度信息流中利用“反向弱化”凸显核心，以及应对亮度和色相在感知上的非线性错觉（手动补偿与色相旋转）。</w:t>
+      </w:r>
+    </w:p>
+    <w:p>
+      <w:pPr>
+        <w:pStyle w:val="3"/>
+        <w:spacing w:line="400" w:lineRule="exact"/>
+        <w:ind w:firstLineChars="200" w:firstLine="482"/>
+        <w:rPr>
+          <w:rFonts w:ascii="SimSun" w:hAnsi="SimSun" w:cs="SimSun"/>
+          <w:sz w:val="24"/>
+          <w:szCs w:val="24"/>
+          <w:lang w:eastAsia="zh-CN"/>
+        </w:rPr>
+      </w:pPr>
+      <w:r>
+        <w:rPr>
+          <w:rFonts w:ascii="SimSun" w:hAnsi="SimSun"/>
+          <w:b/>
+          <w:sz w:val="24"/>
+          <w:szCs w:val="24"/>
+          <w:lang w:eastAsia="zh-CN"/>
+        </w:rPr>
+        <w:t>课程思政融入点：</w:t>
+      </w:r>
+      <w:r>
+        <w:rPr>
+          <w:rFonts w:ascii="SimSun" w:hAnsi="SimSun"/>
+          <w:sz w:val="24"/>
+          <w:szCs w:val="24"/>
+          <w:lang w:eastAsia="zh-CN"/>
+        </w:rPr>
+        <w:t xml:space="preserve">通过三哩岛核泄漏事故等工程教训，强调多通道冗余设计在关键系统中的防错保命意义，倡导敬畏生命、注重包容与人文关怀（如遵循无障碍规范保障色弱群体）的数字开发工程伦理。</w:t>
+      </w:r>
+    </w:p>
+    <w:p>
+      <w:pPr>
+        <w:pStyle w:val="3"/>
+        <w:spacing w:line="400" w:lineRule="exact"/>
+        <w:ind w:firstLineChars="200" w:firstLine="482"/>
+        <w:rPr>
+          <w:rFonts w:ascii="SimSun" w:hAnsi="SimSun" w:cs="SimSun"/>
+          <w:sz w:val="24"/>
+          <w:szCs w:val="24"/>
+          <w:lang w:eastAsia="zh-CN"/>
+        </w:rPr>
+      </w:pPr>
+      <w:r>
+        <w:rPr>
+          <w:rFonts w:ascii="SimSun" w:hAnsi="SimSun"/>
+          <w:b/>
+          <w:sz w:val="24"/>
+          <w:szCs w:val="24"/>
+          <w:lang w:eastAsia="zh-CN"/>
+        </w:rPr>
+        <w:t>采用的教学方法：</w:t>
+      </w:r>
+      <w:r>
+        <w:rPr>
+          <w:rFonts w:ascii="SimSun" w:hAnsi="SimSun"/>
+          <w:sz w:val="24"/>
+          <w:szCs w:val="24"/>
+          <w:lang w:eastAsia="zh-CN"/>
+        </w:rPr>
+        <w:t xml:space="preserve">项目导引、重构对比赏析、视觉 Token 系统推演实践</w:t>
+      </w:r>
+    </w:p>
+    <w:p>
+      <w:pPr>
+        <w:pStyle w:val="3"/>
+        <w:spacing w:line="400" w:lineRule="exact"/>
+        <w:ind w:firstLineChars="200" w:firstLine="482"/>
+        <w:rPr>
+          <w:rFonts w:ascii="SimSun" w:hAnsi="SimSun" w:cs="SimSun"/>
+          <w:sz w:val="24"/>
+          <w:szCs w:val="24"/>
+          <w:lang w:eastAsia="zh-CN"/>
+        </w:rPr>
+      </w:pPr>
+      <w:r>
+        <w:rPr>
+          <w:rFonts w:ascii="SimSun" w:hAnsi="SimSun"/>
+          <w:b/>
+          <w:sz w:val="24"/>
+          <w:szCs w:val="24"/>
+          <w:lang w:eastAsia="zh-CN"/>
+        </w:rPr>
+        <w:t>理论学时：</w:t>
+      </w:r>
+      <w:r>
+        <w:rPr>
+          <w:rFonts w:ascii="SimSun" w:hAnsi="SimSun"/>
+          <w:sz w:val="24"/>
+          <w:szCs w:val="24"/>
+          <w:lang w:eastAsia="zh-CN"/>
+        </w:rPr>
+        <w:t xml:space="preserve">0学时</w:t>
+      </w:r>
+    </w:p>
+    <w:p>
+      <w:pPr>
+        <w:pStyle w:val="3"/>
+        <w:spacing w:line="400" w:lineRule="exact"/>
+        <w:ind w:firstLineChars="200" w:firstLine="482"/>
+        <w:rPr>
+          <w:rFonts w:ascii="SimSun" w:hAnsi="SimSun"/>
+          <w:sz w:val="24"/>
+          <w:szCs w:val="24"/>
+          <w:lang w:eastAsia="zh-CN"/>
+        </w:rPr>
+      </w:pPr>
+      <w:r>
+        <w:rPr>
+          <w:rFonts w:ascii="SimSun" w:hAnsi="SimSun"/>
+          <w:b/>
+          <w:sz w:val="24"/>
+          <w:szCs w:val="24"/>
+          <w:lang w:eastAsia="zh-CN"/>
+        </w:rPr>
+        <w:t>实践学时：</w:t>
+      </w:r>
+      <w:r>
+        <w:rPr>
+          <w:rFonts w:ascii="SimSun" w:hAnsi="SimSun"/>
+          <w:sz w:val="24"/>
+          <w:szCs w:val="24"/>
+          <w:lang w:eastAsia="zh-CN"/>
+        </w:rPr>
+        <w:t xml:space="preserve">4学时</w:t>
       </w:r>
     </w:p>
     <w:p>
@@ -2799,7 +3965,97 @@
           <w:szCs w:val="24"/>
           <w:lang w:eastAsia="zh-CN"/>
         </w:rPr>
-        <w:t xml:space="preserve">参考教材：《精益 UX：设计伟大产品的敏捷反求方法 (Lean UX)》第十章 方格6：假设；第十一章 方格7：我们最需要了解什么？；第十二章 方格8：MVP与实验</w:t>
+        <w:t/>
+      </w:r>
+    </w:p>
+    <w:p>
+      <w:pPr>
+        <w:pStyle w:val="3"/>
+        <w:spacing w:line="400" w:lineRule="exact"/>
+        <w:ind w:firstLineChars="200" w:firstLine="482"/>
+        <w:rPr>
+          <w:rFonts w:ascii="SimSun" w:hAnsi="SimSun" w:cs="Tahoma"/>
+          <w:sz w:val="24"/>
+          <w:szCs w:val="24"/>
+          <w:lang w:eastAsia="zh-CN"/>
+        </w:rPr>
+      </w:pPr>
+      <w:r>
+        <w:rPr>
+          <w:rFonts w:ascii="SimSun" w:hAnsi="SimSun" w:cs="Tahoma"/>
+          <w:b/>
+          <w:sz w:val="24"/>
+          <w:szCs w:val="24"/>
+          <w:lang w:eastAsia="zh-CN"/>
+        </w:rPr>
+        <w:t xml:space="preserve">第8章  视觉重构：深度与防错</w:t>
+      </w:r>
+    </w:p>
+    <w:p>
+      <w:pPr>
+        <w:pStyle w:val="3"/>
+        <w:spacing w:line="400" w:lineRule="exact"/>
+        <w:ind w:firstLineChars="200" w:firstLine="482"/>
+        <w:rPr>
+          <w:rFonts w:ascii="SimSun" w:hAnsi="SimSun" w:cs="SimSun"/>
+          <w:sz w:val="24"/>
+          <w:szCs w:val="24"/>
+          <w:lang w:eastAsia="zh-CN"/>
+        </w:rPr>
+      </w:pPr>
+      <w:r>
+        <w:rPr>
+          <w:rFonts w:ascii="SimSun" w:hAnsi="SimSun"/>
+          <w:b/>
+          <w:sz w:val="24"/>
+          <w:szCs w:val="24"/>
+          <w:lang w:eastAsia="zh-CN"/>
+        </w:rPr>
+        <w:t>主要知识点：</w:t>
+      </w:r>
+    </w:p>
+    <w:p>
+      <w:pPr>
+        <w:pStyle w:val="3"/>
+        <w:spacing w:line="400" w:lineRule="exact"/>
+        <w:ind w:firstLineChars="200" w:firstLine="480"/>
+        <w:rPr>
+          <w:rFonts w:ascii="SimSun" w:hAnsi="SimSun" w:cs="SimSun"/>
+          <w:sz w:val="24"/>
+          <w:szCs w:val="24"/>
+          <w:lang w:eastAsia="zh-CN"/>
+        </w:rPr>
+      </w:pPr>
+      <w:r>
+        <w:rPr>
+          <w:rFonts w:ascii="SimSun" w:hAnsi="SimSun"/>
+          <w:sz w:val="24"/>
+          <w:szCs w:val="24"/>
+          <w:lang w:eastAsia="zh-CN"/>
+        </w:rPr>
+        <w:t xml:space="preserve">本周课程重点讲解数字界面的视觉深度构造以及边缘状态与防错兜底体系的设计。从早期的拟物化、扁平化历史沿革切入，深入阐释利用“全局顶光源”和“多重阴影”建立Z轴海拔系统的法则。随后，课程打破传统的“理想路径偏见”，系统讲解如何在系统无数据（空箱）、加载延迟或弱网等边缘状态下，利用共情文案、骨架屏和明确的CTA构筑安全与转化网。最后，引入工业级的“防呆（Poka-Yoke）”理念，强调通过前置防错、认知摩擦与撤销机制（Undo）代替无效的警告弹窗，以系统化工程思维确保核心交互流程的绝对安全。</w:t>
+      </w:r>
+    </w:p>
+    <w:p>
+      <w:pPr>
+        <w:pStyle w:val="3"/>
+        <w:spacing w:line="400" w:lineRule="exact"/>
+        <w:ind w:firstLineChars="200" w:firstLine="480"/>
+        <w:rPr>
+          <w:rFonts w:ascii="SimSun" w:hAnsi="SimSun" w:cs="SimSun"/>
+          <w:sz w:val="24"/>
+          <w:szCs w:val="24"/>
+          <w:lang w:eastAsia="zh-CN"/>
+        </w:rPr>
+      </w:pPr>
+      <w:r>
+        <w:rPr>
+          <w:rFonts w:ascii="SimSun" w:hAnsi="SimSun"/>
+          <w:sz w:val="24"/>
+          <w:szCs w:val="24"/>
+          <w:lang w:eastAsia="zh-CN"/>
+        </w:rPr>
+        <w:t xml:space="preserve">参考教材：《Refactoring UI》创造深度；《Refactoring UI》收尾润色</w:t>
       </w:r>
     </w:p>
     <w:p>
@@ -2831,7 +4087,7 @@
           <w:szCs w:val="24"/>
           <w:lang w:eastAsia="zh-CN"/>
         </w:rPr>
-        <w:t xml:space="preserve">应用假设驱动的敏捷设计思维；能界定极简场景并输出最小可行性产品(MVP)需求清单</w:t>
+        <w:t xml:space="preserve">掌握界面物理深度的构建手段；重点理解并补全极端情境（空状态、报错等）的防错与宽容度设计</w:t>
       </w:r>
     </w:p>
     <w:p>
@@ -2863,7 +4119,7 @@
           <w:szCs w:val="24"/>
           <w:lang w:eastAsia="zh-CN"/>
         </w:rPr>
-        <w:t xml:space="preserve">从痛点洞察到假设声明与 MVP 核心功能边界的收敛</w:t>
+        <w:t xml:space="preserve">1. 基于全局顶光源和双重阴影机制建立UI组件的Z轴物理高度体系；2. 突破理想路径偏见的边缘与异常状态空箱设计策略；3. 运用防错与防呆原理打造系统操作安全防护网。</w:t>
       </w:r>
     </w:p>
     <w:p>
@@ -2895,7 +4151,7 @@
           <w:szCs w:val="24"/>
           <w:lang w:eastAsia="zh-CN"/>
         </w:rPr>
-        <w:t xml:space="preserve">在发散的需求中果断做减法，精确定义仅验证核心假设的 MVP 范围</w:t>
+        <w:t xml:space="preserve">1. 在没有阴影支持的极致扁平环境中利用明度落差和物理遮挡建立层级关系；2. 扭转开发者对异常报错的冷漠态度，将空箱状态转化为有温度的情感沟通与行动引导契机；3. 科学拿捏高危操作时的“认知摩擦力”，设计合理的业务破坏挽救与延时撤销通道。</w:t>
       </w:r>
     </w:p>
     <w:p>
@@ -2927,7 +4183,7 @@
           <w:szCs w:val="24"/>
           <w:lang w:eastAsia="zh-CN"/>
         </w:rPr>
-        <w:t xml:space="preserve">培养实事求是的科学试错精神，防范盲目大干快上的工程浪费风险</w:t>
+        <w:t xml:space="preserve">培养学生“防错重于挽救”的顶层工程责任意识与人文悲悯情怀。通过剖析夏威夷导弹警报乌龙、花旗银行巨额汇款失误以及Therac-25医疗设备致死事故，深刻揭示所谓“用户失误”实为系统设计原罪的真相，倡导研发人员在看不见的代码深处构筑隐形的系统盔甲，体现对生命、用户资产与操作体验的极致敬畏。</w:t>
       </w:r>
     </w:p>
     <w:p>
@@ -2959,7 +4215,7 @@
           <w:szCs w:val="24"/>
           <w:lang w:eastAsia="zh-CN"/>
         </w:rPr>
-        <w:t xml:space="preserve">项目导引、案例复盘、MVP 清单讨论与决策</w:t>
+        <w:t xml:space="preserve">项目导引、边缘错误案例分析、防错页面设计实操</w:t>
       </w:r>
     </w:p>
     <w:p>
@@ -3068,7 +4324,7 @@
           <w:szCs w:val="24"/>
           <w:lang w:eastAsia="zh-CN"/>
         </w:rPr>
-        <w:t xml:space="preserve">第5章  目标导向路径与架构</w:t>
+        <w:t xml:space="preserve">第9章  AI Agents 驱动数字产品开发</w:t>
       </w:r>
     </w:p>
     <w:p>
@@ -3113,7 +4369,7 @@
           <w:szCs w:val="24"/>
           <w:lang w:eastAsia="zh-CN"/>
         </w:rPr>
-        <w:t xml:space="preserve">5.1 心流机制；前端页面状态流式拆解与编排</w:t>
+        <w:t xml:space="preserve">本周课程引入 Vibe Coding 概念与人机协同新纪元，引导学生完成从“绘图员”到“指挥家”的身份跃迁。课程深度讲授面向 UI 生成的结构化 Prompt 工程，提出 RCPVU 五层控制指令集（Role, Context, Platform, Visual, UI）与三级阶梯式逼近战法（Scaffold, Skin, Interaction）。同时，深度剖析了 AI 代码生成的六大约束边界（如自动化讽刺、上下文盲区、架构性技术债等），强调在 AI 时代人类必须死守安全与架构控制权。</w:t>
       </w:r>
     </w:p>
     <w:p>
@@ -3135,7 +4391,231 @@
           <w:szCs w:val="24"/>
           <w:lang w:eastAsia="zh-CN"/>
         </w:rPr>
-        <w:t xml:space="preserve">5.2 启动 实验3(Exp3)，起草应用状态流转白板图</w:t>
+        <w:t xml:space="preserve">参考教材：《数字媒体交互设计（慕课版）》第四章 Web端'电商平台'产品交互设计开发；第五章 移动端'教学助手'App产品交互设计开发</w:t>
+      </w:r>
+    </w:p>
+    <w:p>
+      <w:pPr>
+        <w:pStyle w:val="3"/>
+        <w:spacing w:line="400" w:lineRule="exact"/>
+        <w:ind w:firstLineChars="200" w:firstLine="482"/>
+        <w:rPr>
+          <w:rFonts w:ascii="SimSun" w:hAnsi="SimSun" w:cs="SimSun"/>
+          <w:sz w:val="24"/>
+          <w:szCs w:val="24"/>
+          <w:lang w:eastAsia="zh-CN"/>
+        </w:rPr>
+      </w:pPr>
+      <w:r>
+        <w:rPr>
+          <w:rFonts w:ascii="SimSun" w:hAnsi="SimSun"/>
+          <w:b/>
+          <w:sz w:val="24"/>
+          <w:szCs w:val="24"/>
+          <w:lang w:eastAsia="zh-CN"/>
+        </w:rPr>
+        <w:t>教学要求：</w:t>
+      </w:r>
+      <w:r>
+        <w:rPr>
+          <w:rFonts w:ascii="SimSun" w:hAnsi="SimSun"/>
+          <w:sz w:val="24"/>
+          <w:szCs w:val="24"/>
+          <w:lang w:eastAsia="zh-CN"/>
+        </w:rPr>
+        <w:t xml:space="preserve">理解 AI 生成代码的边界与约束，掌握界面级 Prompt 结构化工程；能高效驱动 AI 工具生成高保真交互壳层</w:t>
+      </w:r>
+    </w:p>
+    <w:p>
+      <w:pPr>
+        <w:pStyle w:val="3"/>
+        <w:spacing w:line="400" w:lineRule="exact"/>
+        <w:ind w:firstLineChars="200" w:firstLine="482"/>
+        <w:rPr>
+          <w:rFonts w:ascii="SimSun" w:hAnsi="SimSun" w:cs="SimSun"/>
+          <w:sz w:val="24"/>
+          <w:szCs w:val="24"/>
+          <w:lang w:eastAsia="zh-CN"/>
+        </w:rPr>
+      </w:pPr>
+      <w:r>
+        <w:rPr>
+          <w:rFonts w:ascii="SimSun" w:hAnsi="SimSun"/>
+          <w:b/>
+          <w:sz w:val="24"/>
+          <w:szCs w:val="24"/>
+          <w:lang w:eastAsia="zh-CN"/>
+        </w:rPr>
+        <w:t>重点：</w:t>
+      </w:r>
+      <w:r>
+        <w:rPr>
+          <w:rFonts w:ascii="SimSun" w:hAnsi="SimSun"/>
+          <w:sz w:val="24"/>
+          <w:szCs w:val="24"/>
+          <w:lang w:eastAsia="zh-CN"/>
+        </w:rPr>
+        <w:t xml:space="preserve">Vibe Coding 理念、RCPVU 结构化 Prompt 框架、三级迭代生成策略（骨架-皮肤-交互）、以及防范 AI 生成代码的六大约束边界。</w:t>
+      </w:r>
+    </w:p>
+    <w:p>
+      <w:pPr>
+        <w:pStyle w:val="3"/>
+        <w:spacing w:line="400" w:lineRule="exact"/>
+        <w:ind w:firstLineChars="200" w:firstLine="482"/>
+        <w:rPr>
+          <w:rFonts w:ascii="SimSun" w:hAnsi="SimSun" w:cs="SimSun"/>
+          <w:sz w:val="24"/>
+          <w:szCs w:val="24"/>
+          <w:lang w:eastAsia="zh-CN"/>
+        </w:rPr>
+      </w:pPr>
+      <w:r>
+        <w:rPr>
+          <w:rFonts w:ascii="SimSun" w:hAnsi="SimSun"/>
+          <w:b/>
+          <w:sz w:val="24"/>
+          <w:szCs w:val="24"/>
+          <w:lang w:eastAsia="zh-CN"/>
+        </w:rPr>
+        <w:t>难点：</w:t>
+      </w:r>
+      <w:r>
+        <w:rPr>
+          <w:rFonts w:ascii="SimSun" w:hAnsi="SimSun"/>
+          <w:sz w:val="24"/>
+          <w:szCs w:val="24"/>
+          <w:lang w:eastAsia="zh-CN"/>
+        </w:rPr>
+        <w:t xml:space="preserve">从传统的具象视觉绘制思维转变为高维的系统架构意图表达思维，克制一键生成的诱惑，掌握并严格执行多层级的代码生成与除错约束机制。</w:t>
+      </w:r>
+    </w:p>
+    <w:p>
+      <w:pPr>
+        <w:pStyle w:val="3"/>
+        <w:spacing w:line="400" w:lineRule="exact"/>
+        <w:ind w:firstLineChars="200" w:firstLine="482"/>
+        <w:rPr>
+          <w:rFonts w:ascii="SimSun" w:hAnsi="SimSun" w:cs="SimSun"/>
+          <w:sz w:val="24"/>
+          <w:szCs w:val="24"/>
+          <w:lang w:eastAsia="zh-CN"/>
+        </w:rPr>
+      </w:pPr>
+      <w:r>
+        <w:rPr>
+          <w:rFonts w:ascii="SimSun" w:hAnsi="SimSun"/>
+          <w:b/>
+          <w:sz w:val="24"/>
+          <w:szCs w:val="24"/>
+          <w:lang w:eastAsia="zh-CN"/>
+        </w:rPr>
+        <w:t>课程思政融入点：</w:t>
+      </w:r>
+      <w:r>
+        <w:rPr>
+          <w:rFonts w:ascii="SimSun" w:hAnsi="SimSun"/>
+          <w:sz w:val="24"/>
+          <w:szCs w:val="24"/>
+          <w:lang w:eastAsia="zh-CN"/>
+        </w:rPr>
+        <w:t xml:space="preserve">培养学生在高度自动化时代的“阵地意识”和“控制者思维”。在算力泛滥的环境下，不盲目依赖、不丧失技术底线审查能力。强调人类作为规则制定者、边界守夜人和系统防错兜底者的不可替代价值，培养严谨求实、对数字产品安全高度负责的工程伦理与技术敬畏心。</w:t>
+      </w:r>
+    </w:p>
+    <w:p>
+      <w:pPr>
+        <w:pStyle w:val="3"/>
+        <w:spacing w:line="400" w:lineRule="exact"/>
+        <w:ind w:firstLineChars="200" w:firstLine="482"/>
+        <w:rPr>
+          <w:rFonts w:ascii="SimSun" w:hAnsi="SimSun" w:cs="SimSun"/>
+          <w:sz w:val="24"/>
+          <w:szCs w:val="24"/>
+          <w:lang w:eastAsia="zh-CN"/>
+        </w:rPr>
+      </w:pPr>
+      <w:r>
+        <w:rPr>
+          <w:rFonts w:ascii="SimSun" w:hAnsi="SimSun"/>
+          <w:b/>
+          <w:sz w:val="24"/>
+          <w:szCs w:val="24"/>
+          <w:lang w:eastAsia="zh-CN"/>
+        </w:rPr>
+        <w:t>采用的教学方法：</w:t>
+      </w:r>
+      <w:r>
+        <w:rPr>
+          <w:rFonts w:ascii="SimSun" w:hAnsi="SimSun"/>
+          <w:sz w:val="24"/>
+          <w:szCs w:val="24"/>
+          <w:lang w:eastAsia="zh-CN"/>
+        </w:rPr>
+        <w:t xml:space="preserve">项目导引、AI 生成翻车案例排雷、结构化 Prompt 演练</w:t>
+      </w:r>
+    </w:p>
+    <w:p>
+      <w:pPr>
+        <w:pStyle w:val="3"/>
+        <w:spacing w:line="400" w:lineRule="exact"/>
+        <w:ind w:firstLineChars="200" w:firstLine="482"/>
+        <w:rPr>
+          <w:rFonts w:ascii="SimSun" w:hAnsi="SimSun" w:cs="SimSun"/>
+          <w:sz w:val="24"/>
+          <w:szCs w:val="24"/>
+          <w:lang w:eastAsia="zh-CN"/>
+        </w:rPr>
+      </w:pPr>
+      <w:r>
+        <w:rPr>
+          <w:rFonts w:ascii="SimSun" w:hAnsi="SimSun"/>
+          <w:b/>
+          <w:sz w:val="24"/>
+          <w:szCs w:val="24"/>
+          <w:lang w:eastAsia="zh-CN"/>
+        </w:rPr>
+        <w:t>理论学时：</w:t>
+      </w:r>
+      <w:r>
+        <w:rPr>
+          <w:rFonts w:ascii="SimSun" w:hAnsi="SimSun"/>
+          <w:sz w:val="24"/>
+          <w:szCs w:val="24"/>
+          <w:lang w:eastAsia="zh-CN"/>
+        </w:rPr>
+        <w:t xml:space="preserve">0学时</w:t>
+      </w:r>
+    </w:p>
+    <w:p>
+      <w:pPr>
+        <w:pStyle w:val="3"/>
+        <w:spacing w:line="400" w:lineRule="exact"/>
+        <w:ind w:firstLineChars="200" w:firstLine="482"/>
+        <w:rPr>
+          <w:rFonts w:ascii="SimSun" w:hAnsi="SimSun"/>
+          <w:sz w:val="24"/>
+          <w:szCs w:val="24"/>
+          <w:lang w:eastAsia="zh-CN"/>
+        </w:rPr>
+      </w:pPr>
+      <w:r>
+        <w:rPr>
+          <w:rFonts w:ascii="SimSun" w:hAnsi="SimSun"/>
+          <w:b/>
+          <w:sz w:val="24"/>
+          <w:szCs w:val="24"/>
+          <w:lang w:eastAsia="zh-CN"/>
+        </w:rPr>
+        <w:t>实践学时：</w:t>
+      </w:r>
+      <w:r>
+        <w:rPr>
+          <w:rFonts w:ascii="SimSun" w:hAnsi="SimSun"/>
+          <w:sz w:val="24"/>
+          <w:szCs w:val="24"/>
+          <w:lang w:eastAsia="zh-CN"/>
+        </w:rPr>
+        <w:t xml:space="preserve">4学时</w:t>
       </w:r>
     </w:p>
     <w:p>
@@ -3157,7 +4637,97 @@
           <w:szCs w:val="24"/>
           <w:lang w:eastAsia="zh-CN"/>
         </w:rPr>
-        <w:t xml:space="preserve">参考教材：《交互设计精髓 (About Face 4)》第四章 设定愿景：场景与设计需求；第五章 设计产品：框架与精炼</w:t>
+        <w:t/>
+      </w:r>
+    </w:p>
+    <w:p>
+      <w:pPr>
+        <w:pStyle w:val="3"/>
+        <w:spacing w:line="400" w:lineRule="exact"/>
+        <w:ind w:firstLineChars="200" w:firstLine="482"/>
+        <w:rPr>
+          <w:rFonts w:ascii="SimSun" w:hAnsi="SimSun" w:cs="Tahoma"/>
+          <w:sz w:val="24"/>
+          <w:szCs w:val="24"/>
+          <w:lang w:eastAsia="zh-CN"/>
+        </w:rPr>
+      </w:pPr>
+      <w:r>
+        <w:rPr>
+          <w:rFonts w:ascii="SimSun" w:hAnsi="SimSun" w:cs="Tahoma"/>
+          <w:b/>
+          <w:sz w:val="24"/>
+          <w:szCs w:val="24"/>
+          <w:lang w:eastAsia="zh-CN"/>
+        </w:rPr>
+        <w:t xml:space="preserve">第10章  前沿动效组件融入</w:t>
+      </w:r>
+    </w:p>
+    <w:p>
+      <w:pPr>
+        <w:pStyle w:val="3"/>
+        <w:spacing w:line="400" w:lineRule="exact"/>
+        <w:ind w:firstLineChars="200" w:firstLine="482"/>
+        <w:rPr>
+          <w:rFonts w:ascii="SimSun" w:hAnsi="SimSun" w:cs="SimSun"/>
+          <w:sz w:val="24"/>
+          <w:szCs w:val="24"/>
+          <w:lang w:eastAsia="zh-CN"/>
+        </w:rPr>
+      </w:pPr>
+      <w:r>
+        <w:rPr>
+          <w:rFonts w:ascii="SimSun" w:hAnsi="SimSun"/>
+          <w:b/>
+          <w:sz w:val="24"/>
+          <w:szCs w:val="24"/>
+          <w:lang w:eastAsia="zh-CN"/>
+        </w:rPr>
+        <w:t>主要知识点：</w:t>
+      </w:r>
+    </w:p>
+    <w:p>
+      <w:pPr>
+        <w:pStyle w:val="3"/>
+        <w:spacing w:line="400" w:lineRule="exact"/>
+        <w:ind w:firstLineChars="200" w:firstLine="480"/>
+        <w:rPr>
+          <w:rFonts w:ascii="SimSun" w:hAnsi="SimSun" w:cs="SimSun"/>
+          <w:sz w:val="24"/>
+          <w:szCs w:val="24"/>
+          <w:lang w:eastAsia="zh-CN"/>
+        </w:rPr>
+      </w:pPr>
+      <w:r>
+        <w:rPr>
+          <w:rFonts w:ascii="SimSun" w:hAnsi="SimSun"/>
+          <w:sz w:val="24"/>
+          <w:szCs w:val="24"/>
+          <w:lang w:eastAsia="zh-CN"/>
+        </w:rPr>
+        <w:t xml:space="preserve">本周课程聚焦于为前端原型注入生命力的前沿微交互动效设计。从打破冰冷的“静态幻觉”出发，深入剖析了微交互的四大要素解剖模型（触发器、规则、反馈、循环与模式）及 AFA（动作-反馈-动画）心理抚慰法则。理论层面涵盖非线性物理缓动曲线调校、迪士尼挤压拉伸机制、多模态感官隐喻，以及数字新中式留白气韵美学。技术落地层面，教授如何抛弃感性沟通，使用包含物理量纲（阻尼、刚度和质量等）的结构化 Prompt 驱动大模型生成 Framer Motion/GSAP 原生交互代码。最后，着重讲解了防雷和防御性设计，包括避免 Layout Thrashing 重绘风暴的 GPU 图层隔离、利用状态机拦截组件卸载生命周期，以及利用 prefers-reduced-motion 保护前庭敏感弱势群体的平稳降级策略。</w:t>
+      </w:r>
+    </w:p>
+    <w:p>
+      <w:pPr>
+        <w:pStyle w:val="3"/>
+        <w:spacing w:line="400" w:lineRule="exact"/>
+        <w:ind w:firstLineChars="200" w:firstLine="480"/>
+        <w:rPr>
+          <w:rFonts w:ascii="SimSun" w:hAnsi="SimSun" w:cs="SimSun"/>
+          <w:sz w:val="24"/>
+          <w:szCs w:val="24"/>
+          <w:lang w:eastAsia="zh-CN"/>
+        </w:rPr>
+      </w:pPr>
+      <w:r>
+        <w:rPr>
+          <w:rFonts w:ascii="SimSun" w:hAnsi="SimSun"/>
+          <w:sz w:val="24"/>
+          <w:szCs w:val="24"/>
+          <w:lang w:eastAsia="zh-CN"/>
+        </w:rPr>
+        <w:t xml:space="preserve">参考教材：《交互设计精髓 (About Face 4)》第十一章 编排与心流</w:t>
       </w:r>
     </w:p>
     <w:p>
@@ -3189,7 +4759,7 @@
           <w:szCs w:val="24"/>
           <w:lang w:eastAsia="zh-CN"/>
         </w:rPr>
-        <w:t xml:space="preserve">理解心流状态的触发条件，掌握前端页面状态机的流式拆解手法与逻辑编排能力</w:t>
+        <w:t xml:space="preserve">认知微动效在提供反馈与情感化设计中的重要作用；掌握通过 AI 辅助植入创意前端动效的协作流</w:t>
       </w:r>
     </w:p>
     <w:p>
@@ -3221,7 +4791,7 @@
           <w:szCs w:val="24"/>
           <w:lang w:eastAsia="zh-CN"/>
         </w:rPr>
-        <w:t xml:space="preserve">目标导向的流式架构图设计与界面状态机的完整闭环设计</w:t>
+        <w:t xml:space="preserve">AI 驱动的组件级原生动效生成流，以及涵盖性能优化（避免重排）与无障碍兜底（平稳降级）的物理微交互构建。</w:t>
       </w:r>
     </w:p>
     <w:p>
@@ -3253,7 +4823,7 @@
           <w:szCs w:val="24"/>
           <w:lang w:eastAsia="zh-CN"/>
         </w:rPr>
-        <w:t xml:space="preserve">抛弃静态页面思维，全面梳理考虑各种临界和中间状态的动态跳转逻辑</w:t>
+        <w:t xml:space="preserve">如何利用精确的物理常识参数构建 Prompt 驱动大模型，解决动效接入过程中引发的 Layout Thrashing 性能掉帧瓶颈，并处理前端框架（如 React）中生命周期卸载拦截与组件代码不兼容等工程故障。</w:t>
       </w:r>
     </w:p>
     <w:p>
@@ -3285,7 +4855,7 @@
           <w:szCs w:val="24"/>
           <w:lang w:eastAsia="zh-CN"/>
         </w:rPr>
-        <w:t xml:space="preserve">在架构规划中坚持系统观念与全局视野，培养严谨的逻辑推理能力</w:t>
+        <w:t xml:space="preserve">1. 科技向善与人文关怀：秉持包容性设计道德底线，通过代码实现 `prefers-reduced-motion` 强制降级，保护晕动症等前庭敏感群体免受数字感官剥夺。2. 东方审美自信：超越纯工具思维，将中华文化的“气韵生动”与“留白”美学注入底层时间缓动曲线系统，构建独具东方哲理的呼吸感数字交互。</w:t>
       </w:r>
     </w:p>
     <w:p>
@@ -3317,7 +4887,7 @@
           <w:szCs w:val="24"/>
           <w:lang w:eastAsia="zh-CN"/>
         </w:rPr>
-        <w:t xml:space="preserve">项目导引、系统蓝图拆解、状态机白板绘图实操</w:t>
+        <w:t xml:space="preserve">项目导引、优秀动效组件赏析、AI 驱动特效接入实拍</w:t>
       </w:r>
     </w:p>
     <w:p>
@@ -3426,7 +4996,7 @@
           <w:szCs w:val="24"/>
           <w:lang w:eastAsia="zh-CN"/>
         </w:rPr>
-        <w:t xml:space="preserve">第6章  容器工程化基础映射</w:t>
+        <w:t xml:space="preserve">第11章  逻辑排障与兜底策略</w:t>
       </w:r>
     </w:p>
     <w:p>
@@ -3471,7 +5041,7 @@
           <w:szCs w:val="24"/>
           <w:lang w:eastAsia="zh-CN"/>
         </w:rPr>
-        <w:t xml:space="preserve">6.1 DOM视觉映射机理；Figma AutoLayout 向 CSS Flex 的底层转化基础</w:t>
+        <w:t xml:space="preserve">本周课程围绕AI生成代码失控时的逻辑排障与演示兜底策略展开。首先通过“Read-Explain-Fix”三步法教授学生如何利用LLM辅助阅读前端控制台报错，识别五大常见前端错误。其次解构原型的混合保真度光谱，探讨水平原型与垂直原型的策略取舍，理解抛弃式原型的本质与“绿野仙踪法”。最后针对产品演示（Demo）可能发生的“状态断裂”灾难，建立AI自修、Figma热补丁与口头叙事相补充的“三级降级兜底策略”，并将其应用于“实践项目3”的收尾验收准备中。</w:t>
       </w:r>
     </w:p>
     <w:p>
@@ -3493,7 +5063,231 @@
           <w:szCs w:val="24"/>
           <w:lang w:eastAsia="zh-CN"/>
         </w:rPr>
-        <w:t xml:space="preserve">6.2 在 Figma 搭建严苛响应式组件框架</w:t>
+        <w:t xml:space="preserve">参考教材：《交互设计精髓 (About Face 4)》第十五章 防止错误与辅助决策</w:t>
+      </w:r>
+    </w:p>
+    <w:p>
+      <w:pPr>
+        <w:pStyle w:val="3"/>
+        <w:spacing w:line="400" w:lineRule="exact"/>
+        <w:ind w:firstLineChars="200" w:firstLine="482"/>
+        <w:rPr>
+          <w:rFonts w:ascii="SimSun" w:hAnsi="SimSun" w:cs="SimSun"/>
+          <w:sz w:val="24"/>
+          <w:szCs w:val="24"/>
+          <w:lang w:eastAsia="zh-CN"/>
+        </w:rPr>
+      </w:pPr>
+      <w:r>
+        <w:rPr>
+          <w:rFonts w:ascii="SimSun" w:hAnsi="SimSun"/>
+          <w:b/>
+          <w:sz w:val="24"/>
+          <w:szCs w:val="24"/>
+          <w:lang w:eastAsia="zh-CN"/>
+        </w:rPr>
+        <w:t>教学要求：</w:t>
+      </w:r>
+      <w:r>
+        <w:rPr>
+          <w:rFonts w:ascii="SimSun" w:hAnsi="SimSun"/>
+          <w:sz w:val="24"/>
+          <w:szCs w:val="24"/>
+          <w:lang w:eastAsia="zh-CN"/>
+        </w:rPr>
+        <w:t xml:space="preserve">掌握大模型陷入死循环时的兜底降级方案与混合保真测试准备工作；具备基本的代码辅助阅读自检能力</w:t>
+      </w:r>
+    </w:p>
+    <w:p>
+      <w:pPr>
+        <w:pStyle w:val="3"/>
+        <w:spacing w:line="400" w:lineRule="exact"/>
+        <w:ind w:firstLineChars="200" w:firstLine="482"/>
+        <w:rPr>
+          <w:rFonts w:ascii="SimSun" w:hAnsi="SimSun" w:cs="SimSun"/>
+          <w:sz w:val="24"/>
+          <w:szCs w:val="24"/>
+          <w:lang w:eastAsia="zh-CN"/>
+        </w:rPr>
+      </w:pPr>
+      <w:r>
+        <w:rPr>
+          <w:rFonts w:ascii="SimSun" w:hAnsi="SimSun"/>
+          <w:b/>
+          <w:sz w:val="24"/>
+          <w:szCs w:val="24"/>
+          <w:lang w:eastAsia="zh-CN"/>
+        </w:rPr>
+        <w:t>重点：</w:t>
+      </w:r>
+      <w:r>
+        <w:rPr>
+          <w:rFonts w:ascii="SimSun" w:hAnsi="SimSun"/>
+          <w:sz w:val="24"/>
+          <w:szCs w:val="24"/>
+          <w:lang w:eastAsia="zh-CN"/>
+        </w:rPr>
+        <w:t xml:space="preserve">掌握前端常见错误的AI辅助排障三步法（Read-Explain-Fix），以及基于混合保真度光谱的原型取舍策略与答辩演示的三级降级兜底策略。</w:t>
+      </w:r>
+    </w:p>
+    <w:p>
+      <w:pPr>
+        <w:pStyle w:val="3"/>
+        <w:spacing w:line="400" w:lineRule="exact"/>
+        <w:ind w:firstLineChars="200" w:firstLine="482"/>
+        <w:rPr>
+          <w:rFonts w:ascii="SimSun" w:hAnsi="SimSun" w:cs="SimSun"/>
+          <w:sz w:val="24"/>
+          <w:szCs w:val="24"/>
+          <w:lang w:eastAsia="zh-CN"/>
+        </w:rPr>
+      </w:pPr>
+      <w:r>
+        <w:rPr>
+          <w:rFonts w:ascii="SimSun" w:hAnsi="SimSun"/>
+          <w:b/>
+          <w:sz w:val="24"/>
+          <w:szCs w:val="24"/>
+          <w:lang w:eastAsia="zh-CN"/>
+        </w:rPr>
+        <w:t>难点：</w:t>
+      </w:r>
+      <w:r>
+        <w:rPr>
+          <w:rFonts w:ascii="SimSun" w:hAnsi="SimSun"/>
+          <w:sz w:val="24"/>
+          <w:szCs w:val="24"/>
+          <w:lang w:eastAsia="zh-CN"/>
+        </w:rPr>
+        <w:t xml:space="preserve">突破面对报错时的“技术规避本能”，在AI调试中把控“解释权”，避免无底线的“吉娃娃效应”瞎改代码；以及在资源受限下对原型保真度的精准取舍与兜底防线的构建。</w:t>
+      </w:r>
+    </w:p>
+    <w:p>
+      <w:pPr>
+        <w:pStyle w:val="3"/>
+        <w:spacing w:line="400" w:lineRule="exact"/>
+        <w:ind w:firstLineChars="200" w:firstLine="482"/>
+        <w:rPr>
+          <w:rFonts w:ascii="SimSun" w:hAnsi="SimSun" w:cs="SimSun"/>
+          <w:sz w:val="24"/>
+          <w:szCs w:val="24"/>
+          <w:lang w:eastAsia="zh-CN"/>
+        </w:rPr>
+      </w:pPr>
+      <w:r>
+        <w:rPr>
+          <w:rFonts w:ascii="SimSun" w:hAnsi="SimSun"/>
+          <w:b/>
+          <w:sz w:val="24"/>
+          <w:szCs w:val="24"/>
+          <w:lang w:eastAsia="zh-CN"/>
+        </w:rPr>
+        <w:t>课程思政融入点：</w:t>
+      </w:r>
+      <w:r>
+        <w:rPr>
+          <w:rFonts w:ascii="SimSun" w:hAnsi="SimSun"/>
+          <w:sz w:val="24"/>
+          <w:szCs w:val="24"/>
+          <w:lang w:eastAsia="zh-CN"/>
+        </w:rPr>
+        <w:t xml:space="preserve">培养对代码与系统工程底线的敬畏心（通过AWS宕机与Therac-25医疗事故案例），认识到技术的脆弱性与风险管理的重要性；树立面对技术灾难（如演示失败）时具备临危不乱的专业素养，以及“不掩饰错误、积极兜底补救”的工程伦理与大局观责任感。</w:t>
+      </w:r>
+    </w:p>
+    <w:p>
+      <w:pPr>
+        <w:pStyle w:val="3"/>
+        <w:spacing w:line="400" w:lineRule="exact"/>
+        <w:ind w:firstLineChars="200" w:firstLine="482"/>
+        <w:rPr>
+          <w:rFonts w:ascii="SimSun" w:hAnsi="SimSun" w:cs="SimSun"/>
+          <w:sz w:val="24"/>
+          <w:szCs w:val="24"/>
+          <w:lang w:eastAsia="zh-CN"/>
+        </w:rPr>
+      </w:pPr>
+      <w:r>
+        <w:rPr>
+          <w:rFonts w:ascii="SimSun" w:hAnsi="SimSun"/>
+          <w:b/>
+          <w:sz w:val="24"/>
+          <w:szCs w:val="24"/>
+          <w:lang w:eastAsia="zh-CN"/>
+        </w:rPr>
+        <w:t>采用的教学方法：</w:t>
+      </w:r>
+      <w:r>
+        <w:rPr>
+          <w:rFonts w:ascii="SimSun" w:hAnsi="SimSun"/>
+          <w:sz w:val="24"/>
+          <w:szCs w:val="24"/>
+          <w:lang w:eastAsia="zh-CN"/>
+        </w:rPr>
+        <w:t xml:space="preserve">项目导引、重度 Bug 抢救实演、混合保真兜底演练</w:t>
+      </w:r>
+    </w:p>
+    <w:p>
+      <w:pPr>
+        <w:pStyle w:val="3"/>
+        <w:spacing w:line="400" w:lineRule="exact"/>
+        <w:ind w:firstLineChars="200" w:firstLine="482"/>
+        <w:rPr>
+          <w:rFonts w:ascii="SimSun" w:hAnsi="SimSun" w:cs="SimSun"/>
+          <w:sz w:val="24"/>
+          <w:szCs w:val="24"/>
+          <w:lang w:eastAsia="zh-CN"/>
+        </w:rPr>
+      </w:pPr>
+      <w:r>
+        <w:rPr>
+          <w:rFonts w:ascii="SimSun" w:hAnsi="SimSun"/>
+          <w:b/>
+          <w:sz w:val="24"/>
+          <w:szCs w:val="24"/>
+          <w:lang w:eastAsia="zh-CN"/>
+        </w:rPr>
+        <w:t>理论学时：</w:t>
+      </w:r>
+      <w:r>
+        <w:rPr>
+          <w:rFonts w:ascii="SimSun" w:hAnsi="SimSun"/>
+          <w:sz w:val="24"/>
+          <w:szCs w:val="24"/>
+          <w:lang w:eastAsia="zh-CN"/>
+        </w:rPr>
+        <w:t xml:space="preserve">0学时</w:t>
+      </w:r>
+    </w:p>
+    <w:p>
+      <w:pPr>
+        <w:pStyle w:val="3"/>
+        <w:spacing w:line="400" w:lineRule="exact"/>
+        <w:ind w:firstLineChars="200" w:firstLine="482"/>
+        <w:rPr>
+          <w:rFonts w:ascii="SimSun" w:hAnsi="SimSun"/>
+          <w:sz w:val="24"/>
+          <w:szCs w:val="24"/>
+          <w:lang w:eastAsia="zh-CN"/>
+        </w:rPr>
+      </w:pPr>
+      <w:r>
+        <w:rPr>
+          <w:rFonts w:ascii="SimSun" w:hAnsi="SimSun"/>
+          <w:b/>
+          <w:sz w:val="24"/>
+          <w:szCs w:val="24"/>
+          <w:lang w:eastAsia="zh-CN"/>
+        </w:rPr>
+        <w:t>实践学时：</w:t>
+      </w:r>
+      <w:r>
+        <w:rPr>
+          <w:rFonts w:ascii="SimSun" w:hAnsi="SimSun"/>
+          <w:sz w:val="24"/>
+          <w:szCs w:val="24"/>
+          <w:lang w:eastAsia="zh-CN"/>
+        </w:rPr>
+        <w:t xml:space="preserve">4学时</w:t>
       </w:r>
     </w:p>
     <w:p>
@@ -3515,7 +5309,97 @@
           <w:szCs w:val="24"/>
           <w:lang w:eastAsia="zh-CN"/>
         </w:rPr>
-        <w:t xml:space="preserve">参考教材：《数字媒体交互设计（慕课版）》第二章 Web端'家居'网页交互UI设计</w:t>
+        <w:t/>
+      </w:r>
+    </w:p>
+    <w:p>
+      <w:pPr>
+        <w:pStyle w:val="3"/>
+        <w:spacing w:line="400" w:lineRule="exact"/>
+        <w:ind w:firstLineChars="200" w:firstLine="482"/>
+        <w:rPr>
+          <w:rFonts w:ascii="SimSun" w:hAnsi="SimSun" w:cs="Tahoma"/>
+          <w:sz w:val="24"/>
+          <w:szCs w:val="24"/>
+          <w:lang w:eastAsia="zh-CN"/>
+        </w:rPr>
+      </w:pPr>
+      <w:r>
+        <w:rPr>
+          <w:rFonts w:ascii="SimSun" w:hAnsi="SimSun" w:cs="Tahoma"/>
+          <w:b/>
+          <w:sz w:val="24"/>
+          <w:szCs w:val="24"/>
+          <w:lang w:eastAsia="zh-CN"/>
+        </w:rPr>
+        <w:t xml:space="preserve">第12章  启发式评估原理与应用</w:t>
+      </w:r>
+    </w:p>
+    <w:p>
+      <w:pPr>
+        <w:pStyle w:val="3"/>
+        <w:spacing w:line="400" w:lineRule="exact"/>
+        <w:ind w:firstLineChars="200" w:firstLine="482"/>
+        <w:rPr>
+          <w:rFonts w:ascii="SimSun" w:hAnsi="SimSun" w:cs="SimSun"/>
+          <w:sz w:val="24"/>
+          <w:szCs w:val="24"/>
+          <w:lang w:eastAsia="zh-CN"/>
+        </w:rPr>
+      </w:pPr>
+      <w:r>
+        <w:rPr>
+          <w:rFonts w:ascii="SimSun" w:hAnsi="SimSun"/>
+          <w:b/>
+          <w:sz w:val="24"/>
+          <w:szCs w:val="24"/>
+          <w:lang w:eastAsia="zh-CN"/>
+        </w:rPr>
+        <w:t>主要知识点：</w:t>
+      </w:r>
+    </w:p>
+    <w:p>
+      <w:pPr>
+        <w:pStyle w:val="3"/>
+        <w:spacing w:line="400" w:lineRule="exact"/>
+        <w:ind w:firstLineChars="200" w:firstLine="480"/>
+        <w:rPr>
+          <w:rFonts w:ascii="SimSun" w:hAnsi="SimSun" w:cs="SimSun"/>
+          <w:sz w:val="24"/>
+          <w:szCs w:val="24"/>
+          <w:lang w:eastAsia="zh-CN"/>
+        </w:rPr>
+      </w:pPr>
+      <w:r>
+        <w:rPr>
+          <w:rFonts w:ascii="SimSun" w:hAnsi="SimSun"/>
+          <w:sz w:val="24"/>
+          <w:szCs w:val="24"/>
+          <w:lang w:eastAsia="zh-CN"/>
+        </w:rPr>
+        <w:t xml:space="preserve">本周内容以寻找界面中的“隐形地雷”为核心，阐述由于系统与用户心智模型错位而引发的可用性灾难，详细解构了可用性测试的三大阵营。重点剖析了Jakob Nielsen十大可用性启发式原则（Heuristics）背后的认知心理学底层逻辑，并探讨其在现代空间计算、暗黑模式及中国本土庞大下沉市场应用生态中的时代局限与演进。最后教授工业级标准化启发式评估流程，并启动跨组独立互评实战项目。</w:t>
+      </w:r>
+    </w:p>
+    <w:p>
+      <w:pPr>
+        <w:pStyle w:val="3"/>
+        <w:spacing w:line="400" w:lineRule="exact"/>
+        <w:ind w:firstLineChars="200" w:firstLine="480"/>
+        <w:rPr>
+          <w:rFonts w:ascii="SimSun" w:hAnsi="SimSun" w:cs="SimSun"/>
+          <w:sz w:val="24"/>
+          <w:szCs w:val="24"/>
+          <w:lang w:eastAsia="zh-CN"/>
+        </w:rPr>
+      </w:pPr>
+      <w:r>
+        <w:rPr>
+          <w:rFonts w:ascii="SimSun" w:hAnsi="SimSun"/>
+          <w:sz w:val="24"/>
+          <w:szCs w:val="24"/>
+          <w:lang w:eastAsia="zh-CN"/>
+        </w:rPr>
+        <w:t xml:space="preserve">参考教材：《交互设计：超越人机交互（原书第5版）》第十四章 评估导论；第十五章 评估研究：从受控到自然环境</w:t>
       </w:r>
     </w:p>
     <w:p>
@@ -3547,7 +5431,7 @@
           <w:szCs w:val="24"/>
           <w:lang w:eastAsia="zh-CN"/>
         </w:rPr>
-        <w:t xml:space="preserve">理解设计工具与前端开发的映射机理；掌握从 AutoLayout 容器思维到响应式组件框架的构建</w:t>
+        <w:t xml:space="preserve">掌握以 Nielsen 十大原则为核心的启发式评估方法；能客观、高效地发现产品中违反可用性常理的高优先级问题</w:t>
       </w:r>
     </w:p>
     <w:p>
@@ -3579,7 +5463,7 @@
           <w:szCs w:val="24"/>
           <w:lang w:eastAsia="zh-CN"/>
         </w:rPr>
-        <w:t xml:space="preserve">DOM 结构思维与 Figma AutoLayout/CSS Flex 的原子映射规律</w:t>
+        <w:t xml:space="preserve">深刻理解Nielsen十大可用性启发式原则的内涵及判定标准，掌握包含简报、双重独立扫描与去重定级三阶段在内的标准化启发式评估（走查）流程。</w:t>
       </w:r>
     </w:p>
     <w:p>
@@ -3611,7 +5495,7 @@
           <w:szCs w:val="24"/>
           <w:lang w:eastAsia="zh-CN"/>
         </w:rPr>
-        <w:t xml:space="preserve">摆脱自由画板的绘图习惯，建立严苛的盒模型容器嵌套工程化意识</w:t>
+        <w:t xml:space="preserve">跨越“开发者视角”的主观盲区并克服“知识诅咒”；在具体的评估操作中，学会运用三大阶段与背靠背独立机制来避免“群体盲思”与“假阳性（误判）”，将抽象法则精准对应至复杂交互漏洞。</w:t>
       </w:r>
     </w:p>
     <w:p>
@@ -3643,7 +5527,7 @@
           <w:szCs w:val="24"/>
           <w:lang w:eastAsia="zh-CN"/>
         </w:rPr>
-        <w:t xml:space="preserve">认识工程标准化的降本增效价值，培养遵守规则、精进技艺的工匠精神</w:t>
+        <w:t xml:space="preserve">敬畏真实用户的心智模型，确立设计的生命安全底线与社会责任（如医疗/航空系统的交互灾难反思）；破除技术人员的傲慢以培养深度的用户同理心；警惕并抵制利用认知偏差作恶的“暗黑模式”，坚守科技向善的职业道德与价值观。</w:t>
       </w:r>
     </w:p>
     <w:p>
@@ -3675,7 +5559,7 @@
           <w:szCs w:val="24"/>
           <w:lang w:eastAsia="zh-CN"/>
         </w:rPr>
-        <w:t xml:space="preserve">项目导引、设计系统工程化演示、Figma 容器搭建测验</w:t>
+        <w:t xml:space="preserve">项目导引、对照打分示范、各组互换原型进行专家检验</w:t>
       </w:r>
     </w:p>
     <w:p>
@@ -3784,7 +5668,7 @@
           <w:szCs w:val="24"/>
           <w:lang w:eastAsia="zh-CN"/>
         </w:rPr>
-        <w:t xml:space="preserve">第7章  视觉重构：层级与色彩</w:t>
+        <w:t xml:space="preserve">第13章  对话与可操作测试法</w:t>
       </w:r>
     </w:p>
     <w:p>
@@ -3829,7 +5713,7 @@
           <w:szCs w:val="24"/>
           <w:lang w:eastAsia="zh-CN"/>
         </w:rPr>
-        <w:t xml:space="preserve">7.1 利用基础排版字重与空间感建立层级；HSL系统解析</w:t>
+        <w:t xml:space="preserve">本周从评估方法的理论基础出发，探讨了由专家走查向受控环境中用户测试的范式跃迁；深度讲解了出声思考法（CTA）的理论、核心价值及主持人的干预克制；介绍了用敏捷的降维测试阵型与『五人魔法模型』替代高成本实验室测试，并教授0-4级可用性严重度评级量表。最后通过跨组同侪实战体验了可用性测试的完整闭环。</w:t>
       </w:r>
     </w:p>
     <w:p>
@@ -3851,7 +5735,231 @@
           <w:szCs w:val="24"/>
           <w:lang w:eastAsia="zh-CN"/>
         </w:rPr>
-        <w:t xml:space="preserve">7.2 为干瘪骨架填入视觉系统标签 (Tokens)</w:t>
+        <w:t xml:space="preserve">参考教材：《精益 UX：设计伟大产品的敏捷反求方法 (Lean UX)》第十五章 反馈与研究</w:t>
+      </w:r>
+    </w:p>
+    <w:p>
+      <w:pPr>
+        <w:pStyle w:val="3"/>
+        <w:spacing w:line="400" w:lineRule="exact"/>
+        <w:ind w:firstLineChars="200" w:firstLine="482"/>
+        <w:rPr>
+          <w:rFonts w:ascii="SimSun" w:hAnsi="SimSun" w:cs="SimSun"/>
+          <w:sz w:val="24"/>
+          <w:szCs w:val="24"/>
+          <w:lang w:eastAsia="zh-CN"/>
+        </w:rPr>
+      </w:pPr>
+      <w:r>
+        <w:rPr>
+          <w:rFonts w:ascii="SimSun" w:hAnsi="SimSun"/>
+          <w:b/>
+          <w:sz w:val="24"/>
+          <w:szCs w:val="24"/>
+          <w:lang w:eastAsia="zh-CN"/>
+        </w:rPr>
+        <w:t>教学要求：</w:t>
+      </w:r>
+      <w:r>
+        <w:rPr>
+          <w:rFonts w:ascii="SimSun" w:hAnsi="SimSun"/>
+          <w:sz w:val="24"/>
+          <w:szCs w:val="24"/>
+          <w:lang w:eastAsia="zh-CN"/>
+        </w:rPr>
+        <w:t xml:space="preserve">掌握无硬件眼动仪等条件限制下的低成本测试利器——出声思考法；能够主持科学的用户操作与定性观察</w:t>
+      </w:r>
+    </w:p>
+    <w:p>
+      <w:pPr>
+        <w:pStyle w:val="3"/>
+        <w:spacing w:line="400" w:lineRule="exact"/>
+        <w:ind w:firstLineChars="200" w:firstLine="482"/>
+        <w:rPr>
+          <w:rFonts w:ascii="SimSun" w:hAnsi="SimSun" w:cs="SimSun"/>
+          <w:sz w:val="24"/>
+          <w:szCs w:val="24"/>
+          <w:lang w:eastAsia="zh-CN"/>
+        </w:rPr>
+      </w:pPr>
+      <w:r>
+        <w:rPr>
+          <w:rFonts w:ascii="SimSun" w:hAnsi="SimSun"/>
+          <w:b/>
+          <w:sz w:val="24"/>
+          <w:szCs w:val="24"/>
+          <w:lang w:eastAsia="zh-CN"/>
+        </w:rPr>
+        <w:t>重点：</w:t>
+      </w:r>
+      <w:r>
+        <w:rPr>
+          <w:rFonts w:ascii="SimSun" w:hAnsi="SimSun"/>
+          <w:sz w:val="24"/>
+          <w:szCs w:val="24"/>
+          <w:lang w:eastAsia="zh-CN"/>
+        </w:rPr>
+        <w:t xml:space="preserve">并发出声思考法（CTA）的原理与执行、主持人的干预克制法则（两难陷阱）、基于三人降维建制的五人规模游击测试，以及0至4级严重度评级量表。</w:t>
+      </w:r>
+    </w:p>
+    <w:p>
+      <w:pPr>
+        <w:pStyle w:val="3"/>
+        <w:spacing w:line="400" w:lineRule="exact"/>
+        <w:ind w:firstLineChars="200" w:firstLine="482"/>
+        <w:rPr>
+          <w:rFonts w:ascii="SimSun" w:hAnsi="SimSun" w:cs="SimSun"/>
+          <w:sz w:val="24"/>
+          <w:szCs w:val="24"/>
+          <w:lang w:eastAsia="zh-CN"/>
+        </w:rPr>
+      </w:pPr>
+      <w:r>
+        <w:rPr>
+          <w:rFonts w:ascii="SimSun" w:hAnsi="SimSun"/>
+          <w:b/>
+          <w:sz w:val="24"/>
+          <w:szCs w:val="24"/>
+          <w:lang w:eastAsia="zh-CN"/>
+        </w:rPr>
+        <w:t>难点：</w:t>
+      </w:r>
+      <w:r>
+        <w:rPr>
+          <w:rFonts w:ascii="SimSun" w:hAnsi="SimSun"/>
+          <w:sz w:val="24"/>
+          <w:szCs w:val="24"/>
+          <w:lang w:eastAsia="zh-CN"/>
+        </w:rPr>
+        <w:t xml:space="preserve">作为测试的主持人，极其难以克制自身本能的『技术施舍』与解释防御欲，要做到绝不引导、不反驳、容忍沉默是最大的挑战；而记录员需将带有情绪体验的主观表达冷酷地转译为客观的工业缺陷严重度定级。</w:t>
+      </w:r>
+    </w:p>
+    <w:p>
+      <w:pPr>
+        <w:pStyle w:val="3"/>
+        <w:spacing w:line="400" w:lineRule="exact"/>
+        <w:ind w:firstLineChars="200" w:firstLine="482"/>
+        <w:rPr>
+          <w:rFonts w:ascii="SimSun" w:hAnsi="SimSun" w:cs="SimSun"/>
+          <w:sz w:val="24"/>
+          <w:szCs w:val="24"/>
+          <w:lang w:eastAsia="zh-CN"/>
+        </w:rPr>
+      </w:pPr>
+      <w:r>
+        <w:rPr>
+          <w:rFonts w:ascii="SimSun" w:hAnsi="SimSun"/>
+          <w:b/>
+          <w:sz w:val="24"/>
+          <w:szCs w:val="24"/>
+          <w:lang w:eastAsia="zh-CN"/>
+        </w:rPr>
+        <w:t>课程思政融入点：</w:t>
+      </w:r>
+      <w:r>
+        <w:rPr>
+          <w:rFonts w:ascii="SimSun" w:hAnsi="SimSun"/>
+          <w:sz w:val="24"/>
+          <w:szCs w:val="24"/>
+          <w:lang w:eastAsia="zh-CN"/>
+        </w:rPr>
+        <w:t xml:space="preserve">培养『剥离自负与换位倾听』的职业操守与表达适应力（素质1）。设计师需破除『我的心智即用户心智』的技术傲慢，以敬畏之心直观面对用户的受挫感；通过沉默而专注的倾听，提升深刻的同理心并在实战中灵活切换中立引导与客观汇报的沟通策略。</w:t>
+      </w:r>
+    </w:p>
+    <w:p>
+      <w:pPr>
+        <w:pStyle w:val="3"/>
+        <w:spacing w:line="400" w:lineRule="exact"/>
+        <w:ind w:firstLineChars="200" w:firstLine="482"/>
+        <w:rPr>
+          <w:rFonts w:ascii="SimSun" w:hAnsi="SimSun" w:cs="SimSun"/>
+          <w:sz w:val="24"/>
+          <w:szCs w:val="24"/>
+          <w:lang w:eastAsia="zh-CN"/>
+        </w:rPr>
+      </w:pPr>
+      <w:r>
+        <w:rPr>
+          <w:rFonts w:ascii="SimSun" w:hAnsi="SimSun"/>
+          <w:b/>
+          <w:sz w:val="24"/>
+          <w:szCs w:val="24"/>
+          <w:lang w:eastAsia="zh-CN"/>
+        </w:rPr>
+        <w:t>采用的教学方法：</w:t>
+      </w:r>
+      <w:r>
+        <w:rPr>
+          <w:rFonts w:ascii="SimSun" w:hAnsi="SimSun"/>
+          <w:sz w:val="24"/>
+          <w:szCs w:val="24"/>
+          <w:lang w:eastAsia="zh-CN"/>
+        </w:rPr>
+        <w:t xml:space="preserve">项目导引、主持过程正反面情景重现、实地组编组下放测试</w:t>
+      </w:r>
+    </w:p>
+    <w:p>
+      <w:pPr>
+        <w:pStyle w:val="3"/>
+        <w:spacing w:line="400" w:lineRule="exact"/>
+        <w:ind w:firstLineChars="200" w:firstLine="482"/>
+        <w:rPr>
+          <w:rFonts w:ascii="SimSun" w:hAnsi="SimSun" w:cs="SimSun"/>
+          <w:sz w:val="24"/>
+          <w:szCs w:val="24"/>
+          <w:lang w:eastAsia="zh-CN"/>
+        </w:rPr>
+      </w:pPr>
+      <w:r>
+        <w:rPr>
+          <w:rFonts w:ascii="SimSun" w:hAnsi="SimSun"/>
+          <w:b/>
+          <w:sz w:val="24"/>
+          <w:szCs w:val="24"/>
+          <w:lang w:eastAsia="zh-CN"/>
+        </w:rPr>
+        <w:t>理论学时：</w:t>
+      </w:r>
+      <w:r>
+        <w:rPr>
+          <w:rFonts w:ascii="SimSun" w:hAnsi="SimSun"/>
+          <w:sz w:val="24"/>
+          <w:szCs w:val="24"/>
+          <w:lang w:eastAsia="zh-CN"/>
+        </w:rPr>
+        <w:t xml:space="preserve">0学时</w:t>
+      </w:r>
+    </w:p>
+    <w:p>
+      <w:pPr>
+        <w:pStyle w:val="3"/>
+        <w:spacing w:line="400" w:lineRule="exact"/>
+        <w:ind w:firstLineChars="200" w:firstLine="482"/>
+        <w:rPr>
+          <w:rFonts w:ascii="SimSun" w:hAnsi="SimSun"/>
+          <w:sz w:val="24"/>
+          <w:szCs w:val="24"/>
+          <w:lang w:eastAsia="zh-CN"/>
+        </w:rPr>
+      </w:pPr>
+      <w:r>
+        <w:rPr>
+          <w:rFonts w:ascii="SimSun" w:hAnsi="SimSun"/>
+          <w:b/>
+          <w:sz w:val="24"/>
+          <w:szCs w:val="24"/>
+          <w:lang w:eastAsia="zh-CN"/>
+        </w:rPr>
+        <w:t>实践学时：</w:t>
+      </w:r>
+      <w:r>
+        <w:rPr>
+          <w:rFonts w:ascii="SimSun" w:hAnsi="SimSun"/>
+          <w:sz w:val="24"/>
+          <w:szCs w:val="24"/>
+          <w:lang w:eastAsia="zh-CN"/>
+        </w:rPr>
+        <w:t xml:space="preserve">4学时</w:t>
       </w:r>
     </w:p>
     <w:p>
@@ -3873,7 +5981,97 @@
           <w:szCs w:val="24"/>
           <w:lang w:eastAsia="zh-CN"/>
         </w:rPr>
-        <w:t xml:space="preserve">参考教材：《Refactoring UI》层级至上；《Refactoring UI》色彩运用</w:t>
+        <w:t/>
+      </w:r>
+    </w:p>
+    <w:p>
+      <w:pPr>
+        <w:pStyle w:val="3"/>
+        <w:spacing w:line="400" w:lineRule="exact"/>
+        <w:ind w:firstLineChars="200" w:firstLine="482"/>
+        <w:rPr>
+          <w:rFonts w:ascii="SimSun" w:hAnsi="SimSun" w:cs="Tahoma"/>
+          <w:sz w:val="24"/>
+          <w:szCs w:val="24"/>
+          <w:lang w:eastAsia="zh-CN"/>
+        </w:rPr>
+      </w:pPr>
+      <w:r>
+        <w:rPr>
+          <w:rFonts w:ascii="SimSun" w:hAnsi="SimSun" w:cs="Tahoma"/>
+          <w:b/>
+          <w:sz w:val="24"/>
+          <w:szCs w:val="24"/>
+          <w:lang w:eastAsia="zh-CN"/>
+        </w:rPr>
+        <w:t xml:space="preserve">第14章  数据复盘与作品库凝练</w:t>
+      </w:r>
+    </w:p>
+    <w:p>
+      <w:pPr>
+        <w:pStyle w:val="3"/>
+        <w:spacing w:line="400" w:lineRule="exact"/>
+        <w:ind w:firstLineChars="200" w:firstLine="482"/>
+        <w:rPr>
+          <w:rFonts w:ascii="SimSun" w:hAnsi="SimSun" w:cs="SimSun"/>
+          <w:sz w:val="24"/>
+          <w:szCs w:val="24"/>
+          <w:lang w:eastAsia="zh-CN"/>
+        </w:rPr>
+      </w:pPr>
+      <w:r>
+        <w:rPr>
+          <w:rFonts w:ascii="SimSun" w:hAnsi="SimSun"/>
+          <w:b/>
+          <w:sz w:val="24"/>
+          <w:szCs w:val="24"/>
+          <w:lang w:eastAsia="zh-CN"/>
+        </w:rPr>
+        <w:t>主要知识点：</w:t>
+      </w:r>
+    </w:p>
+    <w:p>
+      <w:pPr>
+        <w:pStyle w:val="3"/>
+        <w:spacing w:line="400" w:lineRule="exact"/>
+        <w:ind w:firstLineChars="200" w:firstLine="480"/>
+        <w:rPr>
+          <w:rFonts w:ascii="SimSun" w:hAnsi="SimSun" w:cs="SimSun"/>
+          <w:sz w:val="24"/>
+          <w:szCs w:val="24"/>
+          <w:lang w:eastAsia="zh-CN"/>
+        </w:rPr>
+      </w:pPr>
+      <w:r>
+        <w:rPr>
+          <w:rFonts w:ascii="SimSun" w:hAnsi="SimSun"/>
+          <w:sz w:val="24"/>
+          <w:szCs w:val="24"/>
+          <w:lang w:eastAsia="zh-CN"/>
+        </w:rPr>
+        <w:t xml:space="preserve">质性数据归纳（亲和图）、可用性严重度分级评估工具、UX作品集闭环叙事结构（英雄之旅与八章节法）、批判“设计的Dribbble化”。</w:t>
+      </w:r>
+    </w:p>
+    <w:p>
+      <w:pPr>
+        <w:pStyle w:val="3"/>
+        <w:spacing w:line="400" w:lineRule="exact"/>
+        <w:ind w:firstLineChars="200" w:firstLine="480"/>
+        <w:rPr>
+          <w:rFonts w:ascii="SimSun" w:hAnsi="SimSun" w:cs="SimSun"/>
+          <w:sz w:val="24"/>
+          <w:szCs w:val="24"/>
+          <w:lang w:eastAsia="zh-CN"/>
+        </w:rPr>
+      </w:pPr>
+      <w:r>
+        <w:rPr>
+          <w:rFonts w:ascii="SimSun" w:hAnsi="SimSun"/>
+          <w:sz w:val="24"/>
+          <w:szCs w:val="24"/>
+          <w:lang w:eastAsia="zh-CN"/>
+        </w:rPr>
+        <w:t xml:space="preserve">参考教材：《精益 UX：设计伟大产品的敏捷反求方法 (Lean UX)》第十六章 精益UX与敏捷的整合；第十七章 推动组织变革</w:t>
       </w:r>
     </w:p>
     <w:p>
@@ -3905,7 +6103,7 @@
           <w:szCs w:val="24"/>
           <w:lang w:eastAsia="zh-CN"/>
         </w:rPr>
-        <w:t xml:space="preserve">掌握无需依赖图形装饰、仅靠空间留白和字重构建信息层级的方法；熟练建立科学的色彩 Token 系统</w:t>
+        <w:t xml:space="preserve">掌握交互体验从发现到验证再到优化的闭环叙事结构并制作展示资产；能够系统梳理并量化测试反馈</w:t>
       </w:r>
     </w:p>
     <w:p>
@@ -3937,7 +6135,7 @@
           <w:szCs w:val="24"/>
           <w:lang w:eastAsia="zh-CN"/>
         </w:rPr>
-        <w:t xml:space="preserve">重构级视觉架构：排版/留白控制以及基于 HSL 系统的层级分配</w:t>
+        <w:t xml:space="preserve">如何将可用性测试的负面定性数据转化为结构化的改进依据，并利用“英雄之旅”叙事框架打造具有商业逻辑说服力的专业UX作品集。</w:t>
       </w:r>
     </w:p>
     <w:p>
@@ -3969,7 +6167,7 @@
           <w:szCs w:val="24"/>
           <w:lang w:eastAsia="zh-CN"/>
         </w:rPr>
-        <w:t xml:space="preserve">克制过度设计的冲动，精准配置 Design Tokens 以实现系统的视觉一致性</w:t>
+        <w:t xml:space="preserve">克服“防御性归因”和“表面修复”的新手心理，勇于面对和展示失败的测试数据，并完成逻辑严密的体验重构（UX Pivot）。</w:t>
       </w:r>
     </w:p>
     <w:p>
@@ -4001,2513 +6199,7 @@
           <w:szCs w:val="24"/>
           <w:lang w:eastAsia="zh-CN"/>
         </w:rPr>
-        <w:t xml:space="preserve">提倡简洁、清晰、高信息密度的设计美学，避免数字垃圾与视觉污染</w:t>
-      </w:r>
-    </w:p>
-    <w:p>
-      <w:pPr>
-        <w:pStyle w:val="3"/>
-        <w:spacing w:line="400" w:lineRule="exact"/>
-        <w:ind w:firstLineChars="200" w:firstLine="482"/>
-        <w:rPr>
-          <w:rFonts w:ascii="SimSun" w:hAnsi="SimSun" w:cs="SimSun"/>
-          <w:sz w:val="24"/>
-          <w:szCs w:val="24"/>
-          <w:lang w:eastAsia="zh-CN"/>
-        </w:rPr>
-      </w:pPr>
-      <w:r>
-        <w:rPr>
-          <w:rFonts w:ascii="SimSun" w:hAnsi="SimSun"/>
-          <w:b/>
-          <w:sz w:val="24"/>
-          <w:szCs w:val="24"/>
-          <w:lang w:eastAsia="zh-CN"/>
-        </w:rPr>
-        <w:t>采用的教学方法：</w:t>
-      </w:r>
-      <w:r>
-        <w:rPr>
-          <w:rFonts w:ascii="SimSun" w:hAnsi="SimSun"/>
-          <w:sz w:val="24"/>
-          <w:szCs w:val="24"/>
-          <w:lang w:eastAsia="zh-CN"/>
-        </w:rPr>
-        <w:t xml:space="preserve">项目导引、重构对比赏析、视觉 Token 系统推演实践</w:t>
-      </w:r>
-    </w:p>
-    <w:p>
-      <w:pPr>
-        <w:pStyle w:val="3"/>
-        <w:spacing w:line="400" w:lineRule="exact"/>
-        <w:ind w:firstLineChars="200" w:firstLine="482"/>
-        <w:rPr>
-          <w:rFonts w:ascii="SimSun" w:hAnsi="SimSun" w:cs="SimSun"/>
-          <w:sz w:val="24"/>
-          <w:szCs w:val="24"/>
-          <w:lang w:eastAsia="zh-CN"/>
-        </w:rPr>
-      </w:pPr>
-      <w:r>
-        <w:rPr>
-          <w:rFonts w:ascii="SimSun" w:hAnsi="SimSun"/>
-          <w:b/>
-          <w:sz w:val="24"/>
-          <w:szCs w:val="24"/>
-          <w:lang w:eastAsia="zh-CN"/>
-        </w:rPr>
-        <w:t>理论学时：</w:t>
-      </w:r>
-      <w:r>
-        <w:rPr>
-          <w:rFonts w:ascii="SimSun" w:hAnsi="SimSun"/>
-          <w:sz w:val="24"/>
-          <w:szCs w:val="24"/>
-          <w:lang w:eastAsia="zh-CN"/>
-        </w:rPr>
-        <w:t xml:space="preserve">0学时</w:t>
-      </w:r>
-    </w:p>
-    <w:p>
-      <w:pPr>
-        <w:pStyle w:val="3"/>
-        <w:spacing w:line="400" w:lineRule="exact"/>
-        <w:ind w:firstLineChars="200" w:firstLine="482"/>
-        <w:rPr>
-          <w:rFonts w:ascii="SimSun" w:hAnsi="SimSun"/>
-          <w:sz w:val="24"/>
-          <w:szCs w:val="24"/>
-          <w:lang w:eastAsia="zh-CN"/>
-        </w:rPr>
-      </w:pPr>
-      <w:r>
-        <w:rPr>
-          <w:rFonts w:ascii="SimSun" w:hAnsi="SimSun"/>
-          <w:b/>
-          <w:sz w:val="24"/>
-          <w:szCs w:val="24"/>
-          <w:lang w:eastAsia="zh-CN"/>
-        </w:rPr>
-        <w:t>实践学时：</w:t>
-      </w:r>
-      <w:r>
-        <w:rPr>
-          <w:rFonts w:ascii="SimSun" w:hAnsi="SimSun"/>
-          <w:sz w:val="24"/>
-          <w:szCs w:val="24"/>
-          <w:lang w:eastAsia="zh-CN"/>
-        </w:rPr>
-        <w:t xml:space="preserve">4学时</w:t>
-      </w:r>
-    </w:p>
-    <w:p>
-      <w:pPr>
-        <w:pStyle w:val="3"/>
-        <w:spacing w:line="400" w:lineRule="exact"/>
-        <w:ind w:firstLineChars="200" w:firstLine="480"/>
-        <w:rPr>
-          <w:rFonts w:ascii="SimSun" w:hAnsi="SimSun" w:cs="SimSun"/>
-          <w:sz w:val="24"/>
-          <w:szCs w:val="24"/>
-          <w:lang w:eastAsia="zh-CN"/>
-        </w:rPr>
-      </w:pPr>
-      <w:r>
-        <w:rPr>
-          <w:rFonts w:ascii="SimSun" w:hAnsi="SimSun"/>
-          <w:sz w:val="24"/>
-          <w:szCs w:val="24"/>
-          <w:lang w:eastAsia="zh-CN"/>
-        </w:rPr>
-        <w:t/>
-      </w:r>
-    </w:p>
-    <w:p>
-      <w:pPr>
-        <w:pStyle w:val="3"/>
-        <w:spacing w:line="400" w:lineRule="exact"/>
-        <w:ind w:firstLineChars="200" w:firstLine="482"/>
-        <w:rPr>
-          <w:rFonts w:ascii="SimSun" w:hAnsi="SimSun" w:cs="Tahoma"/>
-          <w:sz w:val="24"/>
-          <w:szCs w:val="24"/>
-          <w:lang w:eastAsia="zh-CN"/>
-        </w:rPr>
-      </w:pPr>
-      <w:r>
-        <w:rPr>
-          <w:rFonts w:ascii="SimSun" w:hAnsi="SimSun" w:cs="Tahoma"/>
-          <w:b/>
-          <w:sz w:val="24"/>
-          <w:szCs w:val="24"/>
-          <w:lang w:eastAsia="zh-CN"/>
-        </w:rPr>
-        <w:t xml:space="preserve">第8章  视觉重构：深度与防错</w:t>
-      </w:r>
-    </w:p>
-    <w:p>
-      <w:pPr>
-        <w:pStyle w:val="3"/>
-        <w:spacing w:line="400" w:lineRule="exact"/>
-        <w:ind w:firstLineChars="200" w:firstLine="482"/>
-        <w:rPr>
-          <w:rFonts w:ascii="SimSun" w:hAnsi="SimSun" w:cs="SimSun"/>
-          <w:sz w:val="24"/>
-          <w:szCs w:val="24"/>
-          <w:lang w:eastAsia="zh-CN"/>
-        </w:rPr>
-      </w:pPr>
-      <w:r>
-        <w:rPr>
-          <w:rFonts w:ascii="SimSun" w:hAnsi="SimSun"/>
-          <w:b/>
-          <w:sz w:val="24"/>
-          <w:szCs w:val="24"/>
-          <w:lang w:eastAsia="zh-CN"/>
-        </w:rPr>
-        <w:t>主要知识点：</w:t>
-      </w:r>
-    </w:p>
-    <w:p>
-      <w:pPr>
-        <w:pStyle w:val="3"/>
-        <w:spacing w:line="400" w:lineRule="exact"/>
-        <w:ind w:firstLineChars="200" w:firstLine="480"/>
-        <w:rPr>
-          <w:rFonts w:ascii="SimSun" w:hAnsi="SimSun" w:cs="SimSun"/>
-          <w:sz w:val="24"/>
-          <w:szCs w:val="24"/>
-          <w:lang w:eastAsia="zh-CN"/>
-        </w:rPr>
-      </w:pPr>
-      <w:r>
-        <w:rPr>
-          <w:rFonts w:ascii="SimSun" w:hAnsi="SimSun"/>
-          <w:sz w:val="24"/>
-          <w:szCs w:val="24"/>
-          <w:lang w:eastAsia="zh-CN"/>
-        </w:rPr>
-        <w:t xml:space="preserve">8.1 光影深度营造实操；处理极限/错误边界与情境反馈</w:t>
-      </w:r>
-    </w:p>
-    <w:p>
-      <w:pPr>
-        <w:pStyle w:val="3"/>
-        <w:spacing w:line="400" w:lineRule="exact"/>
-        <w:ind w:firstLineChars="200" w:firstLine="480"/>
-        <w:rPr>
-          <w:rFonts w:ascii="SimSun" w:hAnsi="SimSun" w:cs="SimSun"/>
-          <w:sz w:val="24"/>
-          <w:szCs w:val="24"/>
-          <w:lang w:eastAsia="zh-CN"/>
-        </w:rPr>
-      </w:pPr>
-      <w:r>
-        <w:rPr>
-          <w:rFonts w:ascii="SimSun" w:hAnsi="SimSun"/>
-          <w:sz w:val="24"/>
-          <w:szCs w:val="24"/>
-          <w:lang w:eastAsia="zh-CN"/>
-        </w:rPr>
-        <w:t xml:space="preserve">8.2 收尾 实验3(Exp3)，建立视觉 Token Prompt 集</w:t>
-      </w:r>
-    </w:p>
-    <w:p>
-      <w:pPr>
-        <w:pStyle w:val="3"/>
-        <w:spacing w:line="400" w:lineRule="exact"/>
-        <w:ind w:firstLineChars="200" w:firstLine="480"/>
-        <w:rPr>
-          <w:rFonts w:ascii="SimSun" w:hAnsi="SimSun" w:cs="SimSun"/>
-          <w:sz w:val="24"/>
-          <w:szCs w:val="24"/>
-          <w:lang w:eastAsia="zh-CN"/>
-        </w:rPr>
-      </w:pPr>
-      <w:r>
-        <w:rPr>
-          <w:rFonts w:ascii="SimSun" w:hAnsi="SimSun"/>
-          <w:sz w:val="24"/>
-          <w:szCs w:val="24"/>
-          <w:lang w:eastAsia="zh-CN"/>
-        </w:rPr>
-        <w:t xml:space="preserve">参考教材：《Refactoring UI》创造深度；《Refactoring UI》收尾润色</w:t>
-      </w:r>
-    </w:p>
-    <w:p>
-      <w:pPr>
-        <w:pStyle w:val="3"/>
-        <w:spacing w:line="400" w:lineRule="exact"/>
-        <w:ind w:firstLineChars="200" w:firstLine="482"/>
-        <w:rPr>
-          <w:rFonts w:ascii="SimSun" w:hAnsi="SimSun" w:cs="SimSun"/>
-          <w:sz w:val="24"/>
-          <w:szCs w:val="24"/>
-          <w:lang w:eastAsia="zh-CN"/>
-        </w:rPr>
-      </w:pPr>
-      <w:r>
-        <w:rPr>
-          <w:rFonts w:ascii="SimSun" w:hAnsi="SimSun"/>
-          <w:b/>
-          <w:sz w:val="24"/>
-          <w:szCs w:val="24"/>
-          <w:lang w:eastAsia="zh-CN"/>
-        </w:rPr>
-        <w:t>教学要求：</w:t>
-      </w:r>
-      <w:r>
-        <w:rPr>
-          <w:rFonts w:ascii="SimSun" w:hAnsi="SimSun"/>
-          <w:sz w:val="24"/>
-          <w:szCs w:val="24"/>
-          <w:lang w:eastAsia="zh-CN"/>
-        </w:rPr>
-        <w:t xml:space="preserve">掌握界面物理深度的构建手段；重点理解并补全极端情境（空状态、报错等）的防错与宽容度设计</w:t>
-      </w:r>
-    </w:p>
-    <w:p>
-      <w:pPr>
-        <w:pStyle w:val="3"/>
-        <w:spacing w:line="400" w:lineRule="exact"/>
-        <w:ind w:firstLineChars="200" w:firstLine="482"/>
-        <w:rPr>
-          <w:rFonts w:ascii="SimSun" w:hAnsi="SimSun" w:cs="SimSun"/>
-          <w:sz w:val="24"/>
-          <w:szCs w:val="24"/>
-          <w:lang w:eastAsia="zh-CN"/>
-        </w:rPr>
-      </w:pPr>
-      <w:r>
-        <w:rPr>
-          <w:rFonts w:ascii="SimSun" w:hAnsi="SimSun"/>
-          <w:b/>
-          <w:sz w:val="24"/>
-          <w:szCs w:val="24"/>
-          <w:lang w:eastAsia="zh-CN"/>
-        </w:rPr>
-        <w:t>重点：</w:t>
-      </w:r>
-      <w:r>
-        <w:rPr>
-          <w:rFonts w:ascii="SimSun" w:hAnsi="SimSun"/>
-          <w:sz w:val="24"/>
-          <w:szCs w:val="24"/>
-          <w:lang w:eastAsia="zh-CN"/>
-        </w:rPr>
-        <w:t xml:space="preserve">物理深度的前端映射逻辑与边缘状态(Edge Cases)的防御性设计</w:t>
-      </w:r>
-    </w:p>
-    <w:p>
-      <w:pPr>
-        <w:pStyle w:val="3"/>
-        <w:spacing w:line="400" w:lineRule="exact"/>
-        <w:ind w:firstLineChars="200" w:firstLine="482"/>
-        <w:rPr>
-          <w:rFonts w:ascii="SimSun" w:hAnsi="SimSun" w:cs="SimSun"/>
-          <w:sz w:val="24"/>
-          <w:szCs w:val="24"/>
-          <w:lang w:eastAsia="zh-CN"/>
-        </w:rPr>
-      </w:pPr>
-      <w:r>
-        <w:rPr>
-          <w:rFonts w:ascii="SimSun" w:hAnsi="SimSun"/>
-          <w:b/>
-          <w:sz w:val="24"/>
-          <w:szCs w:val="24"/>
-          <w:lang w:eastAsia="zh-CN"/>
-        </w:rPr>
-        <w:t>难点：</w:t>
-      </w:r>
-      <w:r>
-        <w:rPr>
-          <w:rFonts w:ascii="SimSun" w:hAnsi="SimSun"/>
-          <w:sz w:val="24"/>
-          <w:szCs w:val="24"/>
-          <w:lang w:eastAsia="zh-CN"/>
-        </w:rPr>
-        <w:t xml:space="preserve">穷尽交互旅程中的异常分支流，并为其提供优雅且具安抚感的设计反馈</w:t>
-      </w:r>
-    </w:p>
-    <w:p>
-      <w:pPr>
-        <w:pStyle w:val="3"/>
-        <w:spacing w:line="400" w:lineRule="exact"/>
-        <w:ind w:firstLineChars="200" w:firstLine="482"/>
-        <w:rPr>
-          <w:rFonts w:ascii="SimSun" w:hAnsi="SimSun" w:cs="SimSun"/>
-          <w:sz w:val="24"/>
-          <w:szCs w:val="24"/>
-          <w:lang w:eastAsia="zh-CN"/>
-        </w:rPr>
-      </w:pPr>
-      <w:r>
-        <w:rPr>
-          <w:rFonts w:ascii="SimSun" w:hAnsi="SimSun"/>
-          <w:b/>
-          <w:sz w:val="24"/>
-          <w:szCs w:val="24"/>
-          <w:lang w:eastAsia="zh-CN"/>
-        </w:rPr>
-        <w:t>课程思政融入点：</w:t>
-      </w:r>
-      <w:r>
-        <w:rPr>
-          <w:rFonts w:ascii="SimSun" w:hAnsi="SimSun"/>
-          <w:sz w:val="24"/>
-          <w:szCs w:val="24"/>
-          <w:lang w:eastAsia="zh-CN"/>
-        </w:rPr>
-        <w:t xml:space="preserve">强调防范暗黑模式与诱导点击，坚守设计的道德底线与用户信任</w:t>
-      </w:r>
-    </w:p>
-    <w:p>
-      <w:pPr>
-        <w:pStyle w:val="3"/>
-        <w:spacing w:line="400" w:lineRule="exact"/>
-        <w:ind w:firstLineChars="200" w:firstLine="482"/>
-        <w:rPr>
-          <w:rFonts w:ascii="SimSun" w:hAnsi="SimSun" w:cs="SimSun"/>
-          <w:sz w:val="24"/>
-          <w:szCs w:val="24"/>
-          <w:lang w:eastAsia="zh-CN"/>
-        </w:rPr>
-      </w:pPr>
-      <w:r>
-        <w:rPr>
-          <w:rFonts w:ascii="SimSun" w:hAnsi="SimSun"/>
-          <w:b/>
-          <w:sz w:val="24"/>
-          <w:szCs w:val="24"/>
-          <w:lang w:eastAsia="zh-CN"/>
-        </w:rPr>
-        <w:t>采用的教学方法：</w:t>
-      </w:r>
-      <w:r>
-        <w:rPr>
-          <w:rFonts w:ascii="SimSun" w:hAnsi="SimSun"/>
-          <w:sz w:val="24"/>
-          <w:szCs w:val="24"/>
-          <w:lang w:eastAsia="zh-CN"/>
-        </w:rPr>
-        <w:t xml:space="preserve">项目导引、边缘错误案例分析、防错页面设计实操</w:t>
-      </w:r>
-    </w:p>
-    <w:p>
-      <w:pPr>
-        <w:pStyle w:val="3"/>
-        <w:spacing w:line="400" w:lineRule="exact"/>
-        <w:ind w:firstLineChars="200" w:firstLine="482"/>
-        <w:rPr>
-          <w:rFonts w:ascii="SimSun" w:hAnsi="SimSun" w:cs="SimSun"/>
-          <w:sz w:val="24"/>
-          <w:szCs w:val="24"/>
-          <w:lang w:eastAsia="zh-CN"/>
-        </w:rPr>
-      </w:pPr>
-      <w:r>
-        <w:rPr>
-          <w:rFonts w:ascii="SimSun" w:hAnsi="SimSun"/>
-          <w:b/>
-          <w:sz w:val="24"/>
-          <w:szCs w:val="24"/>
-          <w:lang w:eastAsia="zh-CN"/>
-        </w:rPr>
-        <w:t>理论学时：</w:t>
-      </w:r>
-      <w:r>
-        <w:rPr>
-          <w:rFonts w:ascii="SimSun" w:hAnsi="SimSun"/>
-          <w:sz w:val="24"/>
-          <w:szCs w:val="24"/>
-          <w:lang w:eastAsia="zh-CN"/>
-        </w:rPr>
-        <w:t xml:space="preserve">0学时</w:t>
-      </w:r>
-    </w:p>
-    <w:p>
-      <w:pPr>
-        <w:pStyle w:val="3"/>
-        <w:spacing w:line="400" w:lineRule="exact"/>
-        <w:ind w:firstLineChars="200" w:firstLine="482"/>
-        <w:rPr>
-          <w:rFonts w:ascii="SimSun" w:hAnsi="SimSun"/>
-          <w:sz w:val="24"/>
-          <w:szCs w:val="24"/>
-          <w:lang w:eastAsia="zh-CN"/>
-        </w:rPr>
-      </w:pPr>
-      <w:r>
-        <w:rPr>
-          <w:rFonts w:ascii="SimSun" w:hAnsi="SimSun"/>
-          <w:b/>
-          <w:sz w:val="24"/>
-          <w:szCs w:val="24"/>
-          <w:lang w:eastAsia="zh-CN"/>
-        </w:rPr>
-        <w:t>实践学时：</w:t>
-      </w:r>
-      <w:r>
-        <w:rPr>
-          <w:rFonts w:ascii="SimSun" w:hAnsi="SimSun"/>
-          <w:sz w:val="24"/>
-          <w:szCs w:val="24"/>
-          <w:lang w:eastAsia="zh-CN"/>
-        </w:rPr>
-        <w:t xml:space="preserve">4学时</w:t>
-      </w:r>
-    </w:p>
-    <w:p>
-      <w:pPr>
-        <w:pStyle w:val="3"/>
-        <w:spacing w:line="400" w:lineRule="exact"/>
-        <w:ind w:firstLineChars="200" w:firstLine="480"/>
-        <w:rPr>
-          <w:rFonts w:ascii="SimSun" w:hAnsi="SimSun" w:cs="SimSun"/>
-          <w:sz w:val="24"/>
-          <w:szCs w:val="24"/>
-          <w:lang w:eastAsia="zh-CN"/>
-        </w:rPr>
-      </w:pPr>
-      <w:r>
-        <w:rPr>
-          <w:rFonts w:ascii="SimSun" w:hAnsi="SimSun"/>
-          <w:sz w:val="24"/>
-          <w:szCs w:val="24"/>
-          <w:lang w:eastAsia="zh-CN"/>
-        </w:rPr>
-        <w:t/>
-      </w:r>
-    </w:p>
-    <w:p>
-      <w:pPr>
-        <w:pStyle w:val="3"/>
-        <w:spacing w:line="400" w:lineRule="exact"/>
-        <w:ind w:firstLineChars="200" w:firstLine="482"/>
-        <w:rPr>
-          <w:rFonts w:ascii="SimSun" w:hAnsi="SimSun" w:cs="Tahoma"/>
-          <w:sz w:val="24"/>
-          <w:szCs w:val="24"/>
-          <w:lang w:eastAsia="zh-CN"/>
-        </w:rPr>
-      </w:pPr>
-      <w:r>
-        <w:rPr>
-          <w:rFonts w:ascii="SimSun" w:hAnsi="SimSun" w:cs="Tahoma"/>
-          <w:b/>
-          <w:sz w:val="24"/>
-          <w:szCs w:val="24"/>
-          <w:lang w:eastAsia="zh-CN"/>
-        </w:rPr>
-        <w:t xml:space="preserve">第9章  AI 原型协作结构化</w:t>
-      </w:r>
-    </w:p>
-    <w:p>
-      <w:pPr>
-        <w:pStyle w:val="3"/>
-        <w:spacing w:line="400" w:lineRule="exact"/>
-        <w:ind w:firstLineChars="200" w:firstLine="482"/>
-        <w:rPr>
-          <w:rFonts w:ascii="SimSun" w:hAnsi="SimSun" w:cs="SimSun"/>
-          <w:sz w:val="24"/>
-          <w:szCs w:val="24"/>
-          <w:lang w:eastAsia="zh-CN"/>
-        </w:rPr>
-      </w:pPr>
-      <w:r>
-        <w:rPr>
-          <w:rFonts w:ascii="SimSun" w:hAnsi="SimSun"/>
-          <w:b/>
-          <w:sz w:val="24"/>
-          <w:szCs w:val="24"/>
-          <w:lang w:eastAsia="zh-CN"/>
-        </w:rPr>
-        <w:t>主要知识点：</w:t>
-      </w:r>
-    </w:p>
-    <w:p>
-      <w:pPr>
-        <w:pStyle w:val="3"/>
-        <w:spacing w:line="400" w:lineRule="exact"/>
-        <w:ind w:firstLineChars="200" w:firstLine="480"/>
-        <w:rPr>
-          <w:rFonts w:ascii="SimSun" w:hAnsi="SimSun" w:cs="SimSun"/>
-          <w:sz w:val="24"/>
-          <w:szCs w:val="24"/>
-          <w:lang w:eastAsia="zh-CN"/>
-        </w:rPr>
-      </w:pPr>
-      <w:r>
-        <w:rPr>
-          <w:rFonts w:ascii="SimSun" w:hAnsi="SimSun"/>
-          <w:sz w:val="24"/>
-          <w:szCs w:val="24"/>
-          <w:lang w:eastAsia="zh-CN"/>
-        </w:rPr>
-        <w:t xml:space="preserve">9.1 大语言模型的人机协同系统架构应用；界面生成 Prompt 工程</w:t>
-      </w:r>
-    </w:p>
-    <w:p>
-      <w:pPr>
-        <w:pStyle w:val="3"/>
-        <w:spacing w:line="400" w:lineRule="exact"/>
-        <w:ind w:firstLineChars="200" w:firstLine="480"/>
-        <w:rPr>
-          <w:rFonts w:ascii="SimSun" w:hAnsi="SimSun" w:cs="SimSun"/>
-          <w:sz w:val="24"/>
-          <w:szCs w:val="24"/>
-          <w:lang w:eastAsia="zh-CN"/>
-        </w:rPr>
-      </w:pPr>
-      <w:r>
-        <w:rPr>
-          <w:rFonts w:ascii="SimSun" w:hAnsi="SimSun"/>
-          <w:sz w:val="24"/>
-          <w:szCs w:val="24"/>
-          <w:lang w:eastAsia="zh-CN"/>
-        </w:rPr>
-        <w:t xml:space="preserve">9.2 启动 实验4(Exp4)，通过 v0 生成应用初始视图壳层</w:t>
-      </w:r>
-    </w:p>
-    <w:p>
-      <w:pPr>
-        <w:pStyle w:val="3"/>
-        <w:spacing w:line="400" w:lineRule="exact"/>
-        <w:ind w:firstLineChars="200" w:firstLine="480"/>
-        <w:rPr>
-          <w:rFonts w:ascii="SimSun" w:hAnsi="SimSun" w:cs="SimSun"/>
-          <w:sz w:val="24"/>
-          <w:szCs w:val="24"/>
-          <w:lang w:eastAsia="zh-CN"/>
-        </w:rPr>
-      </w:pPr>
-      <w:r>
-        <w:rPr>
-          <w:rFonts w:ascii="SimSun" w:hAnsi="SimSun"/>
-          <w:sz w:val="24"/>
-          <w:szCs w:val="24"/>
-          <w:lang w:eastAsia="zh-CN"/>
-        </w:rPr>
-        <w:t xml:space="preserve">参考教材：《数字媒体交互设计（慕课版）》第四章 Web端'电商平台'产品交互设计开发；第五章 移动端'教学助手'App产品交互设计开发</w:t>
-      </w:r>
-    </w:p>
-    <w:p>
-      <w:pPr>
-        <w:pStyle w:val="3"/>
-        <w:spacing w:line="400" w:lineRule="exact"/>
-        <w:ind w:firstLineChars="200" w:firstLine="482"/>
-        <w:rPr>
-          <w:rFonts w:ascii="SimSun" w:hAnsi="SimSun" w:cs="SimSun"/>
-          <w:sz w:val="24"/>
-          <w:szCs w:val="24"/>
-          <w:lang w:eastAsia="zh-CN"/>
-        </w:rPr>
-      </w:pPr>
-      <w:r>
-        <w:rPr>
-          <w:rFonts w:ascii="SimSun" w:hAnsi="SimSun"/>
-          <w:b/>
-          <w:sz w:val="24"/>
-          <w:szCs w:val="24"/>
-          <w:lang w:eastAsia="zh-CN"/>
-        </w:rPr>
-        <w:t>教学要求：</w:t>
-      </w:r>
-      <w:r>
-        <w:rPr>
-          <w:rFonts w:ascii="SimSun" w:hAnsi="SimSun"/>
-          <w:sz w:val="24"/>
-          <w:szCs w:val="24"/>
-          <w:lang w:eastAsia="zh-CN"/>
-        </w:rPr>
-        <w:t xml:space="preserve">理解 AI 生成代码的边界与约束，掌握界面级 Prompt 结构化工程；能高效驱动 AI 工具生成高保真交互壳层</w:t>
-      </w:r>
-    </w:p>
-    <w:p>
-      <w:pPr>
-        <w:pStyle w:val="3"/>
-        <w:spacing w:line="400" w:lineRule="exact"/>
-        <w:ind w:firstLineChars="200" w:firstLine="482"/>
-        <w:rPr>
-          <w:rFonts w:ascii="SimSun" w:hAnsi="SimSun" w:cs="SimSun"/>
-          <w:sz w:val="24"/>
-          <w:szCs w:val="24"/>
-          <w:lang w:eastAsia="zh-CN"/>
-        </w:rPr>
-      </w:pPr>
-      <w:r>
-        <w:rPr>
-          <w:rFonts w:ascii="SimSun" w:hAnsi="SimSun"/>
-          <w:b/>
-          <w:sz w:val="24"/>
-          <w:szCs w:val="24"/>
-          <w:lang w:eastAsia="zh-CN"/>
-        </w:rPr>
-        <w:t>重点：</w:t>
-      </w:r>
-      <w:r>
-        <w:rPr>
-          <w:rFonts w:ascii="SimSun" w:hAnsi="SimSun"/>
-          <w:sz w:val="24"/>
-          <w:szCs w:val="24"/>
-          <w:lang w:eastAsia="zh-CN"/>
-        </w:rPr>
-        <w:t xml:space="preserve">Vibe Coding 理念与实操：基于确定的视觉/逻辑基座，向大模型输出结构化 Prompt</w:t>
-      </w:r>
-    </w:p>
-    <w:p>
-      <w:pPr>
-        <w:pStyle w:val="3"/>
-        <w:spacing w:line="400" w:lineRule="exact"/>
-        <w:ind w:firstLineChars="200" w:firstLine="482"/>
-        <w:rPr>
-          <w:rFonts w:ascii="SimSun" w:hAnsi="SimSun" w:cs="SimSun"/>
-          <w:sz w:val="24"/>
-          <w:szCs w:val="24"/>
-          <w:lang w:eastAsia="zh-CN"/>
-        </w:rPr>
-      </w:pPr>
-      <w:r>
-        <w:rPr>
-          <w:rFonts w:ascii="SimSun" w:hAnsi="SimSun"/>
-          <w:b/>
-          <w:sz w:val="24"/>
-          <w:szCs w:val="24"/>
-          <w:lang w:eastAsia="zh-CN"/>
-        </w:rPr>
-        <w:t>难点：</w:t>
-      </w:r>
-      <w:r>
-        <w:rPr>
-          <w:rFonts w:ascii="SimSun" w:hAnsi="SimSun"/>
-          <w:sz w:val="24"/>
-          <w:szCs w:val="24"/>
-          <w:lang w:eastAsia="zh-CN"/>
-        </w:rPr>
-        <w:t xml:space="preserve">将前期输出的流转图与 Tokens 精准转化为大模型可懂的系统级指令语料</w:t>
-      </w:r>
-    </w:p>
-    <w:p>
-      <w:pPr>
-        <w:pStyle w:val="3"/>
-        <w:spacing w:line="400" w:lineRule="exact"/>
-        <w:ind w:firstLineChars="200" w:firstLine="482"/>
-        <w:rPr>
-          <w:rFonts w:ascii="SimSun" w:hAnsi="SimSun" w:cs="SimSun"/>
-          <w:sz w:val="24"/>
-          <w:szCs w:val="24"/>
-          <w:lang w:eastAsia="zh-CN"/>
-        </w:rPr>
-      </w:pPr>
-      <w:r>
-        <w:rPr>
-          <w:rFonts w:ascii="SimSun" w:hAnsi="SimSun"/>
-          <w:b/>
-          <w:sz w:val="24"/>
-          <w:szCs w:val="24"/>
-          <w:lang w:eastAsia="zh-CN"/>
-        </w:rPr>
-        <w:t>课程思政融入点：</w:t>
-      </w:r>
-      <w:r>
-        <w:rPr>
-          <w:rFonts w:ascii="SimSun" w:hAnsi="SimSun"/>
-          <w:sz w:val="24"/>
-          <w:szCs w:val="24"/>
-          <w:lang w:eastAsia="zh-CN"/>
-        </w:rPr>
-        <w:t xml:space="preserve">紧跟国家人工智能发展战略，培养运用新兴工具拥抱技术变革的前沿意识</w:t>
-      </w:r>
-    </w:p>
-    <w:p>
-      <w:pPr>
-        <w:pStyle w:val="3"/>
-        <w:spacing w:line="400" w:lineRule="exact"/>
-        <w:ind w:firstLineChars="200" w:firstLine="482"/>
-        <w:rPr>
-          <w:rFonts w:ascii="SimSun" w:hAnsi="SimSun" w:cs="SimSun"/>
-          <w:sz w:val="24"/>
-          <w:szCs w:val="24"/>
-          <w:lang w:eastAsia="zh-CN"/>
-        </w:rPr>
-      </w:pPr>
-      <w:r>
-        <w:rPr>
-          <w:rFonts w:ascii="SimSun" w:hAnsi="SimSun"/>
-          <w:b/>
-          <w:sz w:val="24"/>
-          <w:szCs w:val="24"/>
-          <w:lang w:eastAsia="zh-CN"/>
-        </w:rPr>
-        <w:t>采用的教学方法：</w:t>
-      </w:r>
-      <w:r>
-        <w:rPr>
-          <w:rFonts w:ascii="SimSun" w:hAnsi="SimSun"/>
-          <w:sz w:val="24"/>
-          <w:szCs w:val="24"/>
-          <w:lang w:eastAsia="zh-CN"/>
-        </w:rPr>
-        <w:t xml:space="preserve">项目导引、AI 生成翻车案例排雷、结构化 Prompt 演练</w:t>
-      </w:r>
-    </w:p>
-    <w:p>
-      <w:pPr>
-        <w:pStyle w:val="3"/>
-        <w:spacing w:line="400" w:lineRule="exact"/>
-        <w:ind w:firstLineChars="200" w:firstLine="482"/>
-        <w:rPr>
-          <w:rFonts w:ascii="SimSun" w:hAnsi="SimSun" w:cs="SimSun"/>
-          <w:sz w:val="24"/>
-          <w:szCs w:val="24"/>
-          <w:lang w:eastAsia="zh-CN"/>
-        </w:rPr>
-      </w:pPr>
-      <w:r>
-        <w:rPr>
-          <w:rFonts w:ascii="SimSun" w:hAnsi="SimSun"/>
-          <w:b/>
-          <w:sz w:val="24"/>
-          <w:szCs w:val="24"/>
-          <w:lang w:eastAsia="zh-CN"/>
-        </w:rPr>
-        <w:t>理论学时：</w:t>
-      </w:r>
-      <w:r>
-        <w:rPr>
-          <w:rFonts w:ascii="SimSun" w:hAnsi="SimSun"/>
-          <w:sz w:val="24"/>
-          <w:szCs w:val="24"/>
-          <w:lang w:eastAsia="zh-CN"/>
-        </w:rPr>
-        <w:t xml:space="preserve">0学时</w:t>
-      </w:r>
-    </w:p>
-    <w:p>
-      <w:pPr>
-        <w:pStyle w:val="3"/>
-        <w:spacing w:line="400" w:lineRule="exact"/>
-        <w:ind w:firstLineChars="200" w:firstLine="482"/>
-        <w:rPr>
-          <w:rFonts w:ascii="SimSun" w:hAnsi="SimSun"/>
-          <w:sz w:val="24"/>
-          <w:szCs w:val="24"/>
-          <w:lang w:eastAsia="zh-CN"/>
-        </w:rPr>
-      </w:pPr>
-      <w:r>
-        <w:rPr>
-          <w:rFonts w:ascii="SimSun" w:hAnsi="SimSun"/>
-          <w:b/>
-          <w:sz w:val="24"/>
-          <w:szCs w:val="24"/>
-          <w:lang w:eastAsia="zh-CN"/>
-        </w:rPr>
-        <w:t>实践学时：</w:t>
-      </w:r>
-      <w:r>
-        <w:rPr>
-          <w:rFonts w:ascii="SimSun" w:hAnsi="SimSun"/>
-          <w:sz w:val="24"/>
-          <w:szCs w:val="24"/>
-          <w:lang w:eastAsia="zh-CN"/>
-        </w:rPr>
-        <w:t xml:space="preserve">4学时</w:t>
-      </w:r>
-    </w:p>
-    <w:p>
-      <w:pPr>
-        <w:pStyle w:val="3"/>
-        <w:spacing w:line="400" w:lineRule="exact"/>
-        <w:ind w:firstLineChars="200" w:firstLine="480"/>
-        <w:rPr>
-          <w:rFonts w:ascii="SimSun" w:hAnsi="SimSun" w:cs="SimSun"/>
-          <w:sz w:val="24"/>
-          <w:szCs w:val="24"/>
-          <w:lang w:eastAsia="zh-CN"/>
-        </w:rPr>
-      </w:pPr>
-      <w:r>
-        <w:rPr>
-          <w:rFonts w:ascii="SimSun" w:hAnsi="SimSun"/>
-          <w:sz w:val="24"/>
-          <w:szCs w:val="24"/>
-          <w:lang w:eastAsia="zh-CN"/>
-        </w:rPr>
-        <w:t/>
-      </w:r>
-    </w:p>
-    <w:p>
-      <w:pPr>
-        <w:pStyle w:val="3"/>
-        <w:spacing w:line="400" w:lineRule="exact"/>
-        <w:ind w:firstLineChars="200" w:firstLine="482"/>
-        <w:rPr>
-          <w:rFonts w:ascii="SimSun" w:hAnsi="SimSun" w:cs="Tahoma"/>
-          <w:sz w:val="24"/>
-          <w:szCs w:val="24"/>
-          <w:lang w:eastAsia="zh-CN"/>
-        </w:rPr>
-      </w:pPr>
-      <w:r>
-        <w:rPr>
-          <w:rFonts w:ascii="SimSun" w:hAnsi="SimSun" w:cs="Tahoma"/>
-          <w:b/>
-          <w:sz w:val="24"/>
-          <w:szCs w:val="24"/>
-          <w:lang w:eastAsia="zh-CN"/>
-        </w:rPr>
-        <w:t xml:space="preserve">第10章  前沿动效组件融入</w:t>
-      </w:r>
-    </w:p>
-    <w:p>
-      <w:pPr>
-        <w:pStyle w:val="3"/>
-        <w:spacing w:line="400" w:lineRule="exact"/>
-        <w:ind w:firstLineChars="200" w:firstLine="482"/>
-        <w:rPr>
-          <w:rFonts w:ascii="SimSun" w:hAnsi="SimSun" w:cs="SimSun"/>
-          <w:sz w:val="24"/>
-          <w:szCs w:val="24"/>
-          <w:lang w:eastAsia="zh-CN"/>
-        </w:rPr>
-      </w:pPr>
-      <w:r>
-        <w:rPr>
-          <w:rFonts w:ascii="SimSun" w:hAnsi="SimSun"/>
-          <w:b/>
-          <w:sz w:val="24"/>
-          <w:szCs w:val="24"/>
-          <w:lang w:eastAsia="zh-CN"/>
-        </w:rPr>
-        <w:t>主要知识点：</w:t>
-      </w:r>
-    </w:p>
-    <w:p>
-      <w:pPr>
-        <w:pStyle w:val="3"/>
-        <w:spacing w:line="400" w:lineRule="exact"/>
-        <w:ind w:firstLineChars="200" w:firstLine="480"/>
-        <w:rPr>
-          <w:rFonts w:ascii="SimSun" w:hAnsi="SimSun" w:cs="SimSun"/>
-          <w:sz w:val="24"/>
-          <w:szCs w:val="24"/>
-          <w:lang w:eastAsia="zh-CN"/>
-        </w:rPr>
-      </w:pPr>
-      <w:r>
-        <w:rPr>
-          <w:rFonts w:ascii="SimSun" w:hAnsi="SimSun"/>
-          <w:sz w:val="24"/>
-          <w:szCs w:val="24"/>
-          <w:lang w:eastAsia="zh-CN"/>
-        </w:rPr>
-        <w:t xml:space="preserve">10.1 前端交互特效融合机制与实操；微观反馈的理论支撑</w:t>
-      </w:r>
-    </w:p>
-    <w:p>
-      <w:pPr>
-        <w:pStyle w:val="3"/>
-        <w:spacing w:line="400" w:lineRule="exact"/>
-        <w:ind w:firstLineChars="200" w:firstLine="480"/>
-        <w:rPr>
-          <w:rFonts w:ascii="SimSun" w:hAnsi="SimSun" w:cs="SimSun"/>
-          <w:sz w:val="24"/>
-          <w:szCs w:val="24"/>
-          <w:lang w:eastAsia="zh-CN"/>
-        </w:rPr>
-      </w:pPr>
-      <w:r>
-        <w:rPr>
-          <w:rFonts w:ascii="SimSun" w:hAnsi="SimSun"/>
-          <w:sz w:val="24"/>
-          <w:szCs w:val="24"/>
-          <w:lang w:eastAsia="zh-CN"/>
-        </w:rPr>
-        <w:t xml:space="preserve">10.2 AI代码助手驱动实现跟随/粒子等基础创意动效</w:t>
-      </w:r>
-    </w:p>
-    <w:p>
-      <w:pPr>
-        <w:pStyle w:val="3"/>
-        <w:spacing w:line="400" w:lineRule="exact"/>
-        <w:ind w:firstLineChars="200" w:firstLine="480"/>
-        <w:rPr>
-          <w:rFonts w:ascii="SimSun" w:hAnsi="SimSun" w:cs="SimSun"/>
-          <w:sz w:val="24"/>
-          <w:szCs w:val="24"/>
-          <w:lang w:eastAsia="zh-CN"/>
-        </w:rPr>
-      </w:pPr>
-      <w:r>
-        <w:rPr>
-          <w:rFonts w:ascii="SimSun" w:hAnsi="SimSun"/>
-          <w:sz w:val="24"/>
-          <w:szCs w:val="24"/>
-          <w:lang w:eastAsia="zh-CN"/>
-        </w:rPr>
-        <w:t xml:space="preserve">参考教材：《交互设计精髓 (About Face 4)》第十一章 编排与心流</w:t>
-      </w:r>
-    </w:p>
-    <w:p>
-      <w:pPr>
-        <w:pStyle w:val="3"/>
-        <w:spacing w:line="400" w:lineRule="exact"/>
-        <w:ind w:firstLineChars="200" w:firstLine="482"/>
-        <w:rPr>
-          <w:rFonts w:ascii="SimSun" w:hAnsi="SimSun" w:cs="SimSun"/>
-          <w:sz w:val="24"/>
-          <w:szCs w:val="24"/>
-          <w:lang w:eastAsia="zh-CN"/>
-        </w:rPr>
-      </w:pPr>
-      <w:r>
-        <w:rPr>
-          <w:rFonts w:ascii="SimSun" w:hAnsi="SimSun"/>
-          <w:b/>
-          <w:sz w:val="24"/>
-          <w:szCs w:val="24"/>
-          <w:lang w:eastAsia="zh-CN"/>
-        </w:rPr>
-        <w:t>教学要求：</w:t>
-      </w:r>
-      <w:r>
-        <w:rPr>
-          <w:rFonts w:ascii="SimSun" w:hAnsi="SimSun"/>
-          <w:sz w:val="24"/>
-          <w:szCs w:val="24"/>
-          <w:lang w:eastAsia="zh-CN"/>
-        </w:rPr>
-        <w:t xml:space="preserve">认知微动效在提供反馈与情感化设计中的重要作用；掌握通过 AI 辅助植入创意前端动效的协作流</w:t>
-      </w:r>
-    </w:p>
-    <w:p>
-      <w:pPr>
-        <w:pStyle w:val="3"/>
-        <w:spacing w:line="400" w:lineRule="exact"/>
-        <w:ind w:firstLineChars="200" w:firstLine="482"/>
-        <w:rPr>
-          <w:rFonts w:ascii="SimSun" w:hAnsi="SimSun" w:cs="SimSun"/>
-          <w:sz w:val="24"/>
-          <w:szCs w:val="24"/>
-          <w:lang w:eastAsia="zh-CN"/>
-        </w:rPr>
-      </w:pPr>
-      <w:r>
-        <w:rPr>
-          <w:rFonts w:ascii="SimSun" w:hAnsi="SimSun"/>
-          <w:b/>
-          <w:sz w:val="24"/>
-          <w:szCs w:val="24"/>
-          <w:lang w:eastAsia="zh-CN"/>
-        </w:rPr>
-        <w:t>重点：</w:t>
-      </w:r>
-      <w:r>
-        <w:rPr>
-          <w:rFonts w:ascii="SimSun" w:hAnsi="SimSun"/>
-          <w:sz w:val="24"/>
-          <w:szCs w:val="24"/>
-          <w:lang w:eastAsia="zh-CN"/>
-        </w:rPr>
-        <w:t xml:space="preserve">微交互反馈的作用机制与创意动效代码的组件级融合方法</w:t>
-      </w:r>
-    </w:p>
-    <w:p>
-      <w:pPr>
-        <w:pStyle w:val="3"/>
-        <w:spacing w:line="400" w:lineRule="exact"/>
-        <w:ind w:firstLineChars="200" w:firstLine="482"/>
-        <w:rPr>
-          <w:rFonts w:ascii="SimSun" w:hAnsi="SimSun" w:cs="SimSun"/>
-          <w:sz w:val="24"/>
-          <w:szCs w:val="24"/>
-          <w:lang w:eastAsia="zh-CN"/>
-        </w:rPr>
-      </w:pPr>
-      <w:r>
-        <w:rPr>
-          <w:rFonts w:ascii="SimSun" w:hAnsi="SimSun"/>
-          <w:b/>
-          <w:sz w:val="24"/>
-          <w:szCs w:val="24"/>
-          <w:lang w:eastAsia="zh-CN"/>
-        </w:rPr>
-        <w:t>难点：</w:t>
-      </w:r>
-      <w:r>
-        <w:rPr>
-          <w:rFonts w:ascii="SimSun" w:hAnsi="SimSun"/>
-          <w:sz w:val="24"/>
-          <w:szCs w:val="24"/>
-          <w:lang w:eastAsia="zh-CN"/>
-        </w:rPr>
-        <w:t xml:space="preserve">在保证核心主线流畅的前提下，以无缝不违和的方式接入外部复杂特效组件</w:t>
-      </w:r>
-    </w:p>
-    <w:p>
-      <w:pPr>
-        <w:pStyle w:val="3"/>
-        <w:spacing w:line="400" w:lineRule="exact"/>
-        <w:ind w:firstLineChars="200" w:firstLine="482"/>
-        <w:rPr>
-          <w:rFonts w:ascii="SimSun" w:hAnsi="SimSun" w:cs="SimSun"/>
-          <w:sz w:val="24"/>
-          <w:szCs w:val="24"/>
-          <w:lang w:eastAsia="zh-CN"/>
-        </w:rPr>
-      </w:pPr>
-      <w:r>
-        <w:rPr>
-          <w:rFonts w:ascii="SimSun" w:hAnsi="SimSun"/>
-          <w:b/>
-          <w:sz w:val="24"/>
-          <w:szCs w:val="24"/>
-          <w:lang w:eastAsia="zh-CN"/>
-        </w:rPr>
-        <w:t>课程思政融入点：</w:t>
-      </w:r>
-      <w:r>
-        <w:rPr>
-          <w:rFonts w:ascii="SimSun" w:hAnsi="SimSun"/>
-          <w:sz w:val="24"/>
-          <w:szCs w:val="24"/>
-          <w:lang w:eastAsia="zh-CN"/>
-        </w:rPr>
-        <w:t xml:space="preserve">在艺术表现中融入创新意识，展现中国新一代数字设计师的审美创造力</w:t>
-      </w:r>
-    </w:p>
-    <w:p>
-      <w:pPr>
-        <w:pStyle w:val="3"/>
-        <w:spacing w:line="400" w:lineRule="exact"/>
-        <w:ind w:firstLineChars="200" w:firstLine="482"/>
-        <w:rPr>
-          <w:rFonts w:ascii="SimSun" w:hAnsi="SimSun" w:cs="SimSun"/>
-          <w:sz w:val="24"/>
-          <w:szCs w:val="24"/>
-          <w:lang w:eastAsia="zh-CN"/>
-        </w:rPr>
-      </w:pPr>
-      <w:r>
-        <w:rPr>
-          <w:rFonts w:ascii="SimSun" w:hAnsi="SimSun"/>
-          <w:b/>
-          <w:sz w:val="24"/>
-          <w:szCs w:val="24"/>
-          <w:lang w:eastAsia="zh-CN"/>
-        </w:rPr>
-        <w:t>采用的教学方法：</w:t>
-      </w:r>
-      <w:r>
-        <w:rPr>
-          <w:rFonts w:ascii="SimSun" w:hAnsi="SimSun"/>
-          <w:sz w:val="24"/>
-          <w:szCs w:val="24"/>
-          <w:lang w:eastAsia="zh-CN"/>
-        </w:rPr>
-        <w:t xml:space="preserve">项目导引、优秀动效组件赏析、AI 驱动特效接入实拍</w:t>
-      </w:r>
-    </w:p>
-    <w:p>
-      <w:pPr>
-        <w:pStyle w:val="3"/>
-        <w:spacing w:line="400" w:lineRule="exact"/>
-        <w:ind w:firstLineChars="200" w:firstLine="482"/>
-        <w:rPr>
-          <w:rFonts w:ascii="SimSun" w:hAnsi="SimSun" w:cs="SimSun"/>
-          <w:sz w:val="24"/>
-          <w:szCs w:val="24"/>
-          <w:lang w:eastAsia="zh-CN"/>
-        </w:rPr>
-      </w:pPr>
-      <w:r>
-        <w:rPr>
-          <w:rFonts w:ascii="SimSun" w:hAnsi="SimSun"/>
-          <w:b/>
-          <w:sz w:val="24"/>
-          <w:szCs w:val="24"/>
-          <w:lang w:eastAsia="zh-CN"/>
-        </w:rPr>
-        <w:t>理论学时：</w:t>
-      </w:r>
-      <w:r>
-        <w:rPr>
-          <w:rFonts w:ascii="SimSun" w:hAnsi="SimSun"/>
-          <w:sz w:val="24"/>
-          <w:szCs w:val="24"/>
-          <w:lang w:eastAsia="zh-CN"/>
-        </w:rPr>
-        <w:t xml:space="preserve">0学时</w:t>
-      </w:r>
-    </w:p>
-    <w:p>
-      <w:pPr>
-        <w:pStyle w:val="3"/>
-        <w:spacing w:line="400" w:lineRule="exact"/>
-        <w:ind w:firstLineChars="200" w:firstLine="482"/>
-        <w:rPr>
-          <w:rFonts w:ascii="SimSun" w:hAnsi="SimSun"/>
-          <w:sz w:val="24"/>
-          <w:szCs w:val="24"/>
-          <w:lang w:eastAsia="zh-CN"/>
-        </w:rPr>
-      </w:pPr>
-      <w:r>
-        <w:rPr>
-          <w:rFonts w:ascii="SimSun" w:hAnsi="SimSun"/>
-          <w:b/>
-          <w:sz w:val="24"/>
-          <w:szCs w:val="24"/>
-          <w:lang w:eastAsia="zh-CN"/>
-        </w:rPr>
-        <w:t>实践学时：</w:t>
-      </w:r>
-      <w:r>
-        <w:rPr>
-          <w:rFonts w:ascii="SimSun" w:hAnsi="SimSun"/>
-          <w:sz w:val="24"/>
-          <w:szCs w:val="24"/>
-          <w:lang w:eastAsia="zh-CN"/>
-        </w:rPr>
-        <w:t xml:space="preserve">4学时</w:t>
-      </w:r>
-    </w:p>
-    <w:p>
-      <w:pPr>
-        <w:pStyle w:val="3"/>
-        <w:spacing w:line="400" w:lineRule="exact"/>
-        <w:ind w:firstLineChars="200" w:firstLine="480"/>
-        <w:rPr>
-          <w:rFonts w:ascii="SimSun" w:hAnsi="SimSun" w:cs="SimSun"/>
-          <w:sz w:val="24"/>
-          <w:szCs w:val="24"/>
-          <w:lang w:eastAsia="zh-CN"/>
-        </w:rPr>
-      </w:pPr>
-      <w:r>
-        <w:rPr>
-          <w:rFonts w:ascii="SimSun" w:hAnsi="SimSun"/>
-          <w:sz w:val="24"/>
-          <w:szCs w:val="24"/>
-          <w:lang w:eastAsia="zh-CN"/>
-        </w:rPr>
-        <w:t/>
-      </w:r>
-    </w:p>
-    <w:p>
-      <w:pPr>
-        <w:pStyle w:val="3"/>
-        <w:spacing w:line="400" w:lineRule="exact"/>
-        <w:ind w:firstLineChars="200" w:firstLine="482"/>
-        <w:rPr>
-          <w:rFonts w:ascii="SimSun" w:hAnsi="SimSun" w:cs="Tahoma"/>
-          <w:sz w:val="24"/>
-          <w:szCs w:val="24"/>
-          <w:lang w:eastAsia="zh-CN"/>
-        </w:rPr>
-      </w:pPr>
-      <w:r>
-        <w:rPr>
-          <w:rFonts w:ascii="SimSun" w:hAnsi="SimSun" w:cs="Tahoma"/>
-          <w:b/>
-          <w:sz w:val="24"/>
-          <w:szCs w:val="24"/>
-          <w:lang w:eastAsia="zh-CN"/>
-        </w:rPr>
-        <w:t xml:space="preserve">第11章  逻辑排障与兜底策略</w:t>
-      </w:r>
-    </w:p>
-    <w:p>
-      <w:pPr>
-        <w:pStyle w:val="3"/>
-        <w:spacing w:line="400" w:lineRule="exact"/>
-        <w:ind w:firstLineChars="200" w:firstLine="482"/>
-        <w:rPr>
-          <w:rFonts w:ascii="SimSun" w:hAnsi="SimSun" w:cs="SimSun"/>
-          <w:sz w:val="24"/>
-          <w:szCs w:val="24"/>
-          <w:lang w:eastAsia="zh-CN"/>
-        </w:rPr>
-      </w:pPr>
-      <w:r>
-        <w:rPr>
-          <w:rFonts w:ascii="SimSun" w:hAnsi="SimSun"/>
-          <w:b/>
-          <w:sz w:val="24"/>
-          <w:szCs w:val="24"/>
-          <w:lang w:eastAsia="zh-CN"/>
-        </w:rPr>
-        <w:t>主要知识点：</w:t>
-      </w:r>
-    </w:p>
-    <w:p>
-      <w:pPr>
-        <w:pStyle w:val="3"/>
-        <w:spacing w:line="400" w:lineRule="exact"/>
-        <w:ind w:firstLineChars="200" w:firstLine="480"/>
-        <w:rPr>
-          <w:rFonts w:ascii="SimSun" w:hAnsi="SimSun" w:cs="SimSun"/>
-          <w:sz w:val="24"/>
-          <w:szCs w:val="24"/>
-          <w:lang w:eastAsia="zh-CN"/>
-        </w:rPr>
-      </w:pPr>
-      <w:r>
-        <w:rPr>
-          <w:rFonts w:ascii="SimSun" w:hAnsi="SimSun"/>
-          <w:sz w:val="24"/>
-          <w:szCs w:val="24"/>
-          <w:lang w:eastAsia="zh-CN"/>
-        </w:rPr>
-        <w:t xml:space="preserve">11.1 本地大模型代码辅助阅读规律；混合保真度演示机制</w:t>
-      </w:r>
-    </w:p>
-    <w:p>
-      <w:pPr>
-        <w:pStyle w:val="3"/>
-        <w:spacing w:line="400" w:lineRule="exact"/>
-        <w:ind w:firstLineChars="200" w:firstLine="480"/>
-        <w:rPr>
-          <w:rFonts w:ascii="SimSun" w:hAnsi="SimSun" w:cs="SimSun"/>
-          <w:sz w:val="24"/>
-          <w:szCs w:val="24"/>
-          <w:lang w:eastAsia="zh-CN"/>
-        </w:rPr>
-      </w:pPr>
-      <w:r>
-        <w:rPr>
-          <w:rFonts w:ascii="SimSun" w:hAnsi="SimSun"/>
-          <w:sz w:val="24"/>
-          <w:szCs w:val="24"/>
-          <w:lang w:eastAsia="zh-CN"/>
-        </w:rPr>
-        <w:t xml:space="preserve">11.2 收尾 实验4(Exp4)，通过Figma修复串联断裂的状态</w:t>
-      </w:r>
-    </w:p>
-    <w:p>
-      <w:pPr>
-        <w:pStyle w:val="3"/>
-        <w:spacing w:line="400" w:lineRule="exact"/>
-        <w:ind w:firstLineChars="200" w:firstLine="480"/>
-        <w:rPr>
-          <w:rFonts w:ascii="SimSun" w:hAnsi="SimSun" w:cs="SimSun"/>
-          <w:sz w:val="24"/>
-          <w:szCs w:val="24"/>
-          <w:lang w:eastAsia="zh-CN"/>
-        </w:rPr>
-      </w:pPr>
-      <w:r>
-        <w:rPr>
-          <w:rFonts w:ascii="SimSun" w:hAnsi="SimSun"/>
-          <w:sz w:val="24"/>
-          <w:szCs w:val="24"/>
-          <w:lang w:eastAsia="zh-CN"/>
-        </w:rPr>
-        <w:t xml:space="preserve">参考教材：《交互设计精髓 (About Face 4)》第十五章 防止错误与辅助决策</w:t>
-      </w:r>
-    </w:p>
-    <w:p>
-      <w:pPr>
-        <w:pStyle w:val="3"/>
-        <w:spacing w:line="400" w:lineRule="exact"/>
-        <w:ind w:firstLineChars="200" w:firstLine="482"/>
-        <w:rPr>
-          <w:rFonts w:ascii="SimSun" w:hAnsi="SimSun" w:cs="SimSun"/>
-          <w:sz w:val="24"/>
-          <w:szCs w:val="24"/>
-          <w:lang w:eastAsia="zh-CN"/>
-        </w:rPr>
-      </w:pPr>
-      <w:r>
-        <w:rPr>
-          <w:rFonts w:ascii="SimSun" w:hAnsi="SimSun"/>
-          <w:b/>
-          <w:sz w:val="24"/>
-          <w:szCs w:val="24"/>
-          <w:lang w:eastAsia="zh-CN"/>
-        </w:rPr>
-        <w:t>教学要求：</w:t>
-      </w:r>
-      <w:r>
-        <w:rPr>
-          <w:rFonts w:ascii="SimSun" w:hAnsi="SimSun"/>
-          <w:sz w:val="24"/>
-          <w:szCs w:val="24"/>
-          <w:lang w:eastAsia="zh-CN"/>
-        </w:rPr>
-        <w:t xml:space="preserve">掌握大模型陷入死循环时的兜底降级方案与混合保真测试准备工作；具备基本的代码辅助阅读自检能力</w:t>
-      </w:r>
-    </w:p>
-    <w:p>
-      <w:pPr>
-        <w:pStyle w:val="3"/>
-        <w:spacing w:line="400" w:lineRule="exact"/>
-        <w:ind w:firstLineChars="200" w:firstLine="482"/>
-        <w:rPr>
-          <w:rFonts w:ascii="SimSun" w:hAnsi="SimSun" w:cs="SimSun"/>
-          <w:sz w:val="24"/>
-          <w:szCs w:val="24"/>
-          <w:lang w:eastAsia="zh-CN"/>
-        </w:rPr>
-      </w:pPr>
-      <w:r>
-        <w:rPr>
-          <w:rFonts w:ascii="SimSun" w:hAnsi="SimSun"/>
-          <w:b/>
-          <w:sz w:val="24"/>
-          <w:szCs w:val="24"/>
-          <w:lang w:eastAsia="zh-CN"/>
-        </w:rPr>
-        <w:t>重点：</w:t>
-      </w:r>
-      <w:r>
-        <w:rPr>
-          <w:rFonts w:ascii="SimSun" w:hAnsi="SimSun"/>
-          <w:sz w:val="24"/>
-          <w:szCs w:val="24"/>
-          <w:lang w:eastAsia="zh-CN"/>
-        </w:rPr>
-        <w:t xml:space="preserve">利用大语言模型辅助排错的工程嗅觉与混合保真度的降级策略</w:t>
-      </w:r>
-    </w:p>
-    <w:p>
-      <w:pPr>
-        <w:pStyle w:val="3"/>
-        <w:spacing w:line="400" w:lineRule="exact"/>
-        <w:ind w:firstLineChars="200" w:firstLine="482"/>
-        <w:rPr>
-          <w:rFonts w:ascii="SimSun" w:hAnsi="SimSun" w:cs="SimSun"/>
-          <w:sz w:val="24"/>
-          <w:szCs w:val="24"/>
-          <w:lang w:eastAsia="zh-CN"/>
-        </w:rPr>
-      </w:pPr>
-      <w:r>
-        <w:rPr>
-          <w:rFonts w:ascii="SimSun" w:hAnsi="SimSun"/>
-          <w:b/>
-          <w:sz w:val="24"/>
-          <w:szCs w:val="24"/>
-          <w:lang w:eastAsia="zh-CN"/>
-        </w:rPr>
-        <w:t>难点：</w:t>
-      </w:r>
-      <w:r>
-        <w:rPr>
-          <w:rFonts w:ascii="SimSun" w:hAnsi="SimSun"/>
-          <w:sz w:val="24"/>
-          <w:szCs w:val="24"/>
-          <w:lang w:eastAsia="zh-CN"/>
-        </w:rPr>
-        <w:t xml:space="preserve">面对 AI 生成的错乱耦合代码，能冷静判断断点并采用手工降级方案兜底串联</w:t>
-      </w:r>
-    </w:p>
-    <w:p>
-      <w:pPr>
-        <w:pStyle w:val="3"/>
-        <w:spacing w:line="400" w:lineRule="exact"/>
-        <w:ind w:firstLineChars="200" w:firstLine="482"/>
-        <w:rPr>
-          <w:rFonts w:ascii="SimSun" w:hAnsi="SimSun" w:cs="SimSun"/>
-          <w:sz w:val="24"/>
-          <w:szCs w:val="24"/>
-          <w:lang w:eastAsia="zh-CN"/>
-        </w:rPr>
-      </w:pPr>
-      <w:r>
-        <w:rPr>
-          <w:rFonts w:ascii="SimSun" w:hAnsi="SimSun"/>
-          <w:b/>
-          <w:sz w:val="24"/>
-          <w:szCs w:val="24"/>
-          <w:lang w:eastAsia="zh-CN"/>
-        </w:rPr>
-        <w:t>课程思政融入点：</w:t>
-      </w:r>
-      <w:r>
-        <w:rPr>
-          <w:rFonts w:ascii="SimSun" w:hAnsi="SimSun"/>
-          <w:sz w:val="24"/>
-          <w:szCs w:val="24"/>
-          <w:lang w:eastAsia="zh-CN"/>
-        </w:rPr>
-        <w:t xml:space="preserve">树立应对技术不确定性的韧性与抗压精神，不盲从 AI 输出结果</w:t>
-      </w:r>
-    </w:p>
-    <w:p>
-      <w:pPr>
-        <w:pStyle w:val="3"/>
-        <w:spacing w:line="400" w:lineRule="exact"/>
-        <w:ind w:firstLineChars="200" w:firstLine="482"/>
-        <w:rPr>
-          <w:rFonts w:ascii="SimSun" w:hAnsi="SimSun" w:cs="SimSun"/>
-          <w:sz w:val="24"/>
-          <w:szCs w:val="24"/>
-          <w:lang w:eastAsia="zh-CN"/>
-        </w:rPr>
-      </w:pPr>
-      <w:r>
-        <w:rPr>
-          <w:rFonts w:ascii="SimSun" w:hAnsi="SimSun"/>
-          <w:b/>
-          <w:sz w:val="24"/>
-          <w:szCs w:val="24"/>
-          <w:lang w:eastAsia="zh-CN"/>
-        </w:rPr>
-        <w:t>采用的教学方法：</w:t>
-      </w:r>
-      <w:r>
-        <w:rPr>
-          <w:rFonts w:ascii="SimSun" w:hAnsi="SimSun"/>
-          <w:sz w:val="24"/>
-          <w:szCs w:val="24"/>
-          <w:lang w:eastAsia="zh-CN"/>
-        </w:rPr>
-        <w:t xml:space="preserve">项目导引、重度 Bug 抢救实演、混合保真兜底演练</w:t>
-      </w:r>
-    </w:p>
-    <w:p>
-      <w:pPr>
-        <w:pStyle w:val="3"/>
-        <w:spacing w:line="400" w:lineRule="exact"/>
-        <w:ind w:firstLineChars="200" w:firstLine="482"/>
-        <w:rPr>
-          <w:rFonts w:ascii="SimSun" w:hAnsi="SimSun" w:cs="SimSun"/>
-          <w:sz w:val="24"/>
-          <w:szCs w:val="24"/>
-          <w:lang w:eastAsia="zh-CN"/>
-        </w:rPr>
-      </w:pPr>
-      <w:r>
-        <w:rPr>
-          <w:rFonts w:ascii="SimSun" w:hAnsi="SimSun"/>
-          <w:b/>
-          <w:sz w:val="24"/>
-          <w:szCs w:val="24"/>
-          <w:lang w:eastAsia="zh-CN"/>
-        </w:rPr>
-        <w:t>理论学时：</w:t>
-      </w:r>
-      <w:r>
-        <w:rPr>
-          <w:rFonts w:ascii="SimSun" w:hAnsi="SimSun"/>
-          <w:sz w:val="24"/>
-          <w:szCs w:val="24"/>
-          <w:lang w:eastAsia="zh-CN"/>
-        </w:rPr>
-        <w:t xml:space="preserve">0学时</w:t>
-      </w:r>
-    </w:p>
-    <w:p>
-      <w:pPr>
-        <w:pStyle w:val="3"/>
-        <w:spacing w:line="400" w:lineRule="exact"/>
-        <w:ind w:firstLineChars="200" w:firstLine="482"/>
-        <w:rPr>
-          <w:rFonts w:ascii="SimSun" w:hAnsi="SimSun"/>
-          <w:sz w:val="24"/>
-          <w:szCs w:val="24"/>
-          <w:lang w:eastAsia="zh-CN"/>
-        </w:rPr>
-      </w:pPr>
-      <w:r>
-        <w:rPr>
-          <w:rFonts w:ascii="SimSun" w:hAnsi="SimSun"/>
-          <w:b/>
-          <w:sz w:val="24"/>
-          <w:szCs w:val="24"/>
-          <w:lang w:eastAsia="zh-CN"/>
-        </w:rPr>
-        <w:t>实践学时：</w:t>
-      </w:r>
-      <w:r>
-        <w:rPr>
-          <w:rFonts w:ascii="SimSun" w:hAnsi="SimSun"/>
-          <w:sz w:val="24"/>
-          <w:szCs w:val="24"/>
-          <w:lang w:eastAsia="zh-CN"/>
-        </w:rPr>
-        <w:t xml:space="preserve">4学时</w:t>
-      </w:r>
-    </w:p>
-    <w:p>
-      <w:pPr>
-        <w:pStyle w:val="3"/>
-        <w:spacing w:line="400" w:lineRule="exact"/>
-        <w:ind w:firstLineChars="200" w:firstLine="480"/>
-        <w:rPr>
-          <w:rFonts w:ascii="SimSun" w:hAnsi="SimSun" w:cs="SimSun"/>
-          <w:sz w:val="24"/>
-          <w:szCs w:val="24"/>
-          <w:lang w:eastAsia="zh-CN"/>
-        </w:rPr>
-      </w:pPr>
-      <w:r>
-        <w:rPr>
-          <w:rFonts w:ascii="SimSun" w:hAnsi="SimSun"/>
-          <w:sz w:val="24"/>
-          <w:szCs w:val="24"/>
-          <w:lang w:eastAsia="zh-CN"/>
-        </w:rPr>
-        <w:t/>
-      </w:r>
-    </w:p>
-    <w:p>
-      <w:pPr>
-        <w:pStyle w:val="3"/>
-        <w:spacing w:line="400" w:lineRule="exact"/>
-        <w:ind w:firstLineChars="200" w:firstLine="482"/>
-        <w:rPr>
-          <w:rFonts w:ascii="SimSun" w:hAnsi="SimSun" w:cs="Tahoma"/>
-          <w:sz w:val="24"/>
-          <w:szCs w:val="24"/>
-          <w:lang w:eastAsia="zh-CN"/>
-        </w:rPr>
-      </w:pPr>
-      <w:r>
-        <w:rPr>
-          <w:rFonts w:ascii="SimSun" w:hAnsi="SimSun" w:cs="Tahoma"/>
-          <w:b/>
-          <w:sz w:val="24"/>
-          <w:szCs w:val="24"/>
-          <w:lang w:eastAsia="zh-CN"/>
-        </w:rPr>
-        <w:t xml:space="preserve">第12章  启发式评估原理与应用</w:t>
-      </w:r>
-    </w:p>
-    <w:p>
-      <w:pPr>
-        <w:pStyle w:val="3"/>
-        <w:spacing w:line="400" w:lineRule="exact"/>
-        <w:ind w:firstLineChars="200" w:firstLine="482"/>
-        <w:rPr>
-          <w:rFonts w:ascii="SimSun" w:hAnsi="SimSun" w:cs="SimSun"/>
-          <w:sz w:val="24"/>
-          <w:szCs w:val="24"/>
-          <w:lang w:eastAsia="zh-CN"/>
-        </w:rPr>
-      </w:pPr>
-      <w:r>
-        <w:rPr>
-          <w:rFonts w:ascii="SimSun" w:hAnsi="SimSun"/>
-          <w:b/>
-          <w:sz w:val="24"/>
-          <w:szCs w:val="24"/>
-          <w:lang w:eastAsia="zh-CN"/>
-        </w:rPr>
-        <w:t>主要知识点：</w:t>
-      </w:r>
-    </w:p>
-    <w:p>
-      <w:pPr>
-        <w:pStyle w:val="3"/>
-        <w:spacing w:line="400" w:lineRule="exact"/>
-        <w:ind w:firstLineChars="200" w:firstLine="480"/>
-        <w:rPr>
-          <w:rFonts w:ascii="SimSun" w:hAnsi="SimSun" w:cs="SimSun"/>
-          <w:sz w:val="24"/>
-          <w:szCs w:val="24"/>
-          <w:lang w:eastAsia="zh-CN"/>
-        </w:rPr>
-      </w:pPr>
-      <w:r>
-        <w:rPr>
-          <w:rFonts w:ascii="SimSun" w:hAnsi="SimSun"/>
-          <w:sz w:val="24"/>
-          <w:szCs w:val="24"/>
-          <w:lang w:eastAsia="zh-CN"/>
-        </w:rPr>
-        <w:t xml:space="preserve">12.1 可用性客观评估标准实战导入；Nielsen十大可用性真理</w:t>
-      </w:r>
-    </w:p>
-    <w:p>
-      <w:pPr>
-        <w:pStyle w:val="3"/>
-        <w:spacing w:line="400" w:lineRule="exact"/>
-        <w:ind w:firstLineChars="200" w:firstLine="480"/>
-        <w:rPr>
-          <w:rFonts w:ascii="SimSun" w:hAnsi="SimSun" w:cs="SimSun"/>
-          <w:sz w:val="24"/>
-          <w:szCs w:val="24"/>
-          <w:lang w:eastAsia="zh-CN"/>
-        </w:rPr>
-      </w:pPr>
-      <w:r>
-        <w:rPr>
-          <w:rFonts w:ascii="SimSun" w:hAnsi="SimSun"/>
-          <w:sz w:val="24"/>
-          <w:szCs w:val="24"/>
-          <w:lang w:eastAsia="zh-CN"/>
-        </w:rPr>
-        <w:t xml:space="preserve">12.2 启动 实验5(Exp5)，生生互评跨组走查日</w:t>
-      </w:r>
-    </w:p>
-    <w:p>
-      <w:pPr>
-        <w:pStyle w:val="3"/>
-        <w:spacing w:line="400" w:lineRule="exact"/>
-        <w:ind w:firstLineChars="200" w:firstLine="480"/>
-        <w:rPr>
-          <w:rFonts w:ascii="SimSun" w:hAnsi="SimSun" w:cs="SimSun"/>
-          <w:sz w:val="24"/>
-          <w:szCs w:val="24"/>
-          <w:lang w:eastAsia="zh-CN"/>
-        </w:rPr>
-      </w:pPr>
-      <w:r>
-        <w:rPr>
-          <w:rFonts w:ascii="SimSun" w:hAnsi="SimSun"/>
-          <w:sz w:val="24"/>
-          <w:szCs w:val="24"/>
-          <w:lang w:eastAsia="zh-CN"/>
-        </w:rPr>
-        <w:t xml:space="preserve">参考教材：《交互设计：超越人机交互（原书第5版）》第十四章 评估导论；第十五章 评估研究：从受控到自然环境</w:t>
-      </w:r>
-    </w:p>
-    <w:p>
-      <w:pPr>
-        <w:pStyle w:val="3"/>
-        <w:spacing w:line="400" w:lineRule="exact"/>
-        <w:ind w:firstLineChars="200" w:firstLine="482"/>
-        <w:rPr>
-          <w:rFonts w:ascii="SimSun" w:hAnsi="SimSun" w:cs="SimSun"/>
-          <w:sz w:val="24"/>
-          <w:szCs w:val="24"/>
-          <w:lang w:eastAsia="zh-CN"/>
-        </w:rPr>
-      </w:pPr>
-      <w:r>
-        <w:rPr>
-          <w:rFonts w:ascii="SimSun" w:hAnsi="SimSun"/>
-          <w:b/>
-          <w:sz w:val="24"/>
-          <w:szCs w:val="24"/>
-          <w:lang w:eastAsia="zh-CN"/>
-        </w:rPr>
-        <w:t>教学要求：</w:t>
-      </w:r>
-      <w:r>
-        <w:rPr>
-          <w:rFonts w:ascii="SimSun" w:hAnsi="SimSun"/>
-          <w:sz w:val="24"/>
-          <w:szCs w:val="24"/>
-          <w:lang w:eastAsia="zh-CN"/>
-        </w:rPr>
-        <w:t xml:space="preserve">掌握以 Nielsen 十大原则为核心的启发式评估方法；能客观、高效地发现产品中违反可用性常理的高优先级问题</w:t>
-      </w:r>
-    </w:p>
-    <w:p>
-      <w:pPr>
-        <w:pStyle w:val="3"/>
-        <w:spacing w:line="400" w:lineRule="exact"/>
-        <w:ind w:firstLineChars="200" w:firstLine="482"/>
-        <w:rPr>
-          <w:rFonts w:ascii="SimSun" w:hAnsi="SimSun" w:cs="SimSun"/>
-          <w:sz w:val="24"/>
-          <w:szCs w:val="24"/>
-          <w:lang w:eastAsia="zh-CN"/>
-        </w:rPr>
-      </w:pPr>
-      <w:r>
-        <w:rPr>
-          <w:rFonts w:ascii="SimSun" w:hAnsi="SimSun"/>
-          <w:b/>
-          <w:sz w:val="24"/>
-          <w:szCs w:val="24"/>
-          <w:lang w:eastAsia="zh-CN"/>
-        </w:rPr>
-        <w:t>重点：</w:t>
-      </w:r>
-      <w:r>
-        <w:rPr>
-          <w:rFonts w:ascii="SimSun" w:hAnsi="SimSun"/>
-          <w:sz w:val="24"/>
-          <w:szCs w:val="24"/>
-          <w:lang w:eastAsia="zh-CN"/>
-        </w:rPr>
-        <w:t xml:space="preserve">Nielsen 十大可用性原则的内涵与跨组专家级查漏法则</w:t>
-      </w:r>
-    </w:p>
-    <w:p>
-      <w:pPr>
-        <w:pStyle w:val="3"/>
-        <w:spacing w:line="400" w:lineRule="exact"/>
-        <w:ind w:firstLineChars="200" w:firstLine="482"/>
-        <w:rPr>
-          <w:rFonts w:ascii="SimSun" w:hAnsi="SimSun" w:cs="SimSun"/>
-          <w:sz w:val="24"/>
-          <w:szCs w:val="24"/>
-          <w:lang w:eastAsia="zh-CN"/>
-        </w:rPr>
-      </w:pPr>
-      <w:r>
-        <w:rPr>
-          <w:rFonts w:ascii="SimSun" w:hAnsi="SimSun"/>
-          <w:b/>
-          <w:sz w:val="24"/>
-          <w:szCs w:val="24"/>
-          <w:lang w:eastAsia="zh-CN"/>
-        </w:rPr>
-        <w:t>难点：</w:t>
-      </w:r>
-      <w:r>
-        <w:rPr>
-          <w:rFonts w:ascii="SimSun" w:hAnsi="SimSun"/>
-          <w:sz w:val="24"/>
-          <w:szCs w:val="24"/>
-          <w:lang w:eastAsia="zh-CN"/>
-        </w:rPr>
-        <w:t xml:space="preserve">摆脱主观喜好滤镜，严格对标原则定位并量化评价可用性障碍的严重程度</w:t>
-      </w:r>
-    </w:p>
-    <w:p>
-      <w:pPr>
-        <w:pStyle w:val="3"/>
-        <w:spacing w:line="400" w:lineRule="exact"/>
-        <w:ind w:firstLineChars="200" w:firstLine="482"/>
-        <w:rPr>
-          <w:rFonts w:ascii="SimSun" w:hAnsi="SimSun" w:cs="SimSun"/>
-          <w:sz w:val="24"/>
-          <w:szCs w:val="24"/>
-          <w:lang w:eastAsia="zh-CN"/>
-        </w:rPr>
-      </w:pPr>
-      <w:r>
-        <w:rPr>
-          <w:rFonts w:ascii="SimSun" w:hAnsi="SimSun"/>
-          <w:b/>
-          <w:sz w:val="24"/>
-          <w:szCs w:val="24"/>
-          <w:lang w:eastAsia="zh-CN"/>
-        </w:rPr>
-        <w:t>课程思政融入点：</w:t>
-      </w:r>
-      <w:r>
-        <w:rPr>
-          <w:rFonts w:ascii="SimSun" w:hAnsi="SimSun"/>
-          <w:sz w:val="24"/>
-          <w:szCs w:val="24"/>
-          <w:lang w:eastAsia="zh-CN"/>
-        </w:rPr>
-        <w:t xml:space="preserve">倡导严谨科学的研究态度，破除唯经验论的盲目设计评价</w:t>
-      </w:r>
-    </w:p>
-    <w:p>
-      <w:pPr>
-        <w:pStyle w:val="3"/>
-        <w:spacing w:line="400" w:lineRule="exact"/>
-        <w:ind w:firstLineChars="200" w:firstLine="482"/>
-        <w:rPr>
-          <w:rFonts w:ascii="SimSun" w:hAnsi="SimSun" w:cs="SimSun"/>
-          <w:sz w:val="24"/>
-          <w:szCs w:val="24"/>
-          <w:lang w:eastAsia="zh-CN"/>
-        </w:rPr>
-      </w:pPr>
-      <w:r>
-        <w:rPr>
-          <w:rFonts w:ascii="SimSun" w:hAnsi="SimSun"/>
-          <w:b/>
-          <w:sz w:val="24"/>
-          <w:szCs w:val="24"/>
-          <w:lang w:eastAsia="zh-CN"/>
-        </w:rPr>
-        <w:t>采用的教学方法：</w:t>
-      </w:r>
-      <w:r>
-        <w:rPr>
-          <w:rFonts w:ascii="SimSun" w:hAnsi="SimSun"/>
-          <w:sz w:val="24"/>
-          <w:szCs w:val="24"/>
-          <w:lang w:eastAsia="zh-CN"/>
-        </w:rPr>
-        <w:t xml:space="preserve">项目导引、对照打分示范、各组互换原型进行专家检验</w:t>
-      </w:r>
-    </w:p>
-    <w:p>
-      <w:pPr>
-        <w:pStyle w:val="3"/>
-        <w:spacing w:line="400" w:lineRule="exact"/>
-        <w:ind w:firstLineChars="200" w:firstLine="482"/>
-        <w:rPr>
-          <w:rFonts w:ascii="SimSun" w:hAnsi="SimSun" w:cs="SimSun"/>
-          <w:sz w:val="24"/>
-          <w:szCs w:val="24"/>
-          <w:lang w:eastAsia="zh-CN"/>
-        </w:rPr>
-      </w:pPr>
-      <w:r>
-        <w:rPr>
-          <w:rFonts w:ascii="SimSun" w:hAnsi="SimSun"/>
-          <w:b/>
-          <w:sz w:val="24"/>
-          <w:szCs w:val="24"/>
-          <w:lang w:eastAsia="zh-CN"/>
-        </w:rPr>
-        <w:t>理论学时：</w:t>
-      </w:r>
-      <w:r>
-        <w:rPr>
-          <w:rFonts w:ascii="SimSun" w:hAnsi="SimSun"/>
-          <w:sz w:val="24"/>
-          <w:szCs w:val="24"/>
-          <w:lang w:eastAsia="zh-CN"/>
-        </w:rPr>
-        <w:t xml:space="preserve">0学时</w:t>
-      </w:r>
-    </w:p>
-    <w:p>
-      <w:pPr>
-        <w:pStyle w:val="3"/>
-        <w:spacing w:line="400" w:lineRule="exact"/>
-        <w:ind w:firstLineChars="200" w:firstLine="482"/>
-        <w:rPr>
-          <w:rFonts w:ascii="SimSun" w:hAnsi="SimSun"/>
-          <w:sz w:val="24"/>
-          <w:szCs w:val="24"/>
-          <w:lang w:eastAsia="zh-CN"/>
-        </w:rPr>
-      </w:pPr>
-      <w:r>
-        <w:rPr>
-          <w:rFonts w:ascii="SimSun" w:hAnsi="SimSun"/>
-          <w:b/>
-          <w:sz w:val="24"/>
-          <w:szCs w:val="24"/>
-          <w:lang w:eastAsia="zh-CN"/>
-        </w:rPr>
-        <w:t>实践学时：</w:t>
-      </w:r>
-      <w:r>
-        <w:rPr>
-          <w:rFonts w:ascii="SimSun" w:hAnsi="SimSun"/>
-          <w:sz w:val="24"/>
-          <w:szCs w:val="24"/>
-          <w:lang w:eastAsia="zh-CN"/>
-        </w:rPr>
-        <w:t xml:space="preserve">4学时</w:t>
-      </w:r>
-    </w:p>
-    <w:p>
-      <w:pPr>
-        <w:pStyle w:val="3"/>
-        <w:spacing w:line="400" w:lineRule="exact"/>
-        <w:ind w:firstLineChars="200" w:firstLine="480"/>
-        <w:rPr>
-          <w:rFonts w:ascii="SimSun" w:hAnsi="SimSun" w:cs="SimSun"/>
-          <w:sz w:val="24"/>
-          <w:szCs w:val="24"/>
-          <w:lang w:eastAsia="zh-CN"/>
-        </w:rPr>
-      </w:pPr>
-      <w:r>
-        <w:rPr>
-          <w:rFonts w:ascii="SimSun" w:hAnsi="SimSun"/>
-          <w:sz w:val="24"/>
-          <w:szCs w:val="24"/>
-          <w:lang w:eastAsia="zh-CN"/>
-        </w:rPr>
-        <w:t/>
-      </w:r>
-    </w:p>
-    <w:p>
-      <w:pPr>
-        <w:pStyle w:val="3"/>
-        <w:spacing w:line="400" w:lineRule="exact"/>
-        <w:ind w:firstLineChars="200" w:firstLine="482"/>
-        <w:rPr>
-          <w:rFonts w:ascii="SimSun" w:hAnsi="SimSun" w:cs="Tahoma"/>
-          <w:sz w:val="24"/>
-          <w:szCs w:val="24"/>
-          <w:lang w:eastAsia="zh-CN"/>
-        </w:rPr>
-      </w:pPr>
-      <w:r>
-        <w:rPr>
-          <w:rFonts w:ascii="SimSun" w:hAnsi="SimSun" w:cs="Tahoma"/>
-          <w:b/>
-          <w:sz w:val="24"/>
-          <w:szCs w:val="24"/>
-          <w:lang w:eastAsia="zh-CN"/>
-        </w:rPr>
-        <w:t xml:space="preserve">第13章  对话与可操作测试法</w:t>
-      </w:r>
-    </w:p>
-    <w:p>
-      <w:pPr>
-        <w:pStyle w:val="3"/>
-        <w:spacing w:line="400" w:lineRule="exact"/>
-        <w:ind w:firstLineChars="200" w:firstLine="482"/>
-        <w:rPr>
-          <w:rFonts w:ascii="SimSun" w:hAnsi="SimSun" w:cs="SimSun"/>
-          <w:sz w:val="24"/>
-          <w:szCs w:val="24"/>
-          <w:lang w:eastAsia="zh-CN"/>
-        </w:rPr>
-      </w:pPr>
-      <w:r>
-        <w:rPr>
-          <w:rFonts w:ascii="SimSun" w:hAnsi="SimSun"/>
-          <w:b/>
-          <w:sz w:val="24"/>
-          <w:szCs w:val="24"/>
-          <w:lang w:eastAsia="zh-CN"/>
-        </w:rPr>
-        <w:t>主要知识点：</w:t>
-      </w:r>
-    </w:p>
-    <w:p>
-      <w:pPr>
-        <w:pStyle w:val="3"/>
-        <w:spacing w:line="400" w:lineRule="exact"/>
-        <w:ind w:firstLineChars="200" w:firstLine="480"/>
-        <w:rPr>
-          <w:rFonts w:ascii="SimSun" w:hAnsi="SimSun" w:cs="SimSun"/>
-          <w:sz w:val="24"/>
-          <w:szCs w:val="24"/>
-          <w:lang w:eastAsia="zh-CN"/>
-        </w:rPr>
-      </w:pPr>
-      <w:r>
-        <w:rPr>
-          <w:rFonts w:ascii="SimSun" w:hAnsi="SimSun"/>
-          <w:sz w:val="24"/>
-          <w:szCs w:val="24"/>
-          <w:lang w:eastAsia="zh-CN"/>
-        </w:rPr>
-        <w:t xml:space="preserve">13.1 无硬件条件下的实验室降维版：出声思考(Think-Aloud)的科学执行</w:t>
-      </w:r>
-    </w:p>
-    <w:p>
-      <w:pPr>
-        <w:pStyle w:val="3"/>
-        <w:spacing w:line="400" w:lineRule="exact"/>
-        <w:ind w:firstLineChars="200" w:firstLine="480"/>
-        <w:rPr>
-          <w:rFonts w:ascii="SimSun" w:hAnsi="SimSun" w:cs="SimSun"/>
-          <w:sz w:val="24"/>
-          <w:szCs w:val="24"/>
-          <w:lang w:eastAsia="zh-CN"/>
-        </w:rPr>
-      </w:pPr>
-      <w:r>
-        <w:rPr>
-          <w:rFonts w:ascii="SimSun" w:hAnsi="SimSun"/>
-          <w:sz w:val="24"/>
-          <w:szCs w:val="24"/>
-          <w:lang w:eastAsia="zh-CN"/>
-        </w:rPr>
-        <w:t xml:space="preserve">13.2 执行实地用户定性实验，深挖死角</w:t>
-      </w:r>
-    </w:p>
-    <w:p>
-      <w:pPr>
-        <w:pStyle w:val="3"/>
-        <w:spacing w:line="400" w:lineRule="exact"/>
-        <w:ind w:firstLineChars="200" w:firstLine="480"/>
-        <w:rPr>
-          <w:rFonts w:ascii="SimSun" w:hAnsi="SimSun" w:cs="SimSun"/>
-          <w:sz w:val="24"/>
-          <w:szCs w:val="24"/>
-          <w:lang w:eastAsia="zh-CN"/>
-        </w:rPr>
-      </w:pPr>
-      <w:r>
-        <w:rPr>
-          <w:rFonts w:ascii="SimSun" w:hAnsi="SimSun"/>
-          <w:sz w:val="24"/>
-          <w:szCs w:val="24"/>
-          <w:lang w:eastAsia="zh-CN"/>
-        </w:rPr>
-        <w:t xml:space="preserve">参考教材：《精益 UX：设计伟大产品的敏捷反求方法 (Lean UX)》第十五章 反馈与研究</w:t>
-      </w:r>
-    </w:p>
-    <w:p>
-      <w:pPr>
-        <w:pStyle w:val="3"/>
-        <w:spacing w:line="400" w:lineRule="exact"/>
-        <w:ind w:firstLineChars="200" w:firstLine="482"/>
-        <w:rPr>
-          <w:rFonts w:ascii="SimSun" w:hAnsi="SimSun" w:cs="SimSun"/>
-          <w:sz w:val="24"/>
-          <w:szCs w:val="24"/>
-          <w:lang w:eastAsia="zh-CN"/>
-        </w:rPr>
-      </w:pPr>
-      <w:r>
-        <w:rPr>
-          <w:rFonts w:ascii="SimSun" w:hAnsi="SimSun"/>
-          <w:b/>
-          <w:sz w:val="24"/>
-          <w:szCs w:val="24"/>
-          <w:lang w:eastAsia="zh-CN"/>
-        </w:rPr>
-        <w:t>教学要求：</w:t>
-      </w:r>
-      <w:r>
-        <w:rPr>
-          <w:rFonts w:ascii="SimSun" w:hAnsi="SimSun"/>
-          <w:sz w:val="24"/>
-          <w:szCs w:val="24"/>
-          <w:lang w:eastAsia="zh-CN"/>
-        </w:rPr>
-        <w:t xml:space="preserve">掌握无硬件眼动仪等条件限制下的低成本测试利器——出声思考法；能够主持科学的用户操作与定性观察</w:t>
-      </w:r>
-    </w:p>
-    <w:p>
-      <w:pPr>
-        <w:pStyle w:val="3"/>
-        <w:spacing w:line="400" w:lineRule="exact"/>
-        <w:ind w:firstLineChars="200" w:firstLine="482"/>
-        <w:rPr>
-          <w:rFonts w:ascii="SimSun" w:hAnsi="SimSun" w:cs="SimSun"/>
-          <w:sz w:val="24"/>
-          <w:szCs w:val="24"/>
-          <w:lang w:eastAsia="zh-CN"/>
-        </w:rPr>
-      </w:pPr>
-      <w:r>
-        <w:rPr>
-          <w:rFonts w:ascii="SimSun" w:hAnsi="SimSun"/>
-          <w:b/>
-          <w:sz w:val="24"/>
-          <w:szCs w:val="24"/>
-          <w:lang w:eastAsia="zh-CN"/>
-        </w:rPr>
-        <w:t>重点：</w:t>
-      </w:r>
-      <w:r>
-        <w:rPr>
-          <w:rFonts w:ascii="SimSun" w:hAnsi="SimSun"/>
-          <w:sz w:val="24"/>
-          <w:szCs w:val="24"/>
-          <w:lang w:eastAsia="zh-CN"/>
-        </w:rPr>
-        <w:t xml:space="preserve">Think-Aloud (出声思考法) 的规范主持技巧底线与不干扰原则</w:t>
-      </w:r>
-    </w:p>
-    <w:p>
-      <w:pPr>
-        <w:pStyle w:val="3"/>
-        <w:spacing w:line="400" w:lineRule="exact"/>
-        <w:ind w:firstLineChars="200" w:firstLine="482"/>
-        <w:rPr>
-          <w:rFonts w:ascii="SimSun" w:hAnsi="SimSun" w:cs="SimSun"/>
-          <w:sz w:val="24"/>
-          <w:szCs w:val="24"/>
-          <w:lang w:eastAsia="zh-CN"/>
-        </w:rPr>
-      </w:pPr>
-      <w:r>
-        <w:rPr>
-          <w:rFonts w:ascii="SimSun" w:hAnsi="SimSun"/>
-          <w:b/>
-          <w:sz w:val="24"/>
-          <w:szCs w:val="24"/>
-          <w:lang w:eastAsia="zh-CN"/>
-        </w:rPr>
-        <w:t>难点：</w:t>
-      </w:r>
-      <w:r>
-        <w:rPr>
-          <w:rFonts w:ascii="SimSun" w:hAnsi="SimSun"/>
-          <w:sz w:val="24"/>
-          <w:szCs w:val="24"/>
-          <w:lang w:eastAsia="zh-CN"/>
-        </w:rPr>
-        <w:t xml:space="preserve">在测试过程中抑制引导、纠正或暗示用户的下意识冲动，仅做纯粹的诱导发声与观察</w:t>
-      </w:r>
-    </w:p>
-    <w:p>
-      <w:pPr>
-        <w:pStyle w:val="3"/>
-        <w:spacing w:line="400" w:lineRule="exact"/>
-        <w:ind w:firstLineChars="200" w:firstLine="482"/>
-        <w:rPr>
-          <w:rFonts w:ascii="SimSun" w:hAnsi="SimSun" w:cs="SimSun"/>
-          <w:sz w:val="24"/>
-          <w:szCs w:val="24"/>
-          <w:lang w:eastAsia="zh-CN"/>
-        </w:rPr>
-      </w:pPr>
-      <w:r>
-        <w:rPr>
-          <w:rFonts w:ascii="SimSun" w:hAnsi="SimSun"/>
-          <w:b/>
-          <w:sz w:val="24"/>
-          <w:szCs w:val="24"/>
-          <w:lang w:eastAsia="zh-CN"/>
-        </w:rPr>
-        <w:t>课程思政融入点：</w:t>
-      </w:r>
-      <w:r>
-        <w:rPr>
-          <w:rFonts w:ascii="SimSun" w:hAnsi="SimSun"/>
-          <w:sz w:val="24"/>
-          <w:szCs w:val="24"/>
-          <w:lang w:eastAsia="zh-CN"/>
-        </w:rPr>
-        <w:t xml:space="preserve">保持客观中立的研究者精神，倾听并尊重少数群体的边缘体验困惑</w:t>
-      </w:r>
-    </w:p>
-    <w:p>
-      <w:pPr>
-        <w:pStyle w:val="3"/>
-        <w:spacing w:line="400" w:lineRule="exact"/>
-        <w:ind w:firstLineChars="200" w:firstLine="482"/>
-        <w:rPr>
-          <w:rFonts w:ascii="SimSun" w:hAnsi="SimSun" w:cs="SimSun"/>
-          <w:sz w:val="24"/>
-          <w:szCs w:val="24"/>
-          <w:lang w:eastAsia="zh-CN"/>
-        </w:rPr>
-      </w:pPr>
-      <w:r>
-        <w:rPr>
-          <w:rFonts w:ascii="SimSun" w:hAnsi="SimSun"/>
-          <w:b/>
-          <w:sz w:val="24"/>
-          <w:szCs w:val="24"/>
-          <w:lang w:eastAsia="zh-CN"/>
-        </w:rPr>
-        <w:t>采用的教学方法：</w:t>
-      </w:r>
-      <w:r>
-        <w:rPr>
-          <w:rFonts w:ascii="SimSun" w:hAnsi="SimSun"/>
-          <w:sz w:val="24"/>
-          <w:szCs w:val="24"/>
-          <w:lang w:eastAsia="zh-CN"/>
-        </w:rPr>
-        <w:t xml:space="preserve">项目导引、主持过程正反面情景重现、实地组编组下放测试</w:t>
-      </w:r>
-    </w:p>
-    <w:p>
-      <w:pPr>
-        <w:pStyle w:val="3"/>
-        <w:spacing w:line="400" w:lineRule="exact"/>
-        <w:ind w:firstLineChars="200" w:firstLine="482"/>
-        <w:rPr>
-          <w:rFonts w:ascii="SimSun" w:hAnsi="SimSun" w:cs="SimSun"/>
-          <w:sz w:val="24"/>
-          <w:szCs w:val="24"/>
-          <w:lang w:eastAsia="zh-CN"/>
-        </w:rPr>
-      </w:pPr>
-      <w:r>
-        <w:rPr>
-          <w:rFonts w:ascii="SimSun" w:hAnsi="SimSun"/>
-          <w:b/>
-          <w:sz w:val="24"/>
-          <w:szCs w:val="24"/>
-          <w:lang w:eastAsia="zh-CN"/>
-        </w:rPr>
-        <w:t>理论学时：</w:t>
-      </w:r>
-      <w:r>
-        <w:rPr>
-          <w:rFonts w:ascii="SimSun" w:hAnsi="SimSun"/>
-          <w:sz w:val="24"/>
-          <w:szCs w:val="24"/>
-          <w:lang w:eastAsia="zh-CN"/>
-        </w:rPr>
-        <w:t xml:space="preserve">0学时</w:t>
-      </w:r>
-    </w:p>
-    <w:p>
-      <w:pPr>
-        <w:pStyle w:val="3"/>
-        <w:spacing w:line="400" w:lineRule="exact"/>
-        <w:ind w:firstLineChars="200" w:firstLine="482"/>
-        <w:rPr>
-          <w:rFonts w:ascii="SimSun" w:hAnsi="SimSun"/>
-          <w:sz w:val="24"/>
-          <w:szCs w:val="24"/>
-          <w:lang w:eastAsia="zh-CN"/>
-        </w:rPr>
-      </w:pPr>
-      <w:r>
-        <w:rPr>
-          <w:rFonts w:ascii="SimSun" w:hAnsi="SimSun"/>
-          <w:b/>
-          <w:sz w:val="24"/>
-          <w:szCs w:val="24"/>
-          <w:lang w:eastAsia="zh-CN"/>
-        </w:rPr>
-        <w:t>实践学时：</w:t>
-      </w:r>
-      <w:r>
-        <w:rPr>
-          <w:rFonts w:ascii="SimSun" w:hAnsi="SimSun"/>
-          <w:sz w:val="24"/>
-          <w:szCs w:val="24"/>
-          <w:lang w:eastAsia="zh-CN"/>
-        </w:rPr>
-        <w:t xml:space="preserve">4学时</w:t>
-      </w:r>
-    </w:p>
-    <w:p>
-      <w:pPr>
-        <w:pStyle w:val="3"/>
-        <w:spacing w:line="400" w:lineRule="exact"/>
-        <w:ind w:firstLineChars="200" w:firstLine="480"/>
-        <w:rPr>
-          <w:rFonts w:ascii="SimSun" w:hAnsi="SimSun" w:cs="SimSun"/>
-          <w:sz w:val="24"/>
-          <w:szCs w:val="24"/>
-          <w:lang w:eastAsia="zh-CN"/>
-        </w:rPr>
-      </w:pPr>
-      <w:r>
-        <w:rPr>
-          <w:rFonts w:ascii="SimSun" w:hAnsi="SimSun"/>
-          <w:sz w:val="24"/>
-          <w:szCs w:val="24"/>
-          <w:lang w:eastAsia="zh-CN"/>
-        </w:rPr>
-        <w:t/>
-      </w:r>
-    </w:p>
-    <w:p>
-      <w:pPr>
-        <w:pStyle w:val="3"/>
-        <w:spacing w:line="400" w:lineRule="exact"/>
-        <w:ind w:firstLineChars="200" w:firstLine="482"/>
-        <w:rPr>
-          <w:rFonts w:ascii="SimSun" w:hAnsi="SimSun" w:cs="Tahoma"/>
-          <w:sz w:val="24"/>
-          <w:szCs w:val="24"/>
-          <w:lang w:eastAsia="zh-CN"/>
-        </w:rPr>
-      </w:pPr>
-      <w:r>
-        <w:rPr>
-          <w:rFonts w:ascii="SimSun" w:hAnsi="SimSun" w:cs="Tahoma"/>
-          <w:b/>
-          <w:sz w:val="24"/>
-          <w:szCs w:val="24"/>
-          <w:lang w:eastAsia="zh-CN"/>
-        </w:rPr>
-        <w:t xml:space="preserve">第14章  数据复盘与作品库凝练</w:t>
-      </w:r>
-    </w:p>
-    <w:p>
-      <w:pPr>
-        <w:pStyle w:val="3"/>
-        <w:spacing w:line="400" w:lineRule="exact"/>
-        <w:ind w:firstLineChars="200" w:firstLine="482"/>
-        <w:rPr>
-          <w:rFonts w:ascii="SimSun" w:hAnsi="SimSun" w:cs="SimSun"/>
-          <w:sz w:val="24"/>
-          <w:szCs w:val="24"/>
-          <w:lang w:eastAsia="zh-CN"/>
-        </w:rPr>
-      </w:pPr>
-      <w:r>
-        <w:rPr>
-          <w:rFonts w:ascii="SimSun" w:hAnsi="SimSun"/>
-          <w:b/>
-          <w:sz w:val="24"/>
-          <w:szCs w:val="24"/>
-          <w:lang w:eastAsia="zh-CN"/>
-        </w:rPr>
-        <w:t>主要知识点：</w:t>
-      </w:r>
-    </w:p>
-    <w:p>
-      <w:pPr>
-        <w:pStyle w:val="3"/>
-        <w:spacing w:line="400" w:lineRule="exact"/>
-        <w:ind w:firstLineChars="200" w:firstLine="480"/>
-        <w:rPr>
-          <w:rFonts w:ascii="SimSun" w:hAnsi="SimSun" w:cs="SimSun"/>
-          <w:sz w:val="24"/>
-          <w:szCs w:val="24"/>
-          <w:lang w:eastAsia="zh-CN"/>
-        </w:rPr>
-      </w:pPr>
-      <w:r>
-        <w:rPr>
-          <w:rFonts w:ascii="SimSun" w:hAnsi="SimSun"/>
-          <w:sz w:val="24"/>
-          <w:szCs w:val="24"/>
-          <w:lang w:eastAsia="zh-CN"/>
-        </w:rPr>
-        <w:t xml:space="preserve">14.1 体验设计作品库的闭环故事梳理核心心法</w:t>
-      </w:r>
-    </w:p>
-    <w:p>
-      <w:pPr>
-        <w:pStyle w:val="3"/>
-        <w:spacing w:line="400" w:lineRule="exact"/>
-        <w:ind w:firstLineChars="200" w:firstLine="480"/>
-        <w:rPr>
-          <w:rFonts w:ascii="SimSun" w:hAnsi="SimSun" w:cs="SimSun"/>
-          <w:sz w:val="24"/>
-          <w:szCs w:val="24"/>
-          <w:lang w:eastAsia="zh-CN"/>
-        </w:rPr>
-      </w:pPr>
-      <w:r>
-        <w:rPr>
-          <w:rFonts w:ascii="SimSun" w:hAnsi="SimSun"/>
-          <w:sz w:val="24"/>
-          <w:szCs w:val="24"/>
-          <w:lang w:eastAsia="zh-CN"/>
-        </w:rPr>
-        <w:t xml:space="preserve">14.2 收尾 实验5(Exp5)，总结测试痛点并定版前后旅程对比</w:t>
-      </w:r>
-    </w:p>
-    <w:p>
-      <w:pPr>
-        <w:pStyle w:val="3"/>
-        <w:spacing w:line="400" w:lineRule="exact"/>
-        <w:ind w:firstLineChars="200" w:firstLine="480"/>
-        <w:rPr>
-          <w:rFonts w:ascii="SimSun" w:hAnsi="SimSun" w:cs="SimSun"/>
-          <w:sz w:val="24"/>
-          <w:szCs w:val="24"/>
-          <w:lang w:eastAsia="zh-CN"/>
-        </w:rPr>
-      </w:pPr>
-      <w:r>
-        <w:rPr>
-          <w:rFonts w:ascii="SimSun" w:hAnsi="SimSun"/>
-          <w:sz w:val="24"/>
-          <w:szCs w:val="24"/>
-          <w:lang w:eastAsia="zh-CN"/>
-        </w:rPr>
-        <w:t xml:space="preserve">参考教材：《精益 UX：设计伟大产品的敏捷反求方法 (Lean UX)》第十六章 精益UX与敏捷的整合；第十七章 推动组织变革</w:t>
-      </w:r>
-    </w:p>
-    <w:p>
-      <w:pPr>
-        <w:pStyle w:val="3"/>
-        <w:spacing w:line="400" w:lineRule="exact"/>
-        <w:ind w:firstLineChars="200" w:firstLine="482"/>
-        <w:rPr>
-          <w:rFonts w:ascii="SimSun" w:hAnsi="SimSun" w:cs="SimSun"/>
-          <w:sz w:val="24"/>
-          <w:szCs w:val="24"/>
-          <w:lang w:eastAsia="zh-CN"/>
-        </w:rPr>
-      </w:pPr>
-      <w:r>
-        <w:rPr>
-          <w:rFonts w:ascii="SimSun" w:hAnsi="SimSun"/>
-          <w:b/>
-          <w:sz w:val="24"/>
-          <w:szCs w:val="24"/>
-          <w:lang w:eastAsia="zh-CN"/>
-        </w:rPr>
-        <w:t>教学要求：</w:t>
-      </w:r>
-      <w:r>
-        <w:rPr>
-          <w:rFonts w:ascii="SimSun" w:hAnsi="SimSun"/>
-          <w:sz w:val="24"/>
-          <w:szCs w:val="24"/>
-          <w:lang w:eastAsia="zh-CN"/>
-        </w:rPr>
-        <w:t xml:space="preserve">掌握交互体验从发现到验证再到优化的闭环叙事结构并制作展示资产；能够系统梳理并量化测试反馈</w:t>
-      </w:r>
-    </w:p>
-    <w:p>
-      <w:pPr>
-        <w:pStyle w:val="3"/>
-        <w:spacing w:line="400" w:lineRule="exact"/>
-        <w:ind w:firstLineChars="200" w:firstLine="482"/>
-        <w:rPr>
-          <w:rFonts w:ascii="SimSun" w:hAnsi="SimSun" w:cs="SimSun"/>
-          <w:sz w:val="24"/>
-          <w:szCs w:val="24"/>
-          <w:lang w:eastAsia="zh-CN"/>
-        </w:rPr>
-      </w:pPr>
-      <w:r>
-        <w:rPr>
-          <w:rFonts w:ascii="SimSun" w:hAnsi="SimSun"/>
-          <w:b/>
-          <w:sz w:val="24"/>
-          <w:szCs w:val="24"/>
-          <w:lang w:eastAsia="zh-CN"/>
-        </w:rPr>
-        <w:t>重点：</w:t>
-      </w:r>
-      <w:r>
-        <w:rPr>
-          <w:rFonts w:ascii="SimSun" w:hAnsi="SimSun"/>
-          <w:sz w:val="24"/>
-          <w:szCs w:val="24"/>
-          <w:lang w:eastAsia="zh-CN"/>
-        </w:rPr>
-        <w:t xml:space="preserve">测试数据的质性归纳方法与基于痛点验证闭环的专业复盘叙事法则</w:t>
-      </w:r>
-    </w:p>
-    <w:p>
-      <w:pPr>
-        <w:pStyle w:val="3"/>
-        <w:spacing w:line="400" w:lineRule="exact"/>
-        <w:ind w:firstLineChars="200" w:firstLine="482"/>
-        <w:rPr>
-          <w:rFonts w:ascii="SimSun" w:hAnsi="SimSun" w:cs="SimSun"/>
-          <w:sz w:val="24"/>
-          <w:szCs w:val="24"/>
-          <w:lang w:eastAsia="zh-CN"/>
-        </w:rPr>
-      </w:pPr>
-      <w:r>
-        <w:rPr>
-          <w:rFonts w:ascii="SimSun" w:hAnsi="SimSun"/>
-          <w:b/>
-          <w:sz w:val="24"/>
-          <w:szCs w:val="24"/>
-          <w:lang w:eastAsia="zh-CN"/>
-        </w:rPr>
-        <w:t>难点：</w:t>
-      </w:r>
-      <w:r>
-        <w:rPr>
-          <w:rFonts w:ascii="SimSun" w:hAnsi="SimSun"/>
-          <w:sz w:val="24"/>
-          <w:szCs w:val="24"/>
-          <w:lang w:eastAsia="zh-CN"/>
-        </w:rPr>
-        <w:t xml:space="preserve">不仅呈现好看的最终结果，更能生动讲透从缺陷反馈到逻辑推倒重来、最终数据提升跌宕起伏的专业故事</w:t>
-      </w:r>
-    </w:p>
-    <w:p>
-      <w:pPr>
-        <w:pStyle w:val="3"/>
-        <w:spacing w:line="400" w:lineRule="exact"/>
-        <w:ind w:firstLineChars="200" w:firstLine="482"/>
-        <w:rPr>
-          <w:rFonts w:ascii="SimSun" w:hAnsi="SimSun" w:cs="SimSun"/>
-          <w:sz w:val="24"/>
-          <w:szCs w:val="24"/>
-          <w:lang w:eastAsia="zh-CN"/>
-        </w:rPr>
-      </w:pPr>
-      <w:r>
-        <w:rPr>
-          <w:rFonts w:ascii="SimSun" w:hAnsi="SimSun"/>
-          <w:b/>
-          <w:sz w:val="24"/>
-          <w:szCs w:val="24"/>
-          <w:lang w:eastAsia="zh-CN"/>
-        </w:rPr>
-        <w:t>课程思政融入点：</w:t>
-      </w:r>
-      <w:r>
-        <w:rPr>
-          <w:rFonts w:ascii="SimSun" w:hAnsi="SimSun"/>
-          <w:sz w:val="24"/>
-          <w:szCs w:val="24"/>
-          <w:lang w:eastAsia="zh-CN"/>
-        </w:rPr>
-        <w:t xml:space="preserve">将自我批判融入复盘过程，坦诚面对设计失误并展现持续迭代的发展价值观</w:t>
+        <w:t xml:space="preserve">树立专业伦理与用户同理心，拒绝脱离业务痛点、单纯追求视觉的“美丽的废物”；勇于拥抱失败，在不断推翻重构中捍卫产品体验底线，实现从“画图美工”到“产品灵魂战略家”的职业身份觉醒。</w:t>
       </w:r>
     </w:p>
     <w:p>
@@ -8773,7 +8465,7 @@
                 <w:szCs w:val="21"/>
                 <w:lang w:eastAsia="zh-CN"/>
               </w:rPr>
-              <w:t xml:space="preserve">对应实验 3「AI Agents 驱动的个人作品集网站实现」。考核要求：产出包含完整前期过程文档（简报、PRD、前端规范、架构）及基于纯 HTML/CSS/JS 实现的 4 个核心网页初稿，体现 AI 协作与文档驱动的工程能力。</w:t>
+              <w:t xml:space="preserve">对应实验 3「AI Agents 驱动的数字体验原型实现」。考核要求：产出包含完整前期过程文档（简报、PRD、视觉规范、架构）及由 Agent 辅助生成的 4 个核心网页初稿，体现 AI 协作与文档驱动的能力。</w:t>
             </w:r>
           </w:p>
         </w:tc>
